--- a/tools/myCustomBlockly/amani/I2C鍵盤/i2cKeypay規劃.docx
+++ b/tools/myCustomBlockly/amani/I2C鍵盤/i2cKeypay規劃.docx
@@ -1,6 +1,6 @@
 
 <file path=word/document.xml><?xml version="1.0" encoding="utf-8"?>
-<w:document xmlns:wpc="http://schemas.microsoft.com/office/word/2010/wordprocessingCanvas" xmlns:cx="http://schemas.microsoft.com/office/drawing/2014/chartex" xmlns:cx1="http://schemas.microsoft.com/office/drawing/2015/9/8/chartex" xmlns:cx2="http://schemas.microsoft.com/office/drawing/2015/10/21/chartex" xmlns:cx3="http://schemas.microsoft.com/office/drawing/2016/5/9/chartex" xmlns:cx4="http://schemas.microsoft.com/office/drawing/2016/5/10/chartex" xmlns:cx5="http://schemas.microsoft.com/office/drawing/2016/5/11/chartex" xmlns:cx6="http://schemas.microsoft.com/office/drawing/2016/5/12/chartex" xmlns:cx7="http://schemas.microsoft.com/office/drawing/2016/5/13/chartex" xmlns:cx8="http://schemas.microsoft.com/office/drawing/2016/5/14/chartex" xmlns:mc="http://schemas.openxmlformats.org/markup-compatibility/2006" xmlns:aink="http://schemas.microsoft.com/office/drawing/2016/ink" xmlns:am3d="http://schemas.microsoft.com/office/drawing/2017/model3d" xmlns:o="urn:schemas-microsoft-com:office:office" xmlns:r="http://schemas.openxmlformats.org/officeDocument/2006/relationships" xmlns:m="http://schemas.openxmlformats.org/officeDocument/2006/math" xmlns:v="urn:schemas-microsoft-com:vml" xmlns:wp14="http://schemas.microsoft.com/office/word/2010/wordprocessingDrawing" xmlns:wp="http://schemas.openxmlformats.org/drawingml/2006/wordprocessingDrawing" xmlns:w10="urn:schemas-microsoft-com:office:word" xmlns:w="http://schemas.openxmlformats.org/wordprocessingml/2006/main" xmlns:w14="http://schemas.microsoft.com/office/word/2010/wordml" xmlns:w15="http://schemas.microsoft.com/office/word/2012/wordml" xmlns:w16cex="http://schemas.microsoft.com/office/word/2018/wordml/cex" xmlns:w16cid="http://schemas.microsoft.com/office/word/2016/wordml/cid" xmlns:w16="http://schemas.microsoft.com/office/word/2018/wordml" xmlns:w16sdtdh="http://schemas.microsoft.com/office/word/2020/wordml/sdtdatahash" xmlns:w16se="http://schemas.microsoft.com/office/word/2015/wordml/symex" xmlns:wpg="http://schemas.microsoft.com/office/word/2010/wordprocessingGroup" xmlns:wpi="http://schemas.microsoft.com/office/word/2010/wordprocessingInk" xmlns:wne="http://schemas.microsoft.com/office/word/2006/wordml" xmlns:wps="http://schemas.microsoft.com/office/word/2010/wordprocessingShape" mc:Ignorable="w14 w15 w16se w16cid w16 w16cex w16sdtdh wp14">
+<w:document xmlns:wpc="http://schemas.microsoft.com/office/word/2010/wordprocessingCanvas" xmlns:cx="http://schemas.microsoft.com/office/drawing/2014/chartex" xmlns:mc="http://schemas.openxmlformats.org/markup-compatibility/2006" xmlns:o="urn:schemas-microsoft-com:office:office" xmlns:r="http://schemas.openxmlformats.org/officeDocument/2006/relationships" xmlns:m="http://schemas.openxmlformats.org/officeDocument/2006/math" xmlns:v="urn:schemas-microsoft-com:vml" xmlns:wp14="http://schemas.microsoft.com/office/word/2010/wordprocessingDrawing" xmlns:wp="http://schemas.openxmlformats.org/drawingml/2006/wordprocessingDrawing" xmlns:w10="urn:schemas-microsoft-com:office:word" xmlns:w="http://schemas.openxmlformats.org/wordprocessingml/2006/main" xmlns:w14="http://schemas.microsoft.com/office/word/2010/wordml" xmlns:w15="http://schemas.microsoft.com/office/word/2012/wordml" xmlns:w16se="http://schemas.microsoft.com/office/word/2015/wordml/symex" xmlns:wpg="http://schemas.microsoft.com/office/word/2010/wordprocessingGroup" xmlns:wpi="http://schemas.microsoft.com/office/word/2010/wordprocessingInk" xmlns:wne="http://schemas.microsoft.com/office/word/2006/wordml" xmlns:wps="http://schemas.microsoft.com/office/word/2010/wordprocessingShape" mc:Ignorable="w14 w15 w16se wp14">
   <w:body>
     <w:p>
       <w:pPr>
@@ -1001,6 +1001,7 @@
             <w:r>
               <w:rPr>
                 <w:rFonts w:ascii="Arial Unicode MS" w:hAnsi="Arial Unicode MS"/>
+                <w:noProof/>
                 <w:color w:val="008800"/>
                 <w:sz w:val="20"/>
                 <w:szCs w:val="20"/>
@@ -1614,7 +1615,6 @@
             <w:pPr>
               <w:spacing w:line="200" w:lineRule="exact"/>
               <w:rPr>
-                <w:rFonts w:hint="eastAsia"/>
                 <w:sz w:val="20"/>
                 <w:szCs w:val="20"/>
               </w:rPr>
@@ -2599,6 +2599,120 @@
                 <w:szCs w:val="20"/>
               </w:rPr>
               <w:t xml:space="preserve">  return keys[code];</w:t>
+            </w:r>
+          </w:p>
+          <w:p>
+            <w:pPr>
+              <w:spacing w:line="200" w:lineRule="exact"/>
+              <w:rPr>
+                <w:color w:val="ED7D31" w:themeColor="accent2"/>
+                <w:sz w:val="20"/>
+                <w:szCs w:val="20"/>
+              </w:rPr>
+            </w:pPr>
+            <w:r>
+              <w:rPr>
+                <w:color w:val="ED7D31" w:themeColor="accent2"/>
+                <w:sz w:val="20"/>
+                <w:szCs w:val="20"/>
+              </w:rPr>
+              <w:t>}</w:t>
+            </w:r>
+          </w:p>
+          <w:p>
+            <w:pPr>
+              <w:spacing w:line="200" w:lineRule="exact"/>
+              <w:rPr>
+                <w:color w:val="ED7D31" w:themeColor="accent2"/>
+                <w:sz w:val="20"/>
+                <w:szCs w:val="20"/>
+              </w:rPr>
+            </w:pPr>
+          </w:p>
+          <w:p>
+            <w:pPr>
+              <w:spacing w:line="200" w:lineRule="exact"/>
+              <w:rPr>
+                <w:color w:val="ED7D31" w:themeColor="accent2"/>
+                <w:sz w:val="20"/>
+                <w:szCs w:val="20"/>
+              </w:rPr>
+            </w:pPr>
+            <w:r>
+              <w:rPr>
+                <w:color w:val="ED7D31" w:themeColor="accent2"/>
+                <w:sz w:val="20"/>
+                <w:szCs w:val="20"/>
+              </w:rPr>
+              <w:t>int charToInt(char c) {</w:t>
+            </w:r>
+          </w:p>
+          <w:p>
+            <w:pPr>
+              <w:spacing w:line="200" w:lineRule="exact"/>
+              <w:rPr>
+                <w:color w:val="ED7D31" w:themeColor="accent2"/>
+                <w:sz w:val="20"/>
+                <w:szCs w:val="20"/>
+              </w:rPr>
+            </w:pPr>
+            <w:r>
+              <w:rPr>
+                <w:color w:val="ED7D31" w:themeColor="accent2"/>
+                <w:sz w:val="20"/>
+                <w:szCs w:val="20"/>
+              </w:rPr>
+              <w:t xml:space="preserve">  int num = c - </w:t>
+            </w:r>
+            <w:r>
+              <w:rPr>
+                <w:color w:val="538135" w:themeColor="accent6" w:themeShade="BF"/>
+                <w:sz w:val="20"/>
+                <w:szCs w:val="20"/>
+              </w:rPr>
+              <w:t>\</w:t>
+            </w:r>
+            <w:r>
+              <w:rPr>
+                <w:color w:val="ED7D31" w:themeColor="accent2"/>
+                <w:sz w:val="20"/>
+                <w:szCs w:val="20"/>
+              </w:rPr>
+              <w:t>'0</w:t>
+            </w:r>
+            <w:r>
+              <w:rPr>
+                <w:color w:val="538135" w:themeColor="accent6" w:themeShade="BF"/>
+                <w:sz w:val="20"/>
+                <w:szCs w:val="20"/>
+              </w:rPr>
+              <w:t>\</w:t>
+            </w:r>
+            <w:r>
+              <w:rPr>
+                <w:color w:val="ED7D31" w:themeColor="accent2"/>
+                <w:sz w:val="20"/>
+                <w:szCs w:val="20"/>
+              </w:rPr>
+              <w:t>';</w:t>
+            </w:r>
+          </w:p>
+          <w:p>
+            <w:pPr>
+              <w:spacing w:line="200" w:lineRule="exact"/>
+              <w:rPr>
+                <w:color w:val="ED7D31" w:themeColor="accent2"/>
+                <w:sz w:val="20"/>
+                <w:szCs w:val="20"/>
+              </w:rPr>
+            </w:pPr>
+            <w:r>
+              <w:rPr>
+                <w:color w:val="ED7D31" w:themeColor="accent2"/>
+                <w:sz w:val="20"/>
+                <w:szCs w:val="20"/>
+              </w:rPr>
+              <w:t xml:space="preserve">  return num;</w:t>
             </w:r>
           </w:p>
           <w:p>
@@ -3182,34 +3296,7 @@
                 <w:sz w:val="20"/>
                 <w:szCs w:val="20"/>
               </w:rPr>
-              <w:t>_0</w:t>
-            </w:r>
-            <w:r>
-              <w:rPr>
-                <w:rFonts w:ascii="Arial Unicode MS" w:hAnsi="Arial Unicode MS"/>
-                <w:color w:val="008800"/>
-                <w:sz w:val="20"/>
-                <w:szCs w:val="20"/>
-              </w:rPr>
-              <w:t>2</w:t>
-            </w:r>
-            <w:r>
-              <w:rPr>
-                <w:rFonts w:ascii="Arial Unicode MS" w:hAnsi="Arial Unicode MS"/>
-                <w:color w:val="008800"/>
-                <w:sz w:val="20"/>
-                <w:szCs w:val="20"/>
-              </w:rPr>
-              <w:t>amani_i2ckeypad_</w:t>
-            </w:r>
-            <w:r>
-              <w:rPr>
-                <w:rFonts w:ascii="Arial Unicode MS" w:hAnsi="Arial Unicode MS"/>
-                <w:color w:val="008800"/>
-                <w:sz w:val="20"/>
-                <w:szCs w:val="20"/>
-              </w:rPr>
-              <w:t>loop</w:t>
+              <w:t>_02amani_i2ckeypad_loop</w:t>
             </w:r>
           </w:p>
           <w:p>
@@ -3238,7 +3325,7 @@
             <w:pPr>
               <w:widowControl/>
               <w:rPr>
-                <w:rFonts w:ascii="Arial Unicode MS" w:hAnsi="Arial Unicode MS" w:hint="eastAsia"/>
+                <w:rFonts w:ascii="Arial Unicode MS" w:hAnsi="Arial Unicode MS"/>
                 <w:color w:val="008800"/>
                 <w:sz w:val="20"/>
                 <w:szCs w:val="20"/>
@@ -3330,16 +3417,7 @@
                 <w:sz w:val="20"/>
                 <w:szCs w:val="20"/>
               </w:rPr>
-              <w:t>amani_i2ckeypad_</w:t>
-            </w:r>
-            <w:r>
-              <w:rPr>
-                <w:rFonts w:ascii="Arial Unicode MS" w:hAnsi="Arial Unicode MS"/>
-                <w:color w:val="008800"/>
-                <w:sz w:val="20"/>
-                <w:szCs w:val="20"/>
-              </w:rPr>
-              <w:t>iskey</w:t>
+              <w:t>amani_i2ckeypad_iskey</w:t>
             </w:r>
           </w:p>
           <w:p>
@@ -3833,7 +3911,7 @@
             <w:pPr>
               <w:widowControl/>
               <w:rPr>
-                <w:rFonts w:ascii="Arial Unicode MS" w:hAnsi="Arial Unicode MS" w:hint="eastAsia"/>
+                <w:rFonts w:ascii="Arial Unicode MS" w:hAnsi="Arial Unicode MS"/>
                 <w:color w:val="008800"/>
                 <w:sz w:val="20"/>
                 <w:szCs w:val="20"/>
@@ -3970,16 +4048,7 @@
                 <w:sz w:val="20"/>
                 <w:szCs w:val="20"/>
               </w:rPr>
-              <w:t>amani_i2ckeypad_</w:t>
-            </w:r>
-            <w:r>
-              <w:rPr>
-                <w:rFonts w:ascii="Arial Unicode MS" w:hAnsi="Arial Unicode MS"/>
-                <w:color w:val="008800"/>
-                <w:sz w:val="20"/>
-                <w:szCs w:val="20"/>
-              </w:rPr>
-              <w:t>key</w:t>
+              <w:t>amani_i2ckeypad_key</w:t>
             </w:r>
           </w:p>
           <w:p>
@@ -4471,7 +4540,7 @@
             <w:pPr>
               <w:widowControl/>
               <w:rPr>
-                <w:rFonts w:ascii="Arial Unicode MS" w:hAnsi="Arial Unicode MS" w:hint="eastAsia"/>
+                <w:rFonts w:ascii="Arial Unicode MS" w:hAnsi="Arial Unicode MS"/>
                 <w:color w:val="008800"/>
                 <w:sz w:val="20"/>
                 <w:szCs w:val="20"/>
@@ -4563,16 +4632,7 @@
                 <w:sz w:val="20"/>
                 <w:szCs w:val="20"/>
               </w:rPr>
-              <w:t>amani_i2ckeypad_</w:t>
-            </w:r>
-            <w:r>
-              <w:rPr>
-                <w:rFonts w:ascii="Arial Unicode MS" w:hAnsi="Arial Unicode MS"/>
-                <w:color w:val="008800"/>
-                <w:sz w:val="20"/>
-                <w:szCs w:val="20"/>
-              </w:rPr>
-              <w:t>keynull</w:t>
+              <w:t>amani_i2ckeypad_keynull</w:t>
             </w:r>
           </w:p>
           <w:p>
@@ -5105,6 +5165,7 @@
                 <w:sz w:val="20"/>
                 <w:szCs w:val="20"/>
               </w:rPr>
+              <w:lastRenderedPageBreak/>
               <w:t>_0</w:t>
             </w:r>
             <w:r>
@@ -5123,16 +5184,7 @@
                 <w:sz w:val="20"/>
                 <w:szCs w:val="20"/>
               </w:rPr>
-              <w:t>amani_i2ckeypad_</w:t>
-            </w:r>
-            <w:r>
-              <w:rPr>
-                <w:rFonts w:ascii="Arial Unicode MS" w:hAnsi="Arial Unicode MS"/>
-                <w:color w:val="008800"/>
-                <w:sz w:val="20"/>
-                <w:szCs w:val="20"/>
-              </w:rPr>
-              <w:t>funcnum</w:t>
+              <w:t>amani_i2ckeypad_funcnum</w:t>
             </w:r>
           </w:p>
           <w:p>
@@ -5146,6 +5198,719 @@
             </w:pPr>
             <w:r>
               <w:rPr>
+                <w:noProof/>
+              </w:rPr>
+              <mc:AlternateContent>
+                <mc:Choice Requires="wpg">
+                  <w:drawing>
+                    <wp:anchor distT="0" distB="0" distL="114300" distR="114300" simplePos="0" relativeHeight="251681792" behindDoc="0" locked="0" layoutInCell="1" allowOverlap="1" wp14:anchorId="0EACB737" wp14:editId="6EC6C40A">
+                      <wp:simplePos x="0" y="0"/>
+                      <wp:positionH relativeFrom="column">
+                        <wp:posOffset>-3442</wp:posOffset>
+                      </wp:positionH>
+                      <wp:positionV relativeFrom="paragraph">
+                        <wp:posOffset>230405</wp:posOffset>
+                      </wp:positionV>
+                      <wp:extent cx="2546684" cy="263525"/>
+                      <wp:effectExtent l="19050" t="0" r="25400" b="22225"/>
+                      <wp:wrapNone/>
+                      <wp:docPr id="6" name="群組 5"/>
+                      <wp:cNvGraphicFramePr/>
+                      <a:graphic xmlns:a="http://schemas.openxmlformats.org/drawingml/2006/main">
+                        <a:graphicData uri="http://schemas.microsoft.com/office/word/2010/wordprocessingGroup">
+                          <wpg:wgp>
+                            <wpg:cNvGrpSpPr/>
+                            <wpg:grpSpPr>
+                              <a:xfrm>
+                                <a:off x="0" y="0"/>
+                                <a:ext cx="2546684" cy="263525"/>
+                                <a:chOff x="0" y="0"/>
+                                <a:chExt cx="2282153" cy="263525"/>
+                              </a:xfrm>
+                            </wpg:grpSpPr>
+                            <wps:wsp>
+                              <wps:cNvPr id="2" name="圓角矩形 48"/>
+                              <wps:cNvSpPr/>
+                              <wps:spPr>
+                                <a:xfrm>
+                                  <a:off x="0" y="0"/>
+                                  <a:ext cx="2282153" cy="263525"/>
+                                </a:xfrm>
+                                <a:custGeom>
+                                  <a:avLst/>
+                                  <a:gdLst>
+                                    <a:gd name="connsiteX0" fmla="*/ 0 w 4506685"/>
+                                    <a:gd name="connsiteY0" fmla="*/ 62594 h 375557"/>
+                                    <a:gd name="connsiteX1" fmla="*/ 62594 w 4506685"/>
+                                    <a:gd name="connsiteY1" fmla="*/ 0 h 375557"/>
+                                    <a:gd name="connsiteX2" fmla="*/ 4444091 w 4506685"/>
+                                    <a:gd name="connsiteY2" fmla="*/ 0 h 375557"/>
+                                    <a:gd name="connsiteX3" fmla="*/ 4506685 w 4506685"/>
+                                    <a:gd name="connsiteY3" fmla="*/ 62594 h 375557"/>
+                                    <a:gd name="connsiteX4" fmla="*/ 4506685 w 4506685"/>
+                                    <a:gd name="connsiteY4" fmla="*/ 312963 h 375557"/>
+                                    <a:gd name="connsiteX5" fmla="*/ 4444091 w 4506685"/>
+                                    <a:gd name="connsiteY5" fmla="*/ 375557 h 375557"/>
+                                    <a:gd name="connsiteX6" fmla="*/ 62594 w 4506685"/>
+                                    <a:gd name="connsiteY6" fmla="*/ 375557 h 375557"/>
+                                    <a:gd name="connsiteX7" fmla="*/ 0 w 4506685"/>
+                                    <a:gd name="connsiteY7" fmla="*/ 312963 h 375557"/>
+                                    <a:gd name="connsiteX8" fmla="*/ 0 w 4506685"/>
+                                    <a:gd name="connsiteY8" fmla="*/ 62594 h 375557"/>
+                                    <a:gd name="connsiteX0" fmla="*/ 0 w 4506685"/>
+                                    <a:gd name="connsiteY0" fmla="*/ 62594 h 375557"/>
+                                    <a:gd name="connsiteX1" fmla="*/ 62594 w 4506685"/>
+                                    <a:gd name="connsiteY1" fmla="*/ 0 h 375557"/>
+                                    <a:gd name="connsiteX2" fmla="*/ 4444091 w 4506685"/>
+                                    <a:gd name="connsiteY2" fmla="*/ 0 h 375557"/>
+                                    <a:gd name="connsiteX3" fmla="*/ 4506685 w 4506685"/>
+                                    <a:gd name="connsiteY3" fmla="*/ 62594 h 375557"/>
+                                    <a:gd name="connsiteX4" fmla="*/ 4506685 w 4506685"/>
+                                    <a:gd name="connsiteY4" fmla="*/ 312963 h 375557"/>
+                                    <a:gd name="connsiteX5" fmla="*/ 4444091 w 4506685"/>
+                                    <a:gd name="connsiteY5" fmla="*/ 375557 h 375557"/>
+                                    <a:gd name="connsiteX6" fmla="*/ 62594 w 4506685"/>
+                                    <a:gd name="connsiteY6" fmla="*/ 375557 h 375557"/>
+                                    <a:gd name="connsiteX7" fmla="*/ 0 w 4506685"/>
+                                    <a:gd name="connsiteY7" fmla="*/ 312963 h 375557"/>
+                                    <a:gd name="connsiteX8" fmla="*/ 5443 w 4506685"/>
+                                    <a:gd name="connsiteY8" fmla="*/ 163286 h 375557"/>
+                                    <a:gd name="connsiteX9" fmla="*/ 0 w 4506685"/>
+                                    <a:gd name="connsiteY9" fmla="*/ 62594 h 375557"/>
+                                    <a:gd name="connsiteX0" fmla="*/ 310249 w 4816934"/>
+                                    <a:gd name="connsiteY0" fmla="*/ 62594 h 375557"/>
+                                    <a:gd name="connsiteX1" fmla="*/ 372843 w 4816934"/>
+                                    <a:gd name="connsiteY1" fmla="*/ 0 h 375557"/>
+                                    <a:gd name="connsiteX2" fmla="*/ 4754340 w 4816934"/>
+                                    <a:gd name="connsiteY2" fmla="*/ 0 h 375557"/>
+                                    <a:gd name="connsiteX3" fmla="*/ 4816934 w 4816934"/>
+                                    <a:gd name="connsiteY3" fmla="*/ 62594 h 375557"/>
+                                    <a:gd name="connsiteX4" fmla="*/ 4816934 w 4816934"/>
+                                    <a:gd name="connsiteY4" fmla="*/ 312963 h 375557"/>
+                                    <a:gd name="connsiteX5" fmla="*/ 4754340 w 4816934"/>
+                                    <a:gd name="connsiteY5" fmla="*/ 375557 h 375557"/>
+                                    <a:gd name="connsiteX6" fmla="*/ 372843 w 4816934"/>
+                                    <a:gd name="connsiteY6" fmla="*/ 375557 h 375557"/>
+                                    <a:gd name="connsiteX7" fmla="*/ 310249 w 4816934"/>
+                                    <a:gd name="connsiteY7" fmla="*/ 312963 h 375557"/>
+                                    <a:gd name="connsiteX8" fmla="*/ 0 w 4816934"/>
+                                    <a:gd name="connsiteY8" fmla="*/ 146945 h 375557"/>
+                                    <a:gd name="connsiteX9" fmla="*/ 310249 w 4816934"/>
+                                    <a:gd name="connsiteY9" fmla="*/ 62594 h 375557"/>
+                                    <a:gd name="connsiteX0" fmla="*/ 310249 w 4816934"/>
+                                    <a:gd name="connsiteY0" fmla="*/ 62594 h 375557"/>
+                                    <a:gd name="connsiteX1" fmla="*/ 372843 w 4816934"/>
+                                    <a:gd name="connsiteY1" fmla="*/ 0 h 375557"/>
+                                    <a:gd name="connsiteX2" fmla="*/ 4754340 w 4816934"/>
+                                    <a:gd name="connsiteY2" fmla="*/ 0 h 375557"/>
+                                    <a:gd name="connsiteX3" fmla="*/ 4816934 w 4816934"/>
+                                    <a:gd name="connsiteY3" fmla="*/ 62594 h 375557"/>
+                                    <a:gd name="connsiteX4" fmla="*/ 4816934 w 4816934"/>
+                                    <a:gd name="connsiteY4" fmla="*/ 312963 h 375557"/>
+                                    <a:gd name="connsiteX5" fmla="*/ 4754340 w 4816934"/>
+                                    <a:gd name="connsiteY5" fmla="*/ 375557 h 375557"/>
+                                    <a:gd name="connsiteX6" fmla="*/ 372843 w 4816934"/>
+                                    <a:gd name="connsiteY6" fmla="*/ 375557 h 375557"/>
+                                    <a:gd name="connsiteX7" fmla="*/ 310249 w 4816934"/>
+                                    <a:gd name="connsiteY7" fmla="*/ 312963 h 375557"/>
+                                    <a:gd name="connsiteX8" fmla="*/ 190500 w 4816934"/>
+                                    <a:gd name="connsiteY8" fmla="*/ 261257 h 375557"/>
+                                    <a:gd name="connsiteX9" fmla="*/ 0 w 4816934"/>
+                                    <a:gd name="connsiteY9" fmla="*/ 146945 h 375557"/>
+                                    <a:gd name="connsiteX10" fmla="*/ 310249 w 4816934"/>
+                                    <a:gd name="connsiteY10" fmla="*/ 62594 h 375557"/>
+                                    <a:gd name="connsiteX0" fmla="*/ 321154 w 4827839"/>
+                                    <a:gd name="connsiteY0" fmla="*/ 62594 h 375557"/>
+                                    <a:gd name="connsiteX1" fmla="*/ 383748 w 4827839"/>
+                                    <a:gd name="connsiteY1" fmla="*/ 0 h 375557"/>
+                                    <a:gd name="connsiteX2" fmla="*/ 4765245 w 4827839"/>
+                                    <a:gd name="connsiteY2" fmla="*/ 0 h 375557"/>
+                                    <a:gd name="connsiteX3" fmla="*/ 4827839 w 4827839"/>
+                                    <a:gd name="connsiteY3" fmla="*/ 62594 h 375557"/>
+                                    <a:gd name="connsiteX4" fmla="*/ 4827839 w 4827839"/>
+                                    <a:gd name="connsiteY4" fmla="*/ 312963 h 375557"/>
+                                    <a:gd name="connsiteX5" fmla="*/ 4765245 w 4827839"/>
+                                    <a:gd name="connsiteY5" fmla="*/ 375557 h 375557"/>
+                                    <a:gd name="connsiteX6" fmla="*/ 383748 w 4827839"/>
+                                    <a:gd name="connsiteY6" fmla="*/ 375557 h 375557"/>
+                                    <a:gd name="connsiteX7" fmla="*/ 321154 w 4827839"/>
+                                    <a:gd name="connsiteY7" fmla="*/ 312963 h 375557"/>
+                                    <a:gd name="connsiteX8" fmla="*/ 0 w 4827839"/>
+                                    <a:gd name="connsiteY8" fmla="*/ 321173 h 375557"/>
+                                    <a:gd name="connsiteX9" fmla="*/ 10905 w 4827839"/>
+                                    <a:gd name="connsiteY9" fmla="*/ 146945 h 375557"/>
+                                    <a:gd name="connsiteX10" fmla="*/ 321154 w 4827839"/>
+                                    <a:gd name="connsiteY10" fmla="*/ 62594 h 375557"/>
+                                    <a:gd name="connsiteX0" fmla="*/ 321154 w 4827839"/>
+                                    <a:gd name="connsiteY0" fmla="*/ 62594 h 375557"/>
+                                    <a:gd name="connsiteX1" fmla="*/ 383748 w 4827839"/>
+                                    <a:gd name="connsiteY1" fmla="*/ 0 h 375557"/>
+                                    <a:gd name="connsiteX2" fmla="*/ 4765245 w 4827839"/>
+                                    <a:gd name="connsiteY2" fmla="*/ 0 h 375557"/>
+                                    <a:gd name="connsiteX3" fmla="*/ 4827839 w 4827839"/>
+                                    <a:gd name="connsiteY3" fmla="*/ 62594 h 375557"/>
+                                    <a:gd name="connsiteX4" fmla="*/ 4827839 w 4827839"/>
+                                    <a:gd name="connsiteY4" fmla="*/ 312963 h 375557"/>
+                                    <a:gd name="connsiteX5" fmla="*/ 4765245 w 4827839"/>
+                                    <a:gd name="connsiteY5" fmla="*/ 375557 h 375557"/>
+                                    <a:gd name="connsiteX6" fmla="*/ 383748 w 4827839"/>
+                                    <a:gd name="connsiteY6" fmla="*/ 375557 h 375557"/>
+                                    <a:gd name="connsiteX7" fmla="*/ 321154 w 4827839"/>
+                                    <a:gd name="connsiteY7" fmla="*/ 312963 h 375557"/>
+                                    <a:gd name="connsiteX8" fmla="*/ 0 w 4827839"/>
+                                    <a:gd name="connsiteY8" fmla="*/ 321173 h 375557"/>
+                                    <a:gd name="connsiteX9" fmla="*/ 38122 w 4827839"/>
+                                    <a:gd name="connsiteY9" fmla="*/ 97924 h 375557"/>
+                                    <a:gd name="connsiteX10" fmla="*/ 321154 w 4827839"/>
+                                    <a:gd name="connsiteY10" fmla="*/ 62594 h 375557"/>
+                                    <a:gd name="connsiteX0" fmla="*/ 283032 w 4789717"/>
+                                    <a:gd name="connsiteY0" fmla="*/ 62594 h 375557"/>
+                                    <a:gd name="connsiteX1" fmla="*/ 345626 w 4789717"/>
+                                    <a:gd name="connsiteY1" fmla="*/ 0 h 375557"/>
+                                    <a:gd name="connsiteX2" fmla="*/ 4727123 w 4789717"/>
+                                    <a:gd name="connsiteY2" fmla="*/ 0 h 375557"/>
+                                    <a:gd name="connsiteX3" fmla="*/ 4789717 w 4789717"/>
+                                    <a:gd name="connsiteY3" fmla="*/ 62594 h 375557"/>
+                                    <a:gd name="connsiteX4" fmla="*/ 4789717 w 4789717"/>
+                                    <a:gd name="connsiteY4" fmla="*/ 312963 h 375557"/>
+                                    <a:gd name="connsiteX5" fmla="*/ 4727123 w 4789717"/>
+                                    <a:gd name="connsiteY5" fmla="*/ 375557 h 375557"/>
+                                    <a:gd name="connsiteX6" fmla="*/ 345626 w 4789717"/>
+                                    <a:gd name="connsiteY6" fmla="*/ 375557 h 375557"/>
+                                    <a:gd name="connsiteX7" fmla="*/ 283032 w 4789717"/>
+                                    <a:gd name="connsiteY7" fmla="*/ 312963 h 375557"/>
+                                    <a:gd name="connsiteX8" fmla="*/ 21756 w 4789717"/>
+                                    <a:gd name="connsiteY8" fmla="*/ 315726 h 375557"/>
+                                    <a:gd name="connsiteX9" fmla="*/ 0 w 4789717"/>
+                                    <a:gd name="connsiteY9" fmla="*/ 97924 h 375557"/>
+                                    <a:gd name="connsiteX10" fmla="*/ 283032 w 4789717"/>
+                                    <a:gd name="connsiteY10" fmla="*/ 62594 h 375557"/>
+                                    <a:gd name="connsiteX0" fmla="*/ 261276 w 4767961"/>
+                                    <a:gd name="connsiteY0" fmla="*/ 62594 h 375557"/>
+                                    <a:gd name="connsiteX1" fmla="*/ 323870 w 4767961"/>
+                                    <a:gd name="connsiteY1" fmla="*/ 0 h 375557"/>
+                                    <a:gd name="connsiteX2" fmla="*/ 4705367 w 4767961"/>
+                                    <a:gd name="connsiteY2" fmla="*/ 0 h 375557"/>
+                                    <a:gd name="connsiteX3" fmla="*/ 4767961 w 4767961"/>
+                                    <a:gd name="connsiteY3" fmla="*/ 62594 h 375557"/>
+                                    <a:gd name="connsiteX4" fmla="*/ 4767961 w 4767961"/>
+                                    <a:gd name="connsiteY4" fmla="*/ 312963 h 375557"/>
+                                    <a:gd name="connsiteX5" fmla="*/ 4705367 w 4767961"/>
+                                    <a:gd name="connsiteY5" fmla="*/ 375557 h 375557"/>
+                                    <a:gd name="connsiteX6" fmla="*/ 323870 w 4767961"/>
+                                    <a:gd name="connsiteY6" fmla="*/ 375557 h 375557"/>
+                                    <a:gd name="connsiteX7" fmla="*/ 261276 w 4767961"/>
+                                    <a:gd name="connsiteY7" fmla="*/ 312963 h 375557"/>
+                                    <a:gd name="connsiteX8" fmla="*/ 0 w 4767961"/>
+                                    <a:gd name="connsiteY8" fmla="*/ 315726 h 375557"/>
+                                    <a:gd name="connsiteX9" fmla="*/ 92557 w 4767961"/>
+                                    <a:gd name="connsiteY9" fmla="*/ 81583 h 375557"/>
+                                    <a:gd name="connsiteX10" fmla="*/ 261276 w 4767961"/>
+                                    <a:gd name="connsiteY10" fmla="*/ 62594 h 375557"/>
+                                    <a:gd name="connsiteX0" fmla="*/ 168719 w 4675404"/>
+                                    <a:gd name="connsiteY0" fmla="*/ 62594 h 375557"/>
+                                    <a:gd name="connsiteX1" fmla="*/ 231313 w 4675404"/>
+                                    <a:gd name="connsiteY1" fmla="*/ 0 h 375557"/>
+                                    <a:gd name="connsiteX2" fmla="*/ 4612810 w 4675404"/>
+                                    <a:gd name="connsiteY2" fmla="*/ 0 h 375557"/>
+                                    <a:gd name="connsiteX3" fmla="*/ 4675404 w 4675404"/>
+                                    <a:gd name="connsiteY3" fmla="*/ 62594 h 375557"/>
+                                    <a:gd name="connsiteX4" fmla="*/ 4675404 w 4675404"/>
+                                    <a:gd name="connsiteY4" fmla="*/ 312963 h 375557"/>
+                                    <a:gd name="connsiteX5" fmla="*/ 4612810 w 4675404"/>
+                                    <a:gd name="connsiteY5" fmla="*/ 375557 h 375557"/>
+                                    <a:gd name="connsiteX6" fmla="*/ 231313 w 4675404"/>
+                                    <a:gd name="connsiteY6" fmla="*/ 375557 h 375557"/>
+                                    <a:gd name="connsiteX7" fmla="*/ 168719 w 4675404"/>
+                                    <a:gd name="connsiteY7" fmla="*/ 312963 h 375557"/>
+                                    <a:gd name="connsiteX8" fmla="*/ 59855 w 4675404"/>
+                                    <a:gd name="connsiteY8" fmla="*/ 315726 h 375557"/>
+                                    <a:gd name="connsiteX9" fmla="*/ 0 w 4675404"/>
+                                    <a:gd name="connsiteY9" fmla="*/ 81583 h 375557"/>
+                                    <a:gd name="connsiteX10" fmla="*/ 168719 w 4675404"/>
+                                    <a:gd name="connsiteY10" fmla="*/ 62594 h 375557"/>
+                                    <a:gd name="connsiteX0" fmla="*/ 119183 w 4625868"/>
+                                    <a:gd name="connsiteY0" fmla="*/ 62594 h 375557"/>
+                                    <a:gd name="connsiteX1" fmla="*/ 181777 w 4625868"/>
+                                    <a:gd name="connsiteY1" fmla="*/ 0 h 375557"/>
+                                    <a:gd name="connsiteX2" fmla="*/ 4563274 w 4625868"/>
+                                    <a:gd name="connsiteY2" fmla="*/ 0 h 375557"/>
+                                    <a:gd name="connsiteX3" fmla="*/ 4625868 w 4625868"/>
+                                    <a:gd name="connsiteY3" fmla="*/ 62594 h 375557"/>
+                                    <a:gd name="connsiteX4" fmla="*/ 4625868 w 4625868"/>
+                                    <a:gd name="connsiteY4" fmla="*/ 312963 h 375557"/>
+                                    <a:gd name="connsiteX5" fmla="*/ 4563274 w 4625868"/>
+                                    <a:gd name="connsiteY5" fmla="*/ 375557 h 375557"/>
+                                    <a:gd name="connsiteX6" fmla="*/ 181777 w 4625868"/>
+                                    <a:gd name="connsiteY6" fmla="*/ 375557 h 375557"/>
+                                    <a:gd name="connsiteX7" fmla="*/ 119183 w 4625868"/>
+                                    <a:gd name="connsiteY7" fmla="*/ 312963 h 375557"/>
+                                    <a:gd name="connsiteX8" fmla="*/ 10319 w 4625868"/>
+                                    <a:gd name="connsiteY8" fmla="*/ 315726 h 375557"/>
+                                    <a:gd name="connsiteX9" fmla="*/ 0 w 4625868"/>
+                                    <a:gd name="connsiteY9" fmla="*/ 77770 h 375557"/>
+                                    <a:gd name="connsiteX10" fmla="*/ 119183 w 4625868"/>
+                                    <a:gd name="connsiteY10" fmla="*/ 62594 h 375557"/>
+                                    <a:gd name="connsiteX0" fmla="*/ 119183 w 4625868"/>
+                                    <a:gd name="connsiteY0" fmla="*/ 127411 h 375557"/>
+                                    <a:gd name="connsiteX1" fmla="*/ 181777 w 4625868"/>
+                                    <a:gd name="connsiteY1" fmla="*/ 0 h 375557"/>
+                                    <a:gd name="connsiteX2" fmla="*/ 4563274 w 4625868"/>
+                                    <a:gd name="connsiteY2" fmla="*/ 0 h 375557"/>
+                                    <a:gd name="connsiteX3" fmla="*/ 4625868 w 4625868"/>
+                                    <a:gd name="connsiteY3" fmla="*/ 62594 h 375557"/>
+                                    <a:gd name="connsiteX4" fmla="*/ 4625868 w 4625868"/>
+                                    <a:gd name="connsiteY4" fmla="*/ 312963 h 375557"/>
+                                    <a:gd name="connsiteX5" fmla="*/ 4563274 w 4625868"/>
+                                    <a:gd name="connsiteY5" fmla="*/ 375557 h 375557"/>
+                                    <a:gd name="connsiteX6" fmla="*/ 181777 w 4625868"/>
+                                    <a:gd name="connsiteY6" fmla="*/ 375557 h 375557"/>
+                                    <a:gd name="connsiteX7" fmla="*/ 119183 w 4625868"/>
+                                    <a:gd name="connsiteY7" fmla="*/ 312963 h 375557"/>
+                                    <a:gd name="connsiteX8" fmla="*/ 10319 w 4625868"/>
+                                    <a:gd name="connsiteY8" fmla="*/ 315726 h 375557"/>
+                                    <a:gd name="connsiteX9" fmla="*/ 0 w 4625868"/>
+                                    <a:gd name="connsiteY9" fmla="*/ 77770 h 375557"/>
+                                    <a:gd name="connsiteX10" fmla="*/ 119183 w 4625868"/>
+                                    <a:gd name="connsiteY10" fmla="*/ 127411 h 375557"/>
+                                    <a:gd name="connsiteX0" fmla="*/ 119183 w 4625868"/>
+                                    <a:gd name="connsiteY0" fmla="*/ 127411 h 375557"/>
+                                    <a:gd name="connsiteX1" fmla="*/ 181777 w 4625868"/>
+                                    <a:gd name="connsiteY1" fmla="*/ 0 h 375557"/>
+                                    <a:gd name="connsiteX2" fmla="*/ 4563274 w 4625868"/>
+                                    <a:gd name="connsiteY2" fmla="*/ 0 h 375557"/>
+                                    <a:gd name="connsiteX3" fmla="*/ 4625868 w 4625868"/>
+                                    <a:gd name="connsiteY3" fmla="*/ 62594 h 375557"/>
+                                    <a:gd name="connsiteX4" fmla="*/ 4625868 w 4625868"/>
+                                    <a:gd name="connsiteY4" fmla="*/ 312963 h 375557"/>
+                                    <a:gd name="connsiteX5" fmla="*/ 4563274 w 4625868"/>
+                                    <a:gd name="connsiteY5" fmla="*/ 375557 h 375557"/>
+                                    <a:gd name="connsiteX6" fmla="*/ 181777 w 4625868"/>
+                                    <a:gd name="connsiteY6" fmla="*/ 375557 h 375557"/>
+                                    <a:gd name="connsiteX7" fmla="*/ 126803 w 4625868"/>
+                                    <a:gd name="connsiteY7" fmla="*/ 240520 h 375557"/>
+                                    <a:gd name="connsiteX8" fmla="*/ 10319 w 4625868"/>
+                                    <a:gd name="connsiteY8" fmla="*/ 315726 h 375557"/>
+                                    <a:gd name="connsiteX9" fmla="*/ 0 w 4625868"/>
+                                    <a:gd name="connsiteY9" fmla="*/ 77770 h 375557"/>
+                                    <a:gd name="connsiteX10" fmla="*/ 119183 w 4625868"/>
+                                    <a:gd name="connsiteY10" fmla="*/ 127411 h 375557"/>
+                                  </a:gdLst>
+                                  <a:ahLst/>
+                                  <a:cxnLst>
+                                    <a:cxn ang="0">
+                                      <a:pos x="connsiteX0" y="connsiteY0"/>
+                                    </a:cxn>
+                                    <a:cxn ang="0">
+                                      <a:pos x="connsiteX1" y="connsiteY1"/>
+                                    </a:cxn>
+                                    <a:cxn ang="0">
+                                      <a:pos x="connsiteX2" y="connsiteY2"/>
+                                    </a:cxn>
+                                    <a:cxn ang="0">
+                                      <a:pos x="connsiteX3" y="connsiteY3"/>
+                                    </a:cxn>
+                                    <a:cxn ang="0">
+                                      <a:pos x="connsiteX4" y="connsiteY4"/>
+                                    </a:cxn>
+                                    <a:cxn ang="0">
+                                      <a:pos x="connsiteX5" y="connsiteY5"/>
+                                    </a:cxn>
+                                    <a:cxn ang="0">
+                                      <a:pos x="connsiteX6" y="connsiteY6"/>
+                                    </a:cxn>
+                                    <a:cxn ang="0">
+                                      <a:pos x="connsiteX7" y="connsiteY7"/>
+                                    </a:cxn>
+                                    <a:cxn ang="0">
+                                      <a:pos x="connsiteX8" y="connsiteY8"/>
+                                    </a:cxn>
+                                    <a:cxn ang="0">
+                                      <a:pos x="connsiteX9" y="connsiteY9"/>
+                                    </a:cxn>
+                                    <a:cxn ang="0">
+                                      <a:pos x="connsiteX10" y="connsiteY10"/>
+                                    </a:cxn>
+                                  </a:cxnLst>
+                                  <a:rect l="l" t="t" r="r" b="b"/>
+                                  <a:pathLst>
+                                    <a:path w="4625868" h="375557">
+                                      <a:moveTo>
+                                        <a:pt x="119183" y="127411"/>
+                                      </a:moveTo>
+                                      <a:cubicBezTo>
+                                        <a:pt x="119183" y="92841"/>
+                                        <a:pt x="147207" y="0"/>
+                                        <a:pt x="181777" y="0"/>
+                                      </a:cubicBezTo>
+                                      <a:lnTo>
+                                        <a:pt x="4563274" y="0"/>
+                                      </a:lnTo>
+                                      <a:cubicBezTo>
+                                        <a:pt x="4597844" y="0"/>
+                                        <a:pt x="4625868" y="28024"/>
+                                        <a:pt x="4625868" y="62594"/>
+                                      </a:cubicBezTo>
+                                      <a:lnTo>
+                                        <a:pt x="4625868" y="312963"/>
+                                      </a:lnTo>
+                                      <a:cubicBezTo>
+                                        <a:pt x="4625868" y="347533"/>
+                                        <a:pt x="4597844" y="375557"/>
+                                        <a:pt x="4563274" y="375557"/>
+                                      </a:cubicBezTo>
+                                      <a:lnTo>
+                                        <a:pt x="181777" y="375557"/>
+                                      </a:lnTo>
+                                      <a:cubicBezTo>
+                                        <a:pt x="147207" y="375557"/>
+                                        <a:pt x="126803" y="275090"/>
+                                        <a:pt x="126803" y="240520"/>
+                                      </a:cubicBezTo>
+                                      <a:lnTo>
+                                        <a:pt x="10319" y="315726"/>
+                                      </a:lnTo>
+                                      <a:lnTo>
+                                        <a:pt x="0" y="77770"/>
+                                      </a:lnTo>
+                                      <a:lnTo>
+                                        <a:pt x="119183" y="127411"/>
+                                      </a:lnTo>
+                                      <a:close/>
+                                    </a:path>
+                                  </a:pathLst>
+                                </a:custGeom>
+                              </wps:spPr>
+                              <wps:style>
+                                <a:lnRef idx="2">
+                                  <a:schemeClr val="accent4">
+                                    <a:shade val="50000"/>
+                                  </a:schemeClr>
+                                </a:lnRef>
+                                <a:fillRef idx="1">
+                                  <a:schemeClr val="accent4"/>
+                                </a:fillRef>
+                                <a:effectRef idx="0">
+                                  <a:schemeClr val="accent4"/>
+                                </a:effectRef>
+                                <a:fontRef idx="minor">
+                                  <a:schemeClr val="lt1"/>
+                                </a:fontRef>
+                              </wps:style>
+                              <wps:txbx>
+                                <w:txbxContent>
+                                  <w:p>
+                                    <w:pPr>
+                                      <w:pStyle w:val="Web"/>
+                                      <w:spacing w:before="0" w:beforeAutospacing="0" w:after="0" w:afterAutospacing="0"/>
+                                      <w:ind w:firstLine="101"/>
+                                    </w:pPr>
+                                    <w:r>
+                                      <w:rPr>
+                                        <w:rFonts w:asciiTheme="minorHAnsi" w:eastAsiaTheme="minorEastAsia" w:cs="Times New Roman" w:hint="eastAsia"/>
+                                        <w:color w:val="FFFFFF" w:themeColor="light1"/>
+                                        <w:kern w:val="2"/>
+                                      </w:rPr>
+                                      <w:t>按鍵值</w:t>
+                                    </w:r>
+                                    <w:r>
+                                      <w:rPr>
+                                        <w:rFonts w:asciiTheme="minorHAnsi" w:eastAsiaTheme="minorEastAsia" w:hAnsi="Calibri" w:cs="Times New Roman"/>
+                                        <w:color w:val="FFFFFF" w:themeColor="light1"/>
+                                        <w:kern w:val="2"/>
+                                      </w:rPr>
+                                      <w:t>char</w:t>
+                                    </w:r>
+                                    <w:r>
+                                      <w:rPr>
+                                        <w:rFonts w:asciiTheme="minorHAnsi" w:eastAsiaTheme="minorEastAsia" w:cs="Times New Roman" w:hint="eastAsia"/>
+                                        <w:color w:val="FFFFFF" w:themeColor="light1"/>
+                                        <w:kern w:val="2"/>
+                                      </w:rPr>
+                                      <w:t>轉換成數值</w:t>
+                                    </w:r>
+                                    <w:r>
+                                      <w:rPr>
+                                        <w:rFonts w:asciiTheme="minorHAnsi" w:eastAsiaTheme="minorEastAsia" w:hAnsi="Calibri" w:cs="Times New Roman"/>
+                                        <w:color w:val="FFFFFF" w:themeColor="light1"/>
+                                        <w:kern w:val="2"/>
+                                      </w:rPr>
+                                      <w:t>int</w:t>
+                                    </w:r>
+                                  </w:p>
+                                </w:txbxContent>
+                              </wps:txbx>
+                              <wps:bodyPr rot="0" spcFirstLastPara="0" vert="horz" wrap="square" lIns="0" tIns="0" rIns="0" bIns="0" numCol="1" spcCol="0" rtlCol="0" fromWordArt="0" anchor="ctr" anchorCtr="0" forceAA="0" compatLnSpc="1">
+                                <a:prstTxWarp prst="textNoShape">
+                                  <a:avLst/>
+                                </a:prstTxWarp>
+                                <a:noAutofit/>
+                              </wps:bodyPr>
+                            </wps:wsp>
+                            <wps:wsp>
+                              <wps:cNvPr id="3" name="手繪多邊形: 圖案 10"/>
+                              <wps:cNvSpPr/>
+                              <wps:spPr>
+                                <a:xfrm>
+                                  <a:off x="1794678" y="41274"/>
+                                  <a:ext cx="396875" cy="180975"/>
+                                </a:xfrm>
+                                <a:custGeom>
+                                  <a:avLst/>
+                                  <a:gdLst>
+                                    <a:gd name="connsiteX0" fmla="*/ 84890 w 453390"/>
+                                    <a:gd name="connsiteY0" fmla="*/ 0 h 263525"/>
+                                    <a:gd name="connsiteX1" fmla="*/ 453390 w 453390"/>
+                                    <a:gd name="connsiteY1" fmla="*/ 0 h 263525"/>
+                                    <a:gd name="connsiteX2" fmla="*/ 453390 w 453390"/>
+                                    <a:gd name="connsiteY2" fmla="*/ 263525 h 263525"/>
+                                    <a:gd name="connsiteX3" fmla="*/ 84890 w 453390"/>
+                                    <a:gd name="connsiteY3" fmla="*/ 263525 h 263525"/>
+                                    <a:gd name="connsiteX4" fmla="*/ 59217 w 453390"/>
+                                    <a:gd name="connsiteY4" fmla="*/ 168771 h 263525"/>
+                                    <a:gd name="connsiteX5" fmla="*/ 4819 w 453390"/>
+                                    <a:gd name="connsiteY5" fmla="*/ 221542 h 263525"/>
+                                    <a:gd name="connsiteX6" fmla="*/ 0 w 453390"/>
+                                    <a:gd name="connsiteY6" fmla="*/ 54571 h 263525"/>
+                                    <a:gd name="connsiteX7" fmla="*/ 55658 w 453390"/>
+                                    <a:gd name="connsiteY7" fmla="*/ 89403 h 263525"/>
+                                    <a:gd name="connsiteX8" fmla="*/ 84890 w 453390"/>
+                                    <a:gd name="connsiteY8" fmla="*/ 0 h 263525"/>
+                                  </a:gdLst>
+                                  <a:ahLst/>
+                                  <a:cxnLst>
+                                    <a:cxn ang="0">
+                                      <a:pos x="connsiteX0" y="connsiteY0"/>
+                                    </a:cxn>
+                                    <a:cxn ang="0">
+                                      <a:pos x="connsiteX1" y="connsiteY1"/>
+                                    </a:cxn>
+                                    <a:cxn ang="0">
+                                      <a:pos x="connsiteX2" y="connsiteY2"/>
+                                    </a:cxn>
+                                    <a:cxn ang="0">
+                                      <a:pos x="connsiteX3" y="connsiteY3"/>
+                                    </a:cxn>
+                                    <a:cxn ang="0">
+                                      <a:pos x="connsiteX4" y="connsiteY4"/>
+                                    </a:cxn>
+                                    <a:cxn ang="0">
+                                      <a:pos x="connsiteX5" y="connsiteY5"/>
+                                    </a:cxn>
+                                    <a:cxn ang="0">
+                                      <a:pos x="connsiteX6" y="connsiteY6"/>
+                                    </a:cxn>
+                                    <a:cxn ang="0">
+                                      <a:pos x="connsiteX7" y="connsiteY7"/>
+                                    </a:cxn>
+                                    <a:cxn ang="0">
+                                      <a:pos x="connsiteX8" y="connsiteY8"/>
+                                    </a:cxn>
+                                  </a:cxnLst>
+                                  <a:rect l="l" t="t" r="r" b="b"/>
+                                  <a:pathLst>
+                                    <a:path w="453390" h="263525">
+                                      <a:moveTo>
+                                        <a:pt x="84890" y="0"/>
+                                      </a:moveTo>
+                                      <a:lnTo>
+                                        <a:pt x="453390" y="0"/>
+                                      </a:lnTo>
+                                      <a:lnTo>
+                                        <a:pt x="453390" y="263525"/>
+                                      </a:lnTo>
+                                      <a:lnTo>
+                                        <a:pt x="84890" y="263525"/>
+                                      </a:lnTo>
+                                      <a:cubicBezTo>
+                                        <a:pt x="68745" y="263525"/>
+                                        <a:pt x="59217" y="193028"/>
+                                        <a:pt x="59217" y="168771"/>
+                                      </a:cubicBezTo>
+                                      <a:lnTo>
+                                        <a:pt x="4819" y="221542"/>
+                                      </a:lnTo>
+                                      <a:lnTo>
+                                        <a:pt x="0" y="54571"/>
+                                      </a:lnTo>
+                                      <a:lnTo>
+                                        <a:pt x="55658" y="89403"/>
+                                      </a:lnTo>
+                                      <a:cubicBezTo>
+                                        <a:pt x="55658" y="65146"/>
+                                        <a:pt x="68745" y="0"/>
+                                        <a:pt x="84890" y="0"/>
+                                      </a:cubicBezTo>
+                                      <a:close/>
+                                    </a:path>
+                                  </a:pathLst>
+                                </a:custGeom>
+                              </wps:spPr>
+                              <wps:style>
+                                <a:lnRef idx="2">
+                                  <a:schemeClr val="accent6">
+                                    <a:shade val="50000"/>
+                                  </a:schemeClr>
+                                </a:lnRef>
+                                <a:fillRef idx="1">
+                                  <a:schemeClr val="accent6"/>
+                                </a:fillRef>
+                                <a:effectRef idx="0">
+                                  <a:schemeClr val="accent6"/>
+                                </a:effectRef>
+                                <a:fontRef idx="minor">
+                                  <a:schemeClr val="lt1"/>
+                                </a:fontRef>
+                              </wps:style>
+                              <wps:txbx>
+                                <w:txbxContent>
+                                  <w:p>
+                                    <w:pPr>
+                                      <w:pStyle w:val="Web"/>
+                                      <w:spacing w:before="0" w:beforeAutospacing="0" w:after="0" w:afterAutospacing="0"/>
+                                      <w:ind w:firstLine="115"/>
+                                    </w:pPr>
+                                    <w:r>
+                                      <w:rPr>
+                                        <w:rFonts w:asciiTheme="minorHAnsi" w:hAnsi="Calibri" w:cs="Times New Roman"/>
+                                        <w:color w:val="FFFFFF"/>
+                                        <w:kern w:val="2"/>
+                                      </w:rPr>
+                                      <w:t>‘</w:t>
+                                    </w:r>
+                                    <w:r>
+                                      <w:rPr>
+                                        <w:rFonts w:asciiTheme="minorHAnsi" w:hAnsi="Calibri" w:cs="Times New Roman"/>
+                                        <w:color w:val="FFFFFF"/>
+                                        <w:kern w:val="2"/>
+                                      </w:rPr>
+                                      <w:t xml:space="preserve">  </w:t>
+                                    </w:r>
+                                    <w:r>
+                                      <w:rPr>
+                                        <w:rFonts w:asciiTheme="minorHAnsi" w:hAnsi="Calibri" w:cs="Times New Roman"/>
+                                        <w:color w:val="FFFFFF"/>
+                                        <w:kern w:val="2"/>
+                                      </w:rPr>
+                                      <w:t xml:space="preserve"> ‘</w:t>
+                                    </w:r>
+                                  </w:p>
+                                </w:txbxContent>
+                              </wps:txbx>
+                              <wps:bodyPr rot="0" spcFirstLastPara="0" vert="horz" wrap="square" lIns="0" tIns="0" rIns="0" bIns="0" numCol="1" spcCol="0" rtlCol="0" fromWordArt="0" anchor="ctr" anchorCtr="0" forceAA="0" compatLnSpc="1">
+                                <a:prstTxWarp prst="textNoShape">
+                                  <a:avLst/>
+                                </a:prstTxWarp>
+                                <a:noAutofit/>
+                              </wps:bodyPr>
+                            </wps:wsp>
+                          </wpg:wgp>
+                        </a:graphicData>
+                      </a:graphic>
+                      <wp14:sizeRelH relativeFrom="margin">
+                        <wp14:pctWidth>0</wp14:pctWidth>
+                      </wp14:sizeRelH>
+                    </wp:anchor>
+                  </w:drawing>
+                </mc:Choice>
+                <mc:Fallback>
+                  <w:pict>
+                    <v:group w14:anchorId="0EACB737" id="群組 5" o:spid="_x0000_s1033" style="position:absolute;margin-left:-.25pt;margin-top:18.15pt;width:200.55pt;height:20.75pt;z-index:251681792;mso-width-relative:margin" coordsize="22821,2635" o:gfxdata="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">
+                      <v:shape id="_x0000_s1034" style="position:absolute;width:22821;height:2635;visibility:visible;mso-wrap-style:square;v-text-anchor:middle" coordsize="4625868,375557" o:spt="100" o:gfxdata="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" adj="-11796480,,5400" path="m119183,127411c119183,92841,147207,,181777,l4563274,v34570,,62594,28024,62594,62594l4625868,312963v,34570,-28024,62594,-62594,62594l181777,375557v-34570,,-54974,-100467,-54974,-135037l10319,315726,,77770r119183,49641xe" fillcolor="#ffc000 [3207]" strokecolor="#7f5f00 [1607]" strokeweight="1pt">
+                        <v:stroke joinstyle="miter"/>
+                        <v:formulas/>
+                        <v:path arrowok="t" o:connecttype="custom" o:connectlocs="58798,89403;89679,0;2251273,0;2282153,43922;2282153,219603;2251273,263525;89679,263525;62558,168771;5091,221542;0,54571;58798,89403" o:connectangles="0,0,0,0,0,0,0,0,0,0,0" textboxrect="0,0,4625868,375557"/>
+                        <v:textbox inset="0,0,0,0">
+                          <w:txbxContent>
+                            <w:p>
+                              <w:pPr>
+                                <w:pStyle w:val="Web"/>
+                                <w:spacing w:before="0" w:beforeAutospacing="0" w:after="0" w:afterAutospacing="0"/>
+                                <w:ind w:firstLine="101"/>
+                              </w:pPr>
+                              <w:r>
+                                <w:rPr>
+                                  <w:rFonts w:asciiTheme="minorHAnsi" w:eastAsiaTheme="minorEastAsia" w:cs="Times New Roman" w:hint="eastAsia"/>
+                                  <w:color w:val="FFFFFF" w:themeColor="light1"/>
+                                  <w:kern w:val="2"/>
+                                </w:rPr>
+                                <w:t>按鍵值</w:t>
+                              </w:r>
+                              <w:r>
+                                <w:rPr>
+                                  <w:rFonts w:asciiTheme="minorHAnsi" w:eastAsiaTheme="minorEastAsia" w:hAnsi="Calibri" w:cs="Times New Roman"/>
+                                  <w:color w:val="FFFFFF" w:themeColor="light1"/>
+                                  <w:kern w:val="2"/>
+                                </w:rPr>
+                                <w:t>char</w:t>
+                              </w:r>
+                              <w:r>
+                                <w:rPr>
+                                  <w:rFonts w:asciiTheme="minorHAnsi" w:eastAsiaTheme="minorEastAsia" w:cs="Times New Roman" w:hint="eastAsia"/>
+                                  <w:color w:val="FFFFFF" w:themeColor="light1"/>
+                                  <w:kern w:val="2"/>
+                                </w:rPr>
+                                <w:t>轉換成數值</w:t>
+                              </w:r>
+                              <w:r>
+                                <w:rPr>
+                                  <w:rFonts w:asciiTheme="minorHAnsi" w:eastAsiaTheme="minorEastAsia" w:hAnsi="Calibri" w:cs="Times New Roman"/>
+                                  <w:color w:val="FFFFFF" w:themeColor="light1"/>
+                                  <w:kern w:val="2"/>
+                                </w:rPr>
+                                <w:t>int</w:t>
+                              </w:r>
+                            </w:p>
+                          </w:txbxContent>
+                        </v:textbox>
+                      </v:shape>
+                      <v:shape id="手繪多邊形: 圖案 10" o:spid="_x0000_s1035" style="position:absolute;left:17946;top:412;width:3969;height:1810;visibility:visible;mso-wrap-style:square;v-text-anchor:middle" coordsize="453390,263525" o:spt="100" o:gfxdata="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" adj="-11796480,,5400" path="m84890,l453390,r,263525l84890,263525v-16145,,-25673,-70497,-25673,-94754l4819,221542,,54571,55658,89403c55658,65146,68745,,84890,xe" fillcolor="#70ad47 [3209]" strokecolor="#375623 [1609]" strokeweight="1pt">
+                        <v:stroke joinstyle="miter"/>
+                        <v:formulas/>
+                        <v:path arrowok="t" o:connecttype="custom" o:connectlocs="74308,0;396875,0;396875,180975;74308,180975;51836,115903;4218,152143;0,37476;48720,61397;74308,0" o:connectangles="0,0,0,0,0,0,0,0,0" textboxrect="0,0,453390,263525"/>
+                        <v:textbox inset="0,0,0,0">
+                          <w:txbxContent>
+                            <w:p>
+                              <w:pPr>
+                                <w:pStyle w:val="Web"/>
+                                <w:spacing w:before="0" w:beforeAutospacing="0" w:after="0" w:afterAutospacing="0"/>
+                                <w:ind w:firstLine="115"/>
+                              </w:pPr>
+                              <w:r>
+                                <w:rPr>
+                                  <w:rFonts w:asciiTheme="minorHAnsi" w:hAnsi="Calibri" w:cs="Times New Roman"/>
+                                  <w:color w:val="FFFFFF"/>
+                                  <w:kern w:val="2"/>
+                                </w:rPr>
+                                <w:t>‘</w:t>
+                              </w:r>
+                              <w:r>
+                                <w:rPr>
+                                  <w:rFonts w:asciiTheme="minorHAnsi" w:hAnsi="Calibri" w:cs="Times New Roman"/>
+                                  <w:color w:val="FFFFFF"/>
+                                  <w:kern w:val="2"/>
+                                </w:rPr>
+                                <w:t xml:space="preserve">  </w:t>
+                              </w:r>
+                              <w:r>
+                                <w:rPr>
+                                  <w:rFonts w:asciiTheme="minorHAnsi" w:hAnsi="Calibri" w:cs="Times New Roman"/>
+                                  <w:color w:val="FFFFFF"/>
+                                  <w:kern w:val="2"/>
+                                </w:rPr>
+                                <w:t xml:space="preserve"> ‘</w:t>
+                              </w:r>
+                            </w:p>
+                          </w:txbxContent>
+                        </v:textbox>
+                      </v:shape>
+                    </v:group>
+                  </w:pict>
+                </mc:Fallback>
+              </mc:AlternateContent>
+            </w:r>
+            <w:r>
+              <w:rPr>
                 <w:rFonts w:ascii="Arial Unicode MS" w:hAnsi="Arial Unicode MS" w:hint="eastAsia"/>
                 <w:sz w:val="20"/>
                 <w:szCs w:val="20"/>
@@ -5165,652 +5930,21 @@
             <w:pPr>
               <w:widowControl/>
               <w:rPr>
+                <w:rFonts w:ascii="Arial Unicode MS" w:hAnsi="Arial Unicode MS" w:hint="eastAsia"/>
+                <w:sz w:val="20"/>
+                <w:szCs w:val="20"/>
+              </w:rPr>
+            </w:pPr>
+          </w:p>
+          <w:p>
+            <w:pPr>
+              <w:widowControl/>
+              <w:rPr>
                 <w:rFonts w:ascii="Arial Unicode MS" w:hAnsi="Arial Unicode MS"/>
                 <w:sz w:val="20"/>
                 <w:szCs w:val="20"/>
               </w:rPr>
             </w:pPr>
-            <w:r>
-              <w:rPr>
-                <w:noProof/>
-              </w:rPr>
-              <w:lastRenderedPageBreak/>
-              <mc:AlternateContent>
-                <mc:Choice Requires="wps">
-                  <w:drawing>
-                    <wp:inline distT="0" distB="0" distL="0" distR="0" wp14:anchorId="0EB18B79" wp14:editId="20113F7B">
-                      <wp:extent cx="1800141" cy="878156"/>
-                      <wp:effectExtent l="0" t="19050" r="10160" b="17780"/>
-                      <wp:docPr id="51" name="手繪多邊形: 圖案 22"/>
-                      <wp:cNvGraphicFramePr/>
-                      <a:graphic xmlns:a="http://schemas.openxmlformats.org/drawingml/2006/main">
-                        <a:graphicData uri="http://schemas.microsoft.com/office/word/2010/wordprocessingShape">
-                          <wps:wsp>
-                            <wps:cNvSpPr/>
-                            <wps:spPr>
-                              <a:xfrm>
-                                <a:off x="0" y="0"/>
-                                <a:ext cx="1800141" cy="878156"/>
-                              </a:xfrm>
-                              <a:custGeom>
-                                <a:avLst/>
-                                <a:gdLst>
-                                  <a:gd name="connsiteX0" fmla="*/ 66099 w 1606550"/>
-                                  <a:gd name="connsiteY0" fmla="*/ 0 h 831850"/>
-                                  <a:gd name="connsiteX1" fmla="*/ 1540451 w 1606550"/>
-                                  <a:gd name="connsiteY1" fmla="*/ 0 h 831850"/>
-                                  <a:gd name="connsiteX2" fmla="*/ 1606550 w 1606550"/>
-                                  <a:gd name="connsiteY2" fmla="*/ 66099 h 831850"/>
-                                  <a:gd name="connsiteX3" fmla="*/ 1606550 w 1606550"/>
-                                  <a:gd name="connsiteY3" fmla="*/ 346710 h 831850"/>
-                                  <a:gd name="connsiteX4" fmla="*/ 553720 w 1606550"/>
-                                  <a:gd name="connsiteY4" fmla="*/ 346710 h 831850"/>
-                                  <a:gd name="connsiteX5" fmla="*/ 263315 w 1606550"/>
-                                  <a:gd name="connsiteY5" fmla="*/ 346710 h 831850"/>
-                                  <a:gd name="connsiteX6" fmla="*/ 203200 w 1606550"/>
-                                  <a:gd name="connsiteY6" fmla="*/ 406825 h 831850"/>
-                                  <a:gd name="connsiteX7" fmla="*/ 203200 w 1606550"/>
-                                  <a:gd name="connsiteY7" fmla="*/ 647275 h 831850"/>
-                                  <a:gd name="connsiteX8" fmla="*/ 263315 w 1606550"/>
-                                  <a:gd name="connsiteY8" fmla="*/ 707390 h 831850"/>
-                                  <a:gd name="connsiteX9" fmla="*/ 533400 w 1606550"/>
-                                  <a:gd name="connsiteY9" fmla="*/ 707390 h 831850"/>
-                                  <a:gd name="connsiteX10" fmla="*/ 1606550 w 1606550"/>
-                                  <a:gd name="connsiteY10" fmla="*/ 707390 h 831850"/>
-                                  <a:gd name="connsiteX11" fmla="*/ 1606550 w 1606550"/>
-                                  <a:gd name="connsiteY11" fmla="*/ 765751 h 831850"/>
-                                  <a:gd name="connsiteX12" fmla="*/ 1540451 w 1606550"/>
-                                  <a:gd name="connsiteY12" fmla="*/ 831850 h 831850"/>
-                                  <a:gd name="connsiteX13" fmla="*/ 66099 w 1606550"/>
-                                  <a:gd name="connsiteY13" fmla="*/ 831850 h 831850"/>
-                                  <a:gd name="connsiteX14" fmla="*/ 0 w 1606550"/>
-                                  <a:gd name="connsiteY14" fmla="*/ 765751 h 831850"/>
-                                  <a:gd name="connsiteX15" fmla="*/ 0 w 1606550"/>
-                                  <a:gd name="connsiteY15" fmla="*/ 66099 h 831850"/>
-                                  <a:gd name="connsiteX16" fmla="*/ 66099 w 1606550"/>
-                                  <a:gd name="connsiteY16" fmla="*/ 0 h 831850"/>
-                                  <a:gd name="connsiteX0" fmla="*/ 66099 w 1606550"/>
-                                  <a:gd name="connsiteY0" fmla="*/ 0 h 831850"/>
-                                  <a:gd name="connsiteX1" fmla="*/ 1540451 w 1606550"/>
-                                  <a:gd name="connsiteY1" fmla="*/ 0 h 831850"/>
-                                  <a:gd name="connsiteX2" fmla="*/ 1606550 w 1606550"/>
-                                  <a:gd name="connsiteY2" fmla="*/ 66099 h 831850"/>
-                                  <a:gd name="connsiteX3" fmla="*/ 1606550 w 1606550"/>
-                                  <a:gd name="connsiteY3" fmla="*/ 346710 h 831850"/>
-                                  <a:gd name="connsiteX4" fmla="*/ 553720 w 1606550"/>
-                                  <a:gd name="connsiteY4" fmla="*/ 346710 h 831850"/>
-                                  <a:gd name="connsiteX5" fmla="*/ 263315 w 1606550"/>
-                                  <a:gd name="connsiteY5" fmla="*/ 346710 h 831850"/>
-                                  <a:gd name="connsiteX6" fmla="*/ 203200 w 1606550"/>
-                                  <a:gd name="connsiteY6" fmla="*/ 406825 h 831850"/>
-                                  <a:gd name="connsiteX7" fmla="*/ 203200 w 1606550"/>
-                                  <a:gd name="connsiteY7" fmla="*/ 647275 h 831850"/>
-                                  <a:gd name="connsiteX8" fmla="*/ 263315 w 1606550"/>
-                                  <a:gd name="connsiteY8" fmla="*/ 707390 h 831850"/>
-                                  <a:gd name="connsiteX9" fmla="*/ 533400 w 1606550"/>
-                                  <a:gd name="connsiteY9" fmla="*/ 707390 h 831850"/>
-                                  <a:gd name="connsiteX10" fmla="*/ 1606550 w 1606550"/>
-                                  <a:gd name="connsiteY10" fmla="*/ 707390 h 831850"/>
-                                  <a:gd name="connsiteX11" fmla="*/ 1606550 w 1606550"/>
-                                  <a:gd name="connsiteY11" fmla="*/ 765751 h 831850"/>
-                                  <a:gd name="connsiteX12" fmla="*/ 1540451 w 1606550"/>
-                                  <a:gd name="connsiteY12" fmla="*/ 831850 h 831850"/>
-                                  <a:gd name="connsiteX13" fmla="*/ 190061 w 1606550"/>
-                                  <a:gd name="connsiteY13" fmla="*/ 831215 h 831850"/>
-                                  <a:gd name="connsiteX14" fmla="*/ 66099 w 1606550"/>
-                                  <a:gd name="connsiteY14" fmla="*/ 831850 h 831850"/>
-                                  <a:gd name="connsiteX15" fmla="*/ 0 w 1606550"/>
-                                  <a:gd name="connsiteY15" fmla="*/ 765751 h 831850"/>
-                                  <a:gd name="connsiteX16" fmla="*/ 0 w 1606550"/>
-                                  <a:gd name="connsiteY16" fmla="*/ 66099 h 831850"/>
-                                  <a:gd name="connsiteX17" fmla="*/ 66099 w 1606550"/>
-                                  <a:gd name="connsiteY17" fmla="*/ 0 h 831850"/>
-                                  <a:gd name="connsiteX0" fmla="*/ 66099 w 1606550"/>
-                                  <a:gd name="connsiteY0" fmla="*/ 0 h 838835"/>
-                                  <a:gd name="connsiteX1" fmla="*/ 1540451 w 1606550"/>
-                                  <a:gd name="connsiteY1" fmla="*/ 0 h 838835"/>
-                                  <a:gd name="connsiteX2" fmla="*/ 1606550 w 1606550"/>
-                                  <a:gd name="connsiteY2" fmla="*/ 66099 h 838835"/>
-                                  <a:gd name="connsiteX3" fmla="*/ 1606550 w 1606550"/>
-                                  <a:gd name="connsiteY3" fmla="*/ 346710 h 838835"/>
-                                  <a:gd name="connsiteX4" fmla="*/ 553720 w 1606550"/>
-                                  <a:gd name="connsiteY4" fmla="*/ 346710 h 838835"/>
-                                  <a:gd name="connsiteX5" fmla="*/ 263315 w 1606550"/>
-                                  <a:gd name="connsiteY5" fmla="*/ 346710 h 838835"/>
-                                  <a:gd name="connsiteX6" fmla="*/ 203200 w 1606550"/>
-                                  <a:gd name="connsiteY6" fmla="*/ 406825 h 838835"/>
-                                  <a:gd name="connsiteX7" fmla="*/ 203200 w 1606550"/>
-                                  <a:gd name="connsiteY7" fmla="*/ 647275 h 838835"/>
-                                  <a:gd name="connsiteX8" fmla="*/ 263315 w 1606550"/>
-                                  <a:gd name="connsiteY8" fmla="*/ 707390 h 838835"/>
-                                  <a:gd name="connsiteX9" fmla="*/ 533400 w 1606550"/>
-                                  <a:gd name="connsiteY9" fmla="*/ 707390 h 838835"/>
-                                  <a:gd name="connsiteX10" fmla="*/ 1606550 w 1606550"/>
-                                  <a:gd name="connsiteY10" fmla="*/ 707390 h 838835"/>
-                                  <a:gd name="connsiteX11" fmla="*/ 1606550 w 1606550"/>
-                                  <a:gd name="connsiteY11" fmla="*/ 765751 h 838835"/>
-                                  <a:gd name="connsiteX12" fmla="*/ 1540451 w 1606550"/>
-                                  <a:gd name="connsiteY12" fmla="*/ 831850 h 838835"/>
-                                  <a:gd name="connsiteX13" fmla="*/ 326330 w 1606550"/>
-                                  <a:gd name="connsiteY13" fmla="*/ 838835 h 838835"/>
-                                  <a:gd name="connsiteX14" fmla="*/ 190061 w 1606550"/>
-                                  <a:gd name="connsiteY14" fmla="*/ 831215 h 838835"/>
-                                  <a:gd name="connsiteX15" fmla="*/ 66099 w 1606550"/>
-                                  <a:gd name="connsiteY15" fmla="*/ 831850 h 838835"/>
-                                  <a:gd name="connsiteX16" fmla="*/ 0 w 1606550"/>
-                                  <a:gd name="connsiteY16" fmla="*/ 765751 h 838835"/>
-                                  <a:gd name="connsiteX17" fmla="*/ 0 w 1606550"/>
-                                  <a:gd name="connsiteY17" fmla="*/ 66099 h 838835"/>
-                                  <a:gd name="connsiteX18" fmla="*/ 66099 w 1606550"/>
-                                  <a:gd name="connsiteY18" fmla="*/ 0 h 838835"/>
-                                  <a:gd name="connsiteX0" fmla="*/ 66099 w 1606550"/>
-                                  <a:gd name="connsiteY0" fmla="*/ 0 h 866844"/>
-                                  <a:gd name="connsiteX1" fmla="*/ 1540451 w 1606550"/>
-                                  <a:gd name="connsiteY1" fmla="*/ 0 h 866844"/>
-                                  <a:gd name="connsiteX2" fmla="*/ 1606550 w 1606550"/>
-                                  <a:gd name="connsiteY2" fmla="*/ 66099 h 866844"/>
-                                  <a:gd name="connsiteX3" fmla="*/ 1606550 w 1606550"/>
-                                  <a:gd name="connsiteY3" fmla="*/ 346710 h 866844"/>
-                                  <a:gd name="connsiteX4" fmla="*/ 553720 w 1606550"/>
-                                  <a:gd name="connsiteY4" fmla="*/ 346710 h 866844"/>
-                                  <a:gd name="connsiteX5" fmla="*/ 263315 w 1606550"/>
-                                  <a:gd name="connsiteY5" fmla="*/ 346710 h 866844"/>
-                                  <a:gd name="connsiteX6" fmla="*/ 203200 w 1606550"/>
-                                  <a:gd name="connsiteY6" fmla="*/ 406825 h 866844"/>
-                                  <a:gd name="connsiteX7" fmla="*/ 203200 w 1606550"/>
-                                  <a:gd name="connsiteY7" fmla="*/ 647275 h 866844"/>
-                                  <a:gd name="connsiteX8" fmla="*/ 263315 w 1606550"/>
-                                  <a:gd name="connsiteY8" fmla="*/ 707390 h 866844"/>
-                                  <a:gd name="connsiteX9" fmla="*/ 533400 w 1606550"/>
-                                  <a:gd name="connsiteY9" fmla="*/ 707390 h 866844"/>
-                                  <a:gd name="connsiteX10" fmla="*/ 1606550 w 1606550"/>
-                                  <a:gd name="connsiteY10" fmla="*/ 707390 h 866844"/>
-                                  <a:gd name="connsiteX11" fmla="*/ 1606550 w 1606550"/>
-                                  <a:gd name="connsiteY11" fmla="*/ 765751 h 866844"/>
-                                  <a:gd name="connsiteX12" fmla="*/ 1540451 w 1606550"/>
-                                  <a:gd name="connsiteY12" fmla="*/ 831850 h 866844"/>
-                                  <a:gd name="connsiteX13" fmla="*/ 326330 w 1606550"/>
-                                  <a:gd name="connsiteY13" fmla="*/ 838835 h 866844"/>
-                                  <a:gd name="connsiteX14" fmla="*/ 190061 w 1606550"/>
-                                  <a:gd name="connsiteY14" fmla="*/ 831215 h 866844"/>
-                                  <a:gd name="connsiteX15" fmla="*/ 66099 w 1606550"/>
-                                  <a:gd name="connsiteY15" fmla="*/ 831850 h 866844"/>
-                                  <a:gd name="connsiteX16" fmla="*/ 0 w 1606550"/>
-                                  <a:gd name="connsiteY16" fmla="*/ 765751 h 866844"/>
-                                  <a:gd name="connsiteX17" fmla="*/ 0 w 1606550"/>
-                                  <a:gd name="connsiteY17" fmla="*/ 66099 h 866844"/>
-                                  <a:gd name="connsiteX18" fmla="*/ 66099 w 1606550"/>
-                                  <a:gd name="connsiteY18" fmla="*/ 0 h 866844"/>
-                                  <a:gd name="connsiteX0" fmla="*/ 66099 w 1606550"/>
-                                  <a:gd name="connsiteY0" fmla="*/ 0 h 871170"/>
-                                  <a:gd name="connsiteX1" fmla="*/ 1540451 w 1606550"/>
-                                  <a:gd name="connsiteY1" fmla="*/ 0 h 871170"/>
-                                  <a:gd name="connsiteX2" fmla="*/ 1606550 w 1606550"/>
-                                  <a:gd name="connsiteY2" fmla="*/ 66099 h 871170"/>
-                                  <a:gd name="connsiteX3" fmla="*/ 1606550 w 1606550"/>
-                                  <a:gd name="connsiteY3" fmla="*/ 346710 h 871170"/>
-                                  <a:gd name="connsiteX4" fmla="*/ 553720 w 1606550"/>
-                                  <a:gd name="connsiteY4" fmla="*/ 346710 h 871170"/>
-                                  <a:gd name="connsiteX5" fmla="*/ 263315 w 1606550"/>
-                                  <a:gd name="connsiteY5" fmla="*/ 346710 h 871170"/>
-                                  <a:gd name="connsiteX6" fmla="*/ 203200 w 1606550"/>
-                                  <a:gd name="connsiteY6" fmla="*/ 406825 h 871170"/>
-                                  <a:gd name="connsiteX7" fmla="*/ 203200 w 1606550"/>
-                                  <a:gd name="connsiteY7" fmla="*/ 647275 h 871170"/>
-                                  <a:gd name="connsiteX8" fmla="*/ 263315 w 1606550"/>
-                                  <a:gd name="connsiteY8" fmla="*/ 707390 h 871170"/>
-                                  <a:gd name="connsiteX9" fmla="*/ 533400 w 1606550"/>
-                                  <a:gd name="connsiteY9" fmla="*/ 707390 h 871170"/>
-                                  <a:gd name="connsiteX10" fmla="*/ 1606550 w 1606550"/>
-                                  <a:gd name="connsiteY10" fmla="*/ 707390 h 871170"/>
-                                  <a:gd name="connsiteX11" fmla="*/ 1606550 w 1606550"/>
-                                  <a:gd name="connsiteY11" fmla="*/ 765751 h 871170"/>
-                                  <a:gd name="connsiteX12" fmla="*/ 1540451 w 1606550"/>
-                                  <a:gd name="connsiteY12" fmla="*/ 831850 h 871170"/>
-                                  <a:gd name="connsiteX13" fmla="*/ 326330 w 1606550"/>
-                                  <a:gd name="connsiteY13" fmla="*/ 838835 h 871170"/>
-                                  <a:gd name="connsiteX14" fmla="*/ 190061 w 1606550"/>
-                                  <a:gd name="connsiteY14" fmla="*/ 831215 h 871170"/>
-                                  <a:gd name="connsiteX15" fmla="*/ 66099 w 1606550"/>
-                                  <a:gd name="connsiteY15" fmla="*/ 831850 h 871170"/>
-                                  <a:gd name="connsiteX16" fmla="*/ 0 w 1606550"/>
-                                  <a:gd name="connsiteY16" fmla="*/ 765751 h 871170"/>
-                                  <a:gd name="connsiteX17" fmla="*/ 0 w 1606550"/>
-                                  <a:gd name="connsiteY17" fmla="*/ 66099 h 871170"/>
-                                  <a:gd name="connsiteX18" fmla="*/ 66099 w 1606550"/>
-                                  <a:gd name="connsiteY18" fmla="*/ 0 h 871170"/>
-                                  <a:gd name="connsiteX0" fmla="*/ 66099 w 1606550"/>
-                                  <a:gd name="connsiteY0" fmla="*/ 0 h 871170"/>
-                                  <a:gd name="connsiteX1" fmla="*/ 186475 w 1606550"/>
-                                  <a:gd name="connsiteY1" fmla="*/ 634 h 871170"/>
-                                  <a:gd name="connsiteX2" fmla="*/ 1540451 w 1606550"/>
-                                  <a:gd name="connsiteY2" fmla="*/ 0 h 871170"/>
-                                  <a:gd name="connsiteX3" fmla="*/ 1606550 w 1606550"/>
-                                  <a:gd name="connsiteY3" fmla="*/ 66099 h 871170"/>
-                                  <a:gd name="connsiteX4" fmla="*/ 1606550 w 1606550"/>
-                                  <a:gd name="connsiteY4" fmla="*/ 346710 h 871170"/>
-                                  <a:gd name="connsiteX5" fmla="*/ 553720 w 1606550"/>
-                                  <a:gd name="connsiteY5" fmla="*/ 346710 h 871170"/>
-                                  <a:gd name="connsiteX6" fmla="*/ 263315 w 1606550"/>
-                                  <a:gd name="connsiteY6" fmla="*/ 346710 h 871170"/>
-                                  <a:gd name="connsiteX7" fmla="*/ 203200 w 1606550"/>
-                                  <a:gd name="connsiteY7" fmla="*/ 406825 h 871170"/>
-                                  <a:gd name="connsiteX8" fmla="*/ 203200 w 1606550"/>
-                                  <a:gd name="connsiteY8" fmla="*/ 647275 h 871170"/>
-                                  <a:gd name="connsiteX9" fmla="*/ 263315 w 1606550"/>
-                                  <a:gd name="connsiteY9" fmla="*/ 707390 h 871170"/>
-                                  <a:gd name="connsiteX10" fmla="*/ 533400 w 1606550"/>
-                                  <a:gd name="connsiteY10" fmla="*/ 707390 h 871170"/>
-                                  <a:gd name="connsiteX11" fmla="*/ 1606550 w 1606550"/>
-                                  <a:gd name="connsiteY11" fmla="*/ 707390 h 871170"/>
-                                  <a:gd name="connsiteX12" fmla="*/ 1606550 w 1606550"/>
-                                  <a:gd name="connsiteY12" fmla="*/ 765751 h 871170"/>
-                                  <a:gd name="connsiteX13" fmla="*/ 1540451 w 1606550"/>
-                                  <a:gd name="connsiteY13" fmla="*/ 831850 h 871170"/>
-                                  <a:gd name="connsiteX14" fmla="*/ 326330 w 1606550"/>
-                                  <a:gd name="connsiteY14" fmla="*/ 838835 h 871170"/>
-                                  <a:gd name="connsiteX15" fmla="*/ 190061 w 1606550"/>
-                                  <a:gd name="connsiteY15" fmla="*/ 831215 h 871170"/>
-                                  <a:gd name="connsiteX16" fmla="*/ 66099 w 1606550"/>
-                                  <a:gd name="connsiteY16" fmla="*/ 831850 h 871170"/>
-                                  <a:gd name="connsiteX17" fmla="*/ 0 w 1606550"/>
-                                  <a:gd name="connsiteY17" fmla="*/ 765751 h 871170"/>
-                                  <a:gd name="connsiteX18" fmla="*/ 0 w 1606550"/>
-                                  <a:gd name="connsiteY18" fmla="*/ 66099 h 871170"/>
-                                  <a:gd name="connsiteX19" fmla="*/ 66099 w 1606550"/>
-                                  <a:gd name="connsiteY19" fmla="*/ 0 h 871170"/>
-                                  <a:gd name="connsiteX0" fmla="*/ 66099 w 1606550"/>
-                                  <a:gd name="connsiteY0" fmla="*/ 6986 h 878156"/>
-                                  <a:gd name="connsiteX1" fmla="*/ 186475 w 1606550"/>
-                                  <a:gd name="connsiteY1" fmla="*/ 7620 h 878156"/>
-                                  <a:gd name="connsiteX2" fmla="*/ 315572 w 1606550"/>
-                                  <a:gd name="connsiteY2" fmla="*/ 0 h 878156"/>
-                                  <a:gd name="connsiteX3" fmla="*/ 1540451 w 1606550"/>
-                                  <a:gd name="connsiteY3" fmla="*/ 6986 h 878156"/>
-                                  <a:gd name="connsiteX4" fmla="*/ 1606550 w 1606550"/>
-                                  <a:gd name="connsiteY4" fmla="*/ 73085 h 878156"/>
-                                  <a:gd name="connsiteX5" fmla="*/ 1606550 w 1606550"/>
-                                  <a:gd name="connsiteY5" fmla="*/ 353696 h 878156"/>
-                                  <a:gd name="connsiteX6" fmla="*/ 553720 w 1606550"/>
-                                  <a:gd name="connsiteY6" fmla="*/ 353696 h 878156"/>
-                                  <a:gd name="connsiteX7" fmla="*/ 263315 w 1606550"/>
-                                  <a:gd name="connsiteY7" fmla="*/ 353696 h 878156"/>
-                                  <a:gd name="connsiteX8" fmla="*/ 203200 w 1606550"/>
-                                  <a:gd name="connsiteY8" fmla="*/ 413811 h 878156"/>
-                                  <a:gd name="connsiteX9" fmla="*/ 203200 w 1606550"/>
-                                  <a:gd name="connsiteY9" fmla="*/ 654261 h 878156"/>
-                                  <a:gd name="connsiteX10" fmla="*/ 263315 w 1606550"/>
-                                  <a:gd name="connsiteY10" fmla="*/ 714376 h 878156"/>
-                                  <a:gd name="connsiteX11" fmla="*/ 533400 w 1606550"/>
-                                  <a:gd name="connsiteY11" fmla="*/ 714376 h 878156"/>
-                                  <a:gd name="connsiteX12" fmla="*/ 1606550 w 1606550"/>
-                                  <a:gd name="connsiteY12" fmla="*/ 714376 h 878156"/>
-                                  <a:gd name="connsiteX13" fmla="*/ 1606550 w 1606550"/>
-                                  <a:gd name="connsiteY13" fmla="*/ 772737 h 878156"/>
-                                  <a:gd name="connsiteX14" fmla="*/ 1540451 w 1606550"/>
-                                  <a:gd name="connsiteY14" fmla="*/ 838836 h 878156"/>
-                                  <a:gd name="connsiteX15" fmla="*/ 326330 w 1606550"/>
-                                  <a:gd name="connsiteY15" fmla="*/ 845821 h 878156"/>
-                                  <a:gd name="connsiteX16" fmla="*/ 190061 w 1606550"/>
-                                  <a:gd name="connsiteY16" fmla="*/ 838201 h 878156"/>
-                                  <a:gd name="connsiteX17" fmla="*/ 66099 w 1606550"/>
-                                  <a:gd name="connsiteY17" fmla="*/ 838836 h 878156"/>
-                                  <a:gd name="connsiteX18" fmla="*/ 0 w 1606550"/>
-                                  <a:gd name="connsiteY18" fmla="*/ 772737 h 878156"/>
-                                  <a:gd name="connsiteX19" fmla="*/ 0 w 1606550"/>
-                                  <a:gd name="connsiteY19" fmla="*/ 73085 h 878156"/>
-                                  <a:gd name="connsiteX20" fmla="*/ 66099 w 1606550"/>
-                                  <a:gd name="connsiteY20" fmla="*/ 6986 h 878156"/>
-                                  <a:gd name="connsiteX0" fmla="*/ 66099 w 1606550"/>
-                                  <a:gd name="connsiteY0" fmla="*/ 6986 h 878156"/>
-                                  <a:gd name="connsiteX1" fmla="*/ 186475 w 1606550"/>
-                                  <a:gd name="connsiteY1" fmla="*/ 7620 h 878156"/>
-                                  <a:gd name="connsiteX2" fmla="*/ 315572 w 1606550"/>
-                                  <a:gd name="connsiteY2" fmla="*/ 0 h 878156"/>
-                                  <a:gd name="connsiteX3" fmla="*/ 1540451 w 1606550"/>
-                                  <a:gd name="connsiteY3" fmla="*/ 6986 h 878156"/>
-                                  <a:gd name="connsiteX4" fmla="*/ 1606550 w 1606550"/>
-                                  <a:gd name="connsiteY4" fmla="*/ 73085 h 878156"/>
-                                  <a:gd name="connsiteX5" fmla="*/ 1606550 w 1606550"/>
-                                  <a:gd name="connsiteY5" fmla="*/ 353696 h 878156"/>
-                                  <a:gd name="connsiteX6" fmla="*/ 553720 w 1606550"/>
-                                  <a:gd name="connsiteY6" fmla="*/ 353696 h 878156"/>
-                                  <a:gd name="connsiteX7" fmla="*/ 263315 w 1606550"/>
-                                  <a:gd name="connsiteY7" fmla="*/ 353696 h 878156"/>
-                                  <a:gd name="connsiteX8" fmla="*/ 203200 w 1606550"/>
-                                  <a:gd name="connsiteY8" fmla="*/ 413811 h 878156"/>
-                                  <a:gd name="connsiteX9" fmla="*/ 203200 w 1606550"/>
-                                  <a:gd name="connsiteY9" fmla="*/ 654261 h 878156"/>
-                                  <a:gd name="connsiteX10" fmla="*/ 263315 w 1606550"/>
-                                  <a:gd name="connsiteY10" fmla="*/ 714376 h 878156"/>
-                                  <a:gd name="connsiteX11" fmla="*/ 533400 w 1606550"/>
-                                  <a:gd name="connsiteY11" fmla="*/ 714376 h 878156"/>
-                                  <a:gd name="connsiteX12" fmla="*/ 1606550 w 1606550"/>
-                                  <a:gd name="connsiteY12" fmla="*/ 714376 h 878156"/>
-                                  <a:gd name="connsiteX13" fmla="*/ 1606550 w 1606550"/>
-                                  <a:gd name="connsiteY13" fmla="*/ 772737 h 878156"/>
-                                  <a:gd name="connsiteX14" fmla="*/ 1540451 w 1606550"/>
-                                  <a:gd name="connsiteY14" fmla="*/ 838836 h 878156"/>
-                                  <a:gd name="connsiteX15" fmla="*/ 326330 w 1606550"/>
-                                  <a:gd name="connsiteY15" fmla="*/ 845821 h 878156"/>
-                                  <a:gd name="connsiteX16" fmla="*/ 190061 w 1606550"/>
-                                  <a:gd name="connsiteY16" fmla="*/ 838201 h 878156"/>
-                                  <a:gd name="connsiteX17" fmla="*/ 66099 w 1606550"/>
-                                  <a:gd name="connsiteY17" fmla="*/ 838836 h 878156"/>
-                                  <a:gd name="connsiteX18" fmla="*/ 0 w 1606550"/>
-                                  <a:gd name="connsiteY18" fmla="*/ 772737 h 878156"/>
-                                  <a:gd name="connsiteX19" fmla="*/ 0 w 1606550"/>
-                                  <a:gd name="connsiteY19" fmla="*/ 73085 h 878156"/>
-                                  <a:gd name="connsiteX20" fmla="*/ 66099 w 1606550"/>
-                                  <a:gd name="connsiteY20" fmla="*/ 6986 h 878156"/>
-                                  <a:gd name="connsiteX0" fmla="*/ 66099 w 1606550"/>
-                                  <a:gd name="connsiteY0" fmla="*/ 6986 h 878156"/>
-                                  <a:gd name="connsiteX1" fmla="*/ 186475 w 1606550"/>
-                                  <a:gd name="connsiteY1" fmla="*/ 7620 h 878156"/>
-                                  <a:gd name="connsiteX2" fmla="*/ 315572 w 1606550"/>
-                                  <a:gd name="connsiteY2" fmla="*/ 0 h 878156"/>
-                                  <a:gd name="connsiteX3" fmla="*/ 1540451 w 1606550"/>
-                                  <a:gd name="connsiteY3" fmla="*/ 6986 h 878156"/>
-                                  <a:gd name="connsiteX4" fmla="*/ 1606550 w 1606550"/>
-                                  <a:gd name="connsiteY4" fmla="*/ 73085 h 878156"/>
-                                  <a:gd name="connsiteX5" fmla="*/ 1606550 w 1606550"/>
-                                  <a:gd name="connsiteY5" fmla="*/ 353696 h 878156"/>
-                                  <a:gd name="connsiteX6" fmla="*/ 553720 w 1606550"/>
-                                  <a:gd name="connsiteY6" fmla="*/ 353696 h 878156"/>
-                                  <a:gd name="connsiteX7" fmla="*/ 263315 w 1606550"/>
-                                  <a:gd name="connsiteY7" fmla="*/ 353696 h 878156"/>
-                                  <a:gd name="connsiteX8" fmla="*/ 203200 w 1606550"/>
-                                  <a:gd name="connsiteY8" fmla="*/ 413811 h 878156"/>
-                                  <a:gd name="connsiteX9" fmla="*/ 203200 w 1606550"/>
-                                  <a:gd name="connsiteY9" fmla="*/ 654261 h 878156"/>
-                                  <a:gd name="connsiteX10" fmla="*/ 263315 w 1606550"/>
-                                  <a:gd name="connsiteY10" fmla="*/ 714376 h 878156"/>
-                                  <a:gd name="connsiteX11" fmla="*/ 533400 w 1606550"/>
-                                  <a:gd name="connsiteY11" fmla="*/ 714376 h 878156"/>
-                                  <a:gd name="connsiteX12" fmla="*/ 1606550 w 1606550"/>
-                                  <a:gd name="connsiteY12" fmla="*/ 714376 h 878156"/>
-                                  <a:gd name="connsiteX13" fmla="*/ 1606550 w 1606550"/>
-                                  <a:gd name="connsiteY13" fmla="*/ 772737 h 878156"/>
-                                  <a:gd name="connsiteX14" fmla="*/ 1540451 w 1606550"/>
-                                  <a:gd name="connsiteY14" fmla="*/ 838836 h 878156"/>
-                                  <a:gd name="connsiteX15" fmla="*/ 326330 w 1606550"/>
-                                  <a:gd name="connsiteY15" fmla="*/ 845821 h 878156"/>
-                                  <a:gd name="connsiteX16" fmla="*/ 190061 w 1606550"/>
-                                  <a:gd name="connsiteY16" fmla="*/ 838201 h 878156"/>
-                                  <a:gd name="connsiteX17" fmla="*/ 66099 w 1606550"/>
-                                  <a:gd name="connsiteY17" fmla="*/ 838836 h 878156"/>
-                                  <a:gd name="connsiteX18" fmla="*/ 0 w 1606550"/>
-                                  <a:gd name="connsiteY18" fmla="*/ 772737 h 878156"/>
-                                  <a:gd name="connsiteX19" fmla="*/ 0 w 1606550"/>
-                                  <a:gd name="connsiteY19" fmla="*/ 73085 h 878156"/>
-                                  <a:gd name="connsiteX20" fmla="*/ 66099 w 1606550"/>
-                                  <a:gd name="connsiteY20" fmla="*/ 6986 h 878156"/>
-                                </a:gdLst>
-                                <a:ahLst/>
-                                <a:cxnLst>
-                                  <a:cxn ang="0">
-                                    <a:pos x="connsiteX0" y="connsiteY0"/>
-                                  </a:cxn>
-                                  <a:cxn ang="0">
-                                    <a:pos x="connsiteX1" y="connsiteY1"/>
-                                  </a:cxn>
-                                  <a:cxn ang="0">
-                                    <a:pos x="connsiteX2" y="connsiteY2"/>
-                                  </a:cxn>
-                                  <a:cxn ang="0">
-                                    <a:pos x="connsiteX3" y="connsiteY3"/>
-                                  </a:cxn>
-                                  <a:cxn ang="0">
-                                    <a:pos x="connsiteX4" y="connsiteY4"/>
-                                  </a:cxn>
-                                  <a:cxn ang="0">
-                                    <a:pos x="connsiteX5" y="connsiteY5"/>
-                                  </a:cxn>
-                                  <a:cxn ang="0">
-                                    <a:pos x="connsiteX6" y="connsiteY6"/>
-                                  </a:cxn>
-                                  <a:cxn ang="0">
-                                    <a:pos x="connsiteX7" y="connsiteY7"/>
-                                  </a:cxn>
-                                  <a:cxn ang="0">
-                                    <a:pos x="connsiteX8" y="connsiteY8"/>
-                                  </a:cxn>
-                                  <a:cxn ang="0">
-                                    <a:pos x="connsiteX9" y="connsiteY9"/>
-                                  </a:cxn>
-                                  <a:cxn ang="0">
-                                    <a:pos x="connsiteX10" y="connsiteY10"/>
-                                  </a:cxn>
-                                  <a:cxn ang="0">
-                                    <a:pos x="connsiteX11" y="connsiteY11"/>
-                                  </a:cxn>
-                                  <a:cxn ang="0">
-                                    <a:pos x="connsiteX12" y="connsiteY12"/>
-                                  </a:cxn>
-                                  <a:cxn ang="0">
-                                    <a:pos x="connsiteX13" y="connsiteY13"/>
-                                  </a:cxn>
-                                  <a:cxn ang="0">
-                                    <a:pos x="connsiteX14" y="connsiteY14"/>
-                                  </a:cxn>
-                                  <a:cxn ang="0">
-                                    <a:pos x="connsiteX15" y="connsiteY15"/>
-                                  </a:cxn>
-                                  <a:cxn ang="0">
-                                    <a:pos x="connsiteX16" y="connsiteY16"/>
-                                  </a:cxn>
-                                  <a:cxn ang="0">
-                                    <a:pos x="connsiteX17" y="connsiteY17"/>
-                                  </a:cxn>
-                                  <a:cxn ang="0">
-                                    <a:pos x="connsiteX18" y="connsiteY18"/>
-                                  </a:cxn>
-                                  <a:cxn ang="0">
-                                    <a:pos x="connsiteX19" y="connsiteY19"/>
-                                  </a:cxn>
-                                  <a:cxn ang="0">
-                                    <a:pos x="connsiteX20" y="connsiteY20"/>
-                                  </a:cxn>
-                                </a:cxnLst>
-                                <a:rect l="l" t="t" r="r" b="b"/>
-                                <a:pathLst>
-                                  <a:path w="1606550" h="878156">
-                                    <a:moveTo>
-                                      <a:pt x="66099" y="6986"/>
-                                    </a:moveTo>
-                                    <a:lnTo>
-                                      <a:pt x="186475" y="7620"/>
-                                    </a:lnTo>
-                                    <a:cubicBezTo>
-                                      <a:pt x="233093" y="46990"/>
-                                      <a:pt x="261782" y="67310"/>
-                                      <a:pt x="315572" y="0"/>
-                                    </a:cubicBezTo>
-                                    <a:lnTo>
-                                      <a:pt x="1540451" y="6986"/>
-                                    </a:lnTo>
-                                    <a:cubicBezTo>
-                                      <a:pt x="1576956" y="6986"/>
-                                      <a:pt x="1606550" y="36580"/>
-                                      <a:pt x="1606550" y="73085"/>
-                                    </a:cubicBezTo>
-                                    <a:lnTo>
-                                      <a:pt x="1606550" y="353696"/>
-                                    </a:lnTo>
-                                    <a:lnTo>
-                                      <a:pt x="553720" y="353696"/>
-                                    </a:lnTo>
-                                    <a:cubicBezTo>
-                                      <a:pt x="411198" y="475616"/>
-                                      <a:pt x="360117" y="353696"/>
-                                      <a:pt x="263315" y="353696"/>
-                                    </a:cubicBezTo>
-                                    <a:cubicBezTo>
-                                      <a:pt x="230114" y="353696"/>
-                                      <a:pt x="203200" y="380610"/>
-                                      <a:pt x="203200" y="413811"/>
-                                    </a:cubicBezTo>
-                                    <a:lnTo>
-                                      <a:pt x="203200" y="654261"/>
-                                    </a:lnTo>
-                                    <a:cubicBezTo>
-                                      <a:pt x="203200" y="687462"/>
-                                      <a:pt x="230114" y="714376"/>
-                                      <a:pt x="263315" y="714376"/>
-                                    </a:cubicBezTo>
-                                    <a:cubicBezTo>
-                                      <a:pt x="353343" y="714376"/>
-                                      <a:pt x="341772" y="851536"/>
-                                      <a:pt x="533400" y="714376"/>
-                                    </a:cubicBezTo>
-                                    <a:lnTo>
-                                      <a:pt x="1606550" y="714376"/>
-                                    </a:lnTo>
-                                    <a:lnTo>
-                                      <a:pt x="1606550" y="772737"/>
-                                    </a:lnTo>
-                                    <a:cubicBezTo>
-                                      <a:pt x="1606550" y="809242"/>
-                                      <a:pt x="1576956" y="838836"/>
-                                      <a:pt x="1540451" y="838836"/>
-                                    </a:cubicBezTo>
-                                    <a:lnTo>
-                                      <a:pt x="326330" y="845821"/>
-                                    </a:lnTo>
-                                    <a:cubicBezTo>
-                                      <a:pt x="273735" y="911861"/>
-                                      <a:pt x="249828" y="859791"/>
-                                      <a:pt x="190061" y="838201"/>
-                                    </a:cubicBezTo>
-                                    <a:lnTo>
-                                      <a:pt x="66099" y="838836"/>
-                                    </a:lnTo>
-                                    <a:cubicBezTo>
-                                      <a:pt x="29594" y="838836"/>
-                                      <a:pt x="0" y="809242"/>
-                                      <a:pt x="0" y="772737"/>
-                                    </a:cubicBezTo>
-                                    <a:lnTo>
-                                      <a:pt x="0" y="73085"/>
-                                    </a:lnTo>
-                                    <a:cubicBezTo>
-                                      <a:pt x="0" y="36580"/>
-                                      <a:pt x="29594" y="6986"/>
-                                      <a:pt x="66099" y="6986"/>
-                                    </a:cubicBezTo>
-                                    <a:close/>
-                                  </a:path>
-                                </a:pathLst>
-                              </a:custGeom>
-                            </wps:spPr>
-                            <wps:style>
-                              <a:lnRef idx="2">
-                                <a:schemeClr val="accent1">
-                                  <a:shade val="50000"/>
-                                </a:schemeClr>
-                              </a:lnRef>
-                              <a:fillRef idx="1">
-                                <a:schemeClr val="accent1"/>
-                              </a:fillRef>
-                              <a:effectRef idx="0">
-                                <a:schemeClr val="accent1"/>
-                              </a:effectRef>
-                              <a:fontRef idx="minor">
-                                <a:schemeClr val="lt1"/>
-                              </a:fontRef>
-                            </wps:style>
-                            <wps:txbx>
-                              <w:txbxContent>
-                                <w:p>
-                                  <w:pPr>
-                                    <w:rPr>
-                                      <w:rFonts w:cs="Times New Roman"/>
-                                      <w:color w:val="FFFFFF"/>
-                                      <w:szCs w:val="24"/>
-                                    </w:rPr>
-                                  </w:pPr>
-                                  <w:r>
-                                    <w:rPr>
-                                      <w:rFonts w:cs="Times New Roman" w:hint="eastAsia"/>
-                                      <w:color w:val="FFFFFF"/>
-                                    </w:rPr>
-                                    <w:t>按鍵值轉換成數字</w:t>
-                                  </w:r>
-                                  <w:r>
-                                    <w:rPr>
-                                      <w:rFonts w:cs="Times New Roman" w:hint="eastAsia"/>
-                                      <w:color w:val="FFFFFF"/>
-                                    </w:rPr>
-                                    <w:t xml:space="preserve"> </w:t>
-                                  </w:r>
-                                  <w:r>
-                                    <w:rPr>
-                                      <w:rFonts w:cs="Times New Roman" w:hint="eastAsia"/>
-                                      <w:color w:val="FFFFFF"/>
-                                    </w:rPr>
-                                    <w:t>函數</w:t>
-                                  </w:r>
-                                </w:p>
-                              </w:txbxContent>
-                            </wps:txbx>
-                            <wps:bodyPr rot="0" spcFirstLastPara="0" vert="horz" wrap="square" lIns="91440" tIns="45720" rIns="91440" bIns="45720" numCol="1" spcCol="0" rtlCol="0" fromWordArt="0" anchor="t" anchorCtr="0" forceAA="0" compatLnSpc="1">
-                              <a:prstTxWarp prst="textNoShape">
-                                <a:avLst/>
-                              </a:prstTxWarp>
-                              <a:noAutofit/>
-                            </wps:bodyPr>
-                          </wps:wsp>
-                        </a:graphicData>
-                      </a:graphic>
-                    </wp:inline>
-                  </w:drawing>
-                </mc:Choice>
-                <mc:Fallback>
-                  <w:pict>
-                    <v:shape w14:anchorId="0EB18B79" id="手繪多邊形: 圖案 22" o:spid="_x0000_s1033" style="width:141.75pt;height:69.15pt;visibility:visible;mso-wrap-style:square;mso-left-percent:-10001;mso-top-percent:-10001;mso-position-horizontal:absolute;mso-position-horizontal-relative:char;mso-position-vertical:absolute;mso-position-vertical-relative:line;mso-left-percent:-10001;mso-top-percent:-10001;v-text-anchor:top" coordsize="1606550,878156" o:spt="100" o:gfxdata="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" adj="-11796480,,5400" path="m66099,6986r120376,634c233093,46990,261782,67310,315572,l1540451,6986v36505,,66099,29594,66099,66099l1606550,353696r-1052830,c411198,475616,360117,353696,263315,353696v-33201,,-60115,26914,-60115,60115l203200,654261v,33201,26914,60115,60115,60115c353343,714376,341772,851536,533400,714376r1073150,l1606550,772737v,36505,-29594,66099,-66099,66099l326330,845821v-52595,66040,-76502,13970,-136269,-7620l66099,838836c29594,838836,,809242,,772737l,73085c,36580,29594,6986,66099,6986xe" fillcolor="#4472c4 [3204]" strokecolor="#1f3763 [1604]" strokeweight="1pt">
-                      <v:stroke joinstyle="miter"/>
-                      <v:formulas/>
-                      <v:path arrowok="t" o:connecttype="custom" o:connectlocs="74064,6986;208945,7620;353599,0;1726077,6986;1800141,73085;1800141,353696;620444,353696;295045,353696;227686,413811;227686,654261;295045,714376;597675,714376;1800141,714376;1800141,772737;1726077,838836;365653,845821;212964,838201;74064,838836;0,772737;0,73085;74064,6986" o:connectangles="0,0,0,0,0,0,0,0,0,0,0,0,0,0,0,0,0,0,0,0,0" textboxrect="0,0,1606550,878156"/>
-                      <v:textbox>
-                        <w:txbxContent>
-                          <w:p>
-                            <w:pPr>
-                              <w:rPr>
-                                <w:rFonts w:cs="Times New Roman"/>
-                                <w:color w:val="FFFFFF"/>
-                                <w:szCs w:val="24"/>
-                              </w:rPr>
-                            </w:pPr>
-                            <w:r>
-                              <w:rPr>
-                                <w:rFonts w:cs="Times New Roman" w:hint="eastAsia"/>
-                                <w:color w:val="FFFFFF"/>
-                              </w:rPr>
-                              <w:t>按鍵值轉換成數字</w:t>
-                            </w:r>
-                            <w:r>
-                              <w:rPr>
-                                <w:rFonts w:cs="Times New Roman" w:hint="eastAsia"/>
-                                <w:color w:val="FFFFFF"/>
-                              </w:rPr>
-                              <w:t xml:space="preserve"> </w:t>
-                            </w:r>
-                            <w:r>
-                              <w:rPr>
-                                <w:rFonts w:cs="Times New Roman" w:hint="eastAsia"/>
-                                <w:color w:val="FFFFFF"/>
-                              </w:rPr>
-                              <w:t>函數</w:t>
-                            </w:r>
-                          </w:p>
-                        </w:txbxContent>
-                      </v:textbox>
-                      <w10:anchorlock/>
-                    </v:shape>
-                  </w:pict>
-                </mc:Fallback>
-              </mc:AlternateContent>
-            </w:r>
           </w:p>
           <w:p>
             <w:pPr>
@@ -5841,8 +5975,21 @@
                 <w:sz w:val="20"/>
                 <w:szCs w:val="20"/>
               </w:rPr>
-              <w:lastRenderedPageBreak/>
-              <w:t>int charToInt(char c) {</w:t>
+              <w:t>charToInt(</w:t>
+            </w:r>
+            <w:r>
+              <w:rPr>
+                <w:sz w:val="20"/>
+                <w:szCs w:val="20"/>
+              </w:rPr>
+              <w:t>c</w:t>
+            </w:r>
+            <w:r>
+              <w:rPr>
+                <w:sz w:val="20"/>
+                <w:szCs w:val="20"/>
+              </w:rPr>
+              <w:t>)</w:t>
             </w:r>
           </w:p>
           <w:p>
@@ -5855,43 +6002,86 @@
             </w:pPr>
             <w:r>
               <w:rPr>
-                <w:sz w:val="20"/>
-                <w:szCs w:val="20"/>
-              </w:rPr>
-              <w:t xml:space="preserve">  int num = c - '0';</w:t>
-            </w:r>
-          </w:p>
-          <w:p>
-            <w:pPr>
-              <w:spacing w:line="200" w:lineRule="exact"/>
-              <w:rPr>
-                <w:sz w:val="20"/>
-                <w:szCs w:val="20"/>
-              </w:rPr>
-            </w:pPr>
-            <w:r>
-              <w:rPr>
-                <w:sz w:val="20"/>
-                <w:szCs w:val="20"/>
-              </w:rPr>
-              <w:t xml:space="preserve">  return num;</w:t>
-            </w:r>
-          </w:p>
-          <w:p>
-            <w:pPr>
-              <w:spacing w:line="200" w:lineRule="exact"/>
-              <w:rPr>
-                <w:sz w:val="20"/>
-                <w:szCs w:val="20"/>
-              </w:rPr>
-            </w:pPr>
-            <w:r>
-              <w:rPr>
-                <w:sz w:val="20"/>
-                <w:szCs w:val="20"/>
-              </w:rPr>
-              <w:t>}</w:t>
-            </w:r>
+                <w:color w:val="4472C4" w:themeColor="accent1"/>
+                <w:sz w:val="18"/>
+                <w:szCs w:val="16"/>
+              </w:rPr>
+              <w:t xml:space="preserve"> </w:t>
+            </w:r>
+            <w:r>
+              <w:rPr>
+                <w:color w:val="538135" w:themeColor="accent6" w:themeShade="BF"/>
+              </w:rPr>
+              <w:t>'</w:t>
+            </w:r>
+            <w:r>
+              <w:rPr>
+                <w:sz w:val="20"/>
+                <w:szCs w:val="20"/>
+              </w:rPr>
+              <w:t>charToInt(</w:t>
+            </w:r>
+            <w:r>
+              <w:rPr>
+                <w:color w:val="538135" w:themeColor="accent6" w:themeShade="BF"/>
+              </w:rPr>
+              <w:t>'</w:t>
+            </w:r>
+            <w:r>
+              <w:rPr>
+                <w:rFonts w:hint="eastAsia"/>
+                <w:color w:val="4472C4" w:themeColor="accent1"/>
+                <w:sz w:val="18"/>
+                <w:szCs w:val="16"/>
+              </w:rPr>
+              <w:t>+</w:t>
+            </w:r>
+            <w:r>
+              <w:rPr>
+                <w:color w:val="FF0000"/>
+                <w:sz w:val="18"/>
+                <w:szCs w:val="16"/>
+              </w:rPr>
+              <w:t>value_</w:t>
+            </w:r>
+            <w:r>
+              <w:rPr>
+                <w:color w:val="FF0000"/>
+                <w:sz w:val="18"/>
+                <w:szCs w:val="16"/>
+              </w:rPr>
+              <w:t>c</w:t>
+            </w:r>
+            <w:r>
+              <w:rPr>
+                <w:rFonts w:hint="eastAsia"/>
+                <w:color w:val="4472C4" w:themeColor="accent1"/>
+                <w:sz w:val="18"/>
+                <w:szCs w:val="16"/>
+              </w:rPr>
+              <w:t>+</w:t>
+            </w:r>
+            <w:r>
+              <w:rPr>
+                <w:color w:val="538135" w:themeColor="accent6" w:themeShade="BF"/>
+              </w:rPr>
+              <w:t>'</w:t>
+            </w:r>
+            <w:r>
+              <w:rPr>
+                <w:sz w:val="20"/>
+                <w:szCs w:val="20"/>
+              </w:rPr>
+              <w:t>)</w:t>
+            </w:r>
+            <w:r>
+              <w:rPr>
+                <w:color w:val="538135" w:themeColor="accent6" w:themeShade="BF"/>
+              </w:rPr>
+              <w:t>'</w:t>
+            </w:r>
+            <w:bookmarkStart w:id="0" w:name="_GoBack"/>
+            <w:bookmarkEnd w:id="0"/>
           </w:p>
         </w:tc>
       </w:tr>
@@ -5948,7 +6138,7 @@
 </file>
 
 <file path=word/endnotes.xml><?xml version="1.0" encoding="utf-8"?>
-<w:endnotes xmlns:wpc="http://schemas.microsoft.com/office/word/2010/wordprocessingCanvas" xmlns:cx="http://schemas.microsoft.com/office/drawing/2014/chartex" xmlns:cx1="http://schemas.microsoft.com/office/drawing/2015/9/8/chartex" xmlns:cx2="http://schemas.microsoft.com/office/drawing/2015/10/21/chartex" xmlns:cx3="http://schemas.microsoft.com/office/drawing/2016/5/9/chartex" xmlns:cx4="http://schemas.microsoft.com/office/drawing/2016/5/10/chartex" xmlns:cx5="http://schemas.microsoft.com/office/drawing/2016/5/11/chartex" xmlns:cx6="http://schemas.microsoft.com/office/drawing/2016/5/12/chartex" xmlns:cx7="http://schemas.microsoft.com/office/drawing/2016/5/13/chartex" xmlns:cx8="http://schemas.microsoft.com/office/drawing/2016/5/14/chartex" xmlns:mc="http://schemas.openxmlformats.org/markup-compatibility/2006" xmlns:aink="http://schemas.microsoft.com/office/drawing/2016/ink" xmlns:am3d="http://schemas.microsoft.com/office/drawing/2017/model3d" xmlns:o="urn:schemas-microsoft-com:office:office" xmlns:r="http://schemas.openxmlformats.org/officeDocument/2006/relationships" xmlns:m="http://schemas.openxmlformats.org/officeDocument/2006/math" xmlns:v="urn:schemas-microsoft-com:vml" xmlns:wp14="http://schemas.microsoft.com/office/word/2010/wordprocessingDrawing" xmlns:wp="http://schemas.openxmlformats.org/drawingml/2006/wordprocessingDrawing" xmlns:w10="urn:schemas-microsoft-com:office:word" xmlns:w="http://schemas.openxmlformats.org/wordprocessingml/2006/main" xmlns:w14="http://schemas.microsoft.com/office/word/2010/wordml" xmlns:w15="http://schemas.microsoft.com/office/word/2012/wordml" xmlns:w16cex="http://schemas.microsoft.com/office/word/2018/wordml/cex" xmlns:w16cid="http://schemas.microsoft.com/office/word/2016/wordml/cid" xmlns:w16="http://schemas.microsoft.com/office/word/2018/wordml" xmlns:w16sdtdh="http://schemas.microsoft.com/office/word/2020/wordml/sdtdatahash" xmlns:w16se="http://schemas.microsoft.com/office/word/2015/wordml/symex" xmlns:wpg="http://schemas.microsoft.com/office/word/2010/wordprocessingGroup" xmlns:wpi="http://schemas.microsoft.com/office/word/2010/wordprocessingInk" xmlns:wne="http://schemas.microsoft.com/office/word/2006/wordml" xmlns:wps="http://schemas.microsoft.com/office/word/2010/wordprocessingShape" mc:Ignorable="w14 w15 w16se w16cid w16 w16cex w16sdtdh wp14">
+<w:endnotes xmlns:wpc="http://schemas.microsoft.com/office/word/2010/wordprocessingCanvas" xmlns:cx="http://schemas.microsoft.com/office/drawing/2014/chartex" xmlns:mc="http://schemas.openxmlformats.org/markup-compatibility/2006" xmlns:o="urn:schemas-microsoft-com:office:office" xmlns:r="http://schemas.openxmlformats.org/officeDocument/2006/relationships" xmlns:m="http://schemas.openxmlformats.org/officeDocument/2006/math" xmlns:v="urn:schemas-microsoft-com:vml" xmlns:wp14="http://schemas.microsoft.com/office/word/2010/wordprocessingDrawing" xmlns:wp="http://schemas.openxmlformats.org/drawingml/2006/wordprocessingDrawing" xmlns:w10="urn:schemas-microsoft-com:office:word" xmlns:w="http://schemas.openxmlformats.org/wordprocessingml/2006/main" xmlns:w14="http://schemas.microsoft.com/office/word/2010/wordml" xmlns:w15="http://schemas.microsoft.com/office/word/2012/wordml" xmlns:w16se="http://schemas.microsoft.com/office/word/2015/wordml/symex" xmlns:wpg="http://schemas.microsoft.com/office/word/2010/wordprocessingGroup" xmlns:wpi="http://schemas.microsoft.com/office/word/2010/wordprocessingInk" xmlns:wne="http://schemas.microsoft.com/office/word/2006/wordml" xmlns:wps="http://schemas.microsoft.com/office/word/2010/wordprocessingShape" mc:Ignorable="w14 w15 w16se wp14">
   <w:endnote w:type="separator" w:id="-1">
     <w:p>
       <w:r>
@@ -5967,7 +6157,7 @@
 </file>
 
 <file path=word/footnotes.xml><?xml version="1.0" encoding="utf-8"?>
-<w:footnotes xmlns:wpc="http://schemas.microsoft.com/office/word/2010/wordprocessingCanvas" xmlns:cx="http://schemas.microsoft.com/office/drawing/2014/chartex" xmlns:cx1="http://schemas.microsoft.com/office/drawing/2015/9/8/chartex" xmlns:cx2="http://schemas.microsoft.com/office/drawing/2015/10/21/chartex" xmlns:cx3="http://schemas.microsoft.com/office/drawing/2016/5/9/chartex" xmlns:cx4="http://schemas.microsoft.com/office/drawing/2016/5/10/chartex" xmlns:cx5="http://schemas.microsoft.com/office/drawing/2016/5/11/chartex" xmlns:cx6="http://schemas.microsoft.com/office/drawing/2016/5/12/chartex" xmlns:cx7="http://schemas.microsoft.com/office/drawing/2016/5/13/chartex" xmlns:cx8="http://schemas.microsoft.com/office/drawing/2016/5/14/chartex" xmlns:mc="http://schemas.openxmlformats.org/markup-compatibility/2006" xmlns:aink="http://schemas.microsoft.com/office/drawing/2016/ink" xmlns:am3d="http://schemas.microsoft.com/office/drawing/2017/model3d" xmlns:o="urn:schemas-microsoft-com:office:office" xmlns:r="http://schemas.openxmlformats.org/officeDocument/2006/relationships" xmlns:m="http://schemas.openxmlformats.org/officeDocument/2006/math" xmlns:v="urn:schemas-microsoft-com:vml" xmlns:wp14="http://schemas.microsoft.com/office/word/2010/wordprocessingDrawing" xmlns:wp="http://schemas.openxmlformats.org/drawingml/2006/wordprocessingDrawing" xmlns:w10="urn:schemas-microsoft-com:office:word" xmlns:w="http://schemas.openxmlformats.org/wordprocessingml/2006/main" xmlns:w14="http://schemas.microsoft.com/office/word/2010/wordml" xmlns:w15="http://schemas.microsoft.com/office/word/2012/wordml" xmlns:w16cex="http://schemas.microsoft.com/office/word/2018/wordml/cex" xmlns:w16cid="http://schemas.microsoft.com/office/word/2016/wordml/cid" xmlns:w16="http://schemas.microsoft.com/office/word/2018/wordml" xmlns:w16sdtdh="http://schemas.microsoft.com/office/word/2020/wordml/sdtdatahash" xmlns:w16se="http://schemas.microsoft.com/office/word/2015/wordml/symex" xmlns:wpg="http://schemas.microsoft.com/office/word/2010/wordprocessingGroup" xmlns:wpi="http://schemas.microsoft.com/office/word/2010/wordprocessingInk" xmlns:wne="http://schemas.microsoft.com/office/word/2006/wordml" xmlns:wps="http://schemas.microsoft.com/office/word/2010/wordprocessingShape" mc:Ignorable="w14 w15 w16se w16cid w16 w16cex w16sdtdh wp14">
+<w:footnotes xmlns:wpc="http://schemas.microsoft.com/office/word/2010/wordprocessingCanvas" xmlns:cx="http://schemas.microsoft.com/office/drawing/2014/chartex" xmlns:mc="http://schemas.openxmlformats.org/markup-compatibility/2006" xmlns:o="urn:schemas-microsoft-com:office:office" xmlns:r="http://schemas.openxmlformats.org/officeDocument/2006/relationships" xmlns:m="http://schemas.openxmlformats.org/officeDocument/2006/math" xmlns:v="urn:schemas-microsoft-com:vml" xmlns:wp14="http://schemas.microsoft.com/office/word/2010/wordprocessingDrawing" xmlns:wp="http://schemas.openxmlformats.org/drawingml/2006/wordprocessingDrawing" xmlns:w10="urn:schemas-microsoft-com:office:word" xmlns:w="http://schemas.openxmlformats.org/wordprocessingml/2006/main" xmlns:w14="http://schemas.microsoft.com/office/word/2010/wordml" xmlns:w15="http://schemas.microsoft.com/office/word/2012/wordml" xmlns:w16se="http://schemas.microsoft.com/office/word/2015/wordml/symex" xmlns:wpg="http://schemas.microsoft.com/office/word/2010/wordprocessingGroup" xmlns:wpi="http://schemas.microsoft.com/office/word/2010/wordprocessingInk" xmlns:wne="http://schemas.microsoft.com/office/word/2006/wordml" xmlns:wps="http://schemas.microsoft.com/office/word/2010/wordprocessingShape" mc:Ignorable="w14 w15 w16se wp14">
   <w:footnote w:type="separator" w:id="-1">
     <w:p>
       <w:r>
@@ -5986,7 +6176,7 @@
 </file>
 
 <file path=word/styles.xml><?xml version="1.0" encoding="utf-8"?>
-<w:styles xmlns:mc="http://schemas.openxmlformats.org/markup-compatibility/2006" xmlns:r="http://schemas.openxmlformats.org/officeDocument/2006/relationships" xmlns:w="http://schemas.openxmlformats.org/wordprocessingml/2006/main" xmlns:w14="http://schemas.microsoft.com/office/word/2010/wordml" xmlns:w15="http://schemas.microsoft.com/office/word/2012/wordml" xmlns:w16cex="http://schemas.microsoft.com/office/word/2018/wordml/cex" xmlns:w16cid="http://schemas.microsoft.com/office/word/2016/wordml/cid" xmlns:w16="http://schemas.microsoft.com/office/word/2018/wordml" xmlns:w16sdtdh="http://schemas.microsoft.com/office/word/2020/wordml/sdtdatahash" xmlns:w16se="http://schemas.microsoft.com/office/word/2015/wordml/symex" mc:Ignorable="w14 w15 w16se w16cid w16 w16cex w16sdtdh">
+<w:styles xmlns:mc="http://schemas.openxmlformats.org/markup-compatibility/2006" xmlns:r="http://schemas.openxmlformats.org/officeDocument/2006/relationships" xmlns:w="http://schemas.openxmlformats.org/wordprocessingml/2006/main" xmlns:w14="http://schemas.microsoft.com/office/word/2010/wordml" xmlns:w15="http://schemas.microsoft.com/office/word/2012/wordml" xmlns:w16se="http://schemas.microsoft.com/office/word/2015/wordml/symex" mc:Ignorable="w14 w15 w16se">
   <w:docDefaults>
     <w:rPrDefault>
       <w:rPr>
@@ -5999,7 +6189,7 @@
     </w:rPrDefault>
     <w:pPrDefault/>
   </w:docDefaults>
-  <w:latentStyles w:defLockedState="0" w:defUIPriority="99" w:defSemiHidden="0" w:defUnhideWhenUsed="0" w:defQFormat="0" w:count="376">
+  <w:latentStyles w:defLockedState="0" w:defUIPriority="99" w:defSemiHidden="0" w:defUnhideWhenUsed="0" w:defQFormat="0" w:count="371">
     <w:lsdException w:name="Normal" w:uiPriority="0" w:qFormat="1"/>
     <w:lsdException w:name="heading 1" w:uiPriority="9" w:qFormat="1"/>
     <w:lsdException w:name="heading 2" w:semiHidden="1" w:uiPriority="9" w:unhideWhenUsed="1" w:qFormat="1"/>
@@ -6105,6 +6295,7 @@
     <w:lsdException w:name="HTML Sample" w:semiHidden="1" w:unhideWhenUsed="1"/>
     <w:lsdException w:name="HTML Typewriter" w:semiHidden="1" w:unhideWhenUsed="1"/>
     <w:lsdException w:name="HTML Variable" w:semiHidden="1" w:unhideWhenUsed="1"/>
+    <w:lsdException w:name="Normal Table" w:semiHidden="1" w:unhideWhenUsed="1"/>
     <w:lsdException w:name="annotation subject" w:semiHidden="1" w:unhideWhenUsed="1"/>
     <w:lsdException w:name="No List" w:semiHidden="1" w:unhideWhenUsed="1"/>
     <w:lsdException w:name="Outline List 1" w:semiHidden="1" w:unhideWhenUsed="1"/>
@@ -6147,8 +6338,11 @@
     <w:lsdException w:name="Table Contemporary" w:semiHidden="1" w:unhideWhenUsed="1"/>
     <w:lsdException w:name="Table Elegant" w:semiHidden="1" w:unhideWhenUsed="1"/>
     <w:lsdException w:name="Table Professional" w:semiHidden="1" w:unhideWhenUsed="1"/>
+    <w:lsdException w:name="Table Subtle 1" w:semiHidden="1" w:unhideWhenUsed="1"/>
     <w:lsdException w:name="Table Subtle 2" w:semiHidden="1" w:unhideWhenUsed="1"/>
     <w:lsdException w:name="Table Web 1" w:semiHidden="1" w:unhideWhenUsed="1"/>
+    <w:lsdException w:name="Table Web 2" w:semiHidden="1" w:unhideWhenUsed="1"/>
+    <w:lsdException w:name="Table Web 3" w:semiHidden="1" w:unhideWhenUsed="1"/>
     <w:lsdException w:name="Balloon Text" w:semiHidden="1" w:unhideWhenUsed="1"/>
     <w:lsdException w:name="Table Grid" w:uiPriority="39"/>
     <w:lsdException w:name="Table Theme" w:semiHidden="1" w:unhideWhenUsed="1"/>
@@ -6367,11 +6561,6 @@
     <w:lsdException w:name="List Table 5 Dark Accent 6" w:uiPriority="50"/>
     <w:lsdException w:name="List Table 6 Colorful Accent 6" w:uiPriority="51"/>
     <w:lsdException w:name="List Table 7 Colorful Accent 6" w:uiPriority="52"/>
-    <w:lsdException w:name="Mention" w:semiHidden="1" w:unhideWhenUsed="1"/>
-    <w:lsdException w:name="Smart Hyperlink" w:semiHidden="1" w:unhideWhenUsed="1"/>
-    <w:lsdException w:name="Hashtag" w:semiHidden="1" w:unhideWhenUsed="1"/>
-    <w:lsdException w:name="Unresolved Mention" w:semiHidden="1" w:unhideWhenUsed="1"/>
-    <w:lsdException w:name="Smart Link" w:semiHidden="1" w:unhideWhenUsed="1"/>
   </w:latentStyles>
   <w:style w:type="paragraph" w:default="1" w:styleId="a">
     <w:name w:val="Normal"/>
@@ -6826,7 +7015,7 @@
 </file>
 
 <file path=customXml/itemProps1.xml><?xml version="1.0" encoding="utf-8"?>
-<ds:datastoreItem xmlns:ds="http://schemas.openxmlformats.org/officeDocument/2006/customXml" ds:itemID="{80C4E173-BC13-4BA9-B415-F45245CF5B40}">
+<ds:datastoreItem xmlns:ds="http://schemas.openxmlformats.org/officeDocument/2006/customXml" ds:itemID="{1763485D-0447-47FC-A751-E92FBA156AF5}">
   <ds:schemaRefs>
     <ds:schemaRef ds:uri="http://schemas.openxmlformats.org/officeDocument/2006/bibliography"/>
   </ds:schemaRefs>

--- a/tools/myCustomBlockly/amani/I2C鍵盤/i2cKeypay規劃.docx
+++ b/tools/myCustomBlockly/amani/I2C鍵盤/i2cKeypay規劃.docx
@@ -1,6 +1,6 @@
 
 <file path=word/document.xml><?xml version="1.0" encoding="utf-8"?>
-<w:document xmlns:wpc="http://schemas.microsoft.com/office/word/2010/wordprocessingCanvas" xmlns:cx="http://schemas.microsoft.com/office/drawing/2014/chartex" xmlns:mc="http://schemas.openxmlformats.org/markup-compatibility/2006" xmlns:o="urn:schemas-microsoft-com:office:office" xmlns:r="http://schemas.openxmlformats.org/officeDocument/2006/relationships" xmlns:m="http://schemas.openxmlformats.org/officeDocument/2006/math" xmlns:v="urn:schemas-microsoft-com:vml" xmlns:wp14="http://schemas.microsoft.com/office/word/2010/wordprocessingDrawing" xmlns:wp="http://schemas.openxmlformats.org/drawingml/2006/wordprocessingDrawing" xmlns:w10="urn:schemas-microsoft-com:office:word" xmlns:w="http://schemas.openxmlformats.org/wordprocessingml/2006/main" xmlns:w14="http://schemas.microsoft.com/office/word/2010/wordml" xmlns:w15="http://schemas.microsoft.com/office/word/2012/wordml" xmlns:w16se="http://schemas.microsoft.com/office/word/2015/wordml/symex" xmlns:wpg="http://schemas.microsoft.com/office/word/2010/wordprocessingGroup" xmlns:wpi="http://schemas.microsoft.com/office/word/2010/wordprocessingInk" xmlns:wne="http://schemas.microsoft.com/office/word/2006/wordml" xmlns:wps="http://schemas.microsoft.com/office/word/2010/wordprocessingShape" mc:Ignorable="w14 w15 w16se wp14">
+<w:document xmlns:wpc="http://schemas.microsoft.com/office/word/2010/wordprocessingCanvas" xmlns:cx="http://schemas.microsoft.com/office/drawing/2014/chartex" xmlns:cx1="http://schemas.microsoft.com/office/drawing/2015/9/8/chartex" xmlns:cx2="http://schemas.microsoft.com/office/drawing/2015/10/21/chartex" xmlns:cx3="http://schemas.microsoft.com/office/drawing/2016/5/9/chartex" xmlns:cx4="http://schemas.microsoft.com/office/drawing/2016/5/10/chartex" xmlns:cx5="http://schemas.microsoft.com/office/drawing/2016/5/11/chartex" xmlns:cx6="http://schemas.microsoft.com/office/drawing/2016/5/12/chartex" xmlns:cx7="http://schemas.microsoft.com/office/drawing/2016/5/13/chartex" xmlns:cx8="http://schemas.microsoft.com/office/drawing/2016/5/14/chartex" xmlns:mc="http://schemas.openxmlformats.org/markup-compatibility/2006" xmlns:aink="http://schemas.microsoft.com/office/drawing/2016/ink" xmlns:am3d="http://schemas.microsoft.com/office/drawing/2017/model3d" xmlns:o="urn:schemas-microsoft-com:office:office" xmlns:r="http://schemas.openxmlformats.org/officeDocument/2006/relationships" xmlns:m="http://schemas.openxmlformats.org/officeDocument/2006/math" xmlns:v="urn:schemas-microsoft-com:vml" xmlns:wp14="http://schemas.microsoft.com/office/word/2010/wordprocessingDrawing" xmlns:wp="http://schemas.openxmlformats.org/drawingml/2006/wordprocessingDrawing" xmlns:w10="urn:schemas-microsoft-com:office:word" xmlns:w="http://schemas.openxmlformats.org/wordprocessingml/2006/main" xmlns:w14="http://schemas.microsoft.com/office/word/2010/wordml" xmlns:w15="http://schemas.microsoft.com/office/word/2012/wordml" xmlns:w16cex="http://schemas.microsoft.com/office/word/2018/wordml/cex" xmlns:w16cid="http://schemas.microsoft.com/office/word/2016/wordml/cid" xmlns:w16="http://schemas.microsoft.com/office/word/2018/wordml" xmlns:w16sdtdh="http://schemas.microsoft.com/office/word/2020/wordml/sdtdatahash" xmlns:w16se="http://schemas.microsoft.com/office/word/2015/wordml/symex" xmlns:wpg="http://schemas.microsoft.com/office/word/2010/wordprocessingGroup" xmlns:wpi="http://schemas.microsoft.com/office/word/2010/wordprocessingInk" xmlns:wne="http://schemas.microsoft.com/office/word/2006/wordml" xmlns:wps="http://schemas.microsoft.com/office/word/2010/wordprocessingShape" mc:Ignorable="w14 w15 w16se w16cid w16 w16cex w16sdtdh wp14">
   <w:body>
     <w:p>
       <w:pPr>
@@ -2719,6 +2719,199 @@
             <w:pPr>
               <w:spacing w:line="200" w:lineRule="exact"/>
               <w:rPr>
+                <w:color w:val="ED7D31" w:themeColor="accent2"/>
+                <w:sz w:val="20"/>
+                <w:szCs w:val="20"/>
+              </w:rPr>
+            </w:pPr>
+            <w:r>
+              <w:rPr>
+                <w:color w:val="ED7D31" w:themeColor="accent2"/>
+                <w:sz w:val="20"/>
+                <w:szCs w:val="20"/>
+              </w:rPr>
+              <w:t>}</w:t>
+            </w:r>
+          </w:p>
+          <w:p>
+            <w:pPr>
+              <w:spacing w:line="200" w:lineRule="exact"/>
+              <w:rPr>
+                <w:color w:val="ED7D31" w:themeColor="accent2"/>
+                <w:sz w:val="20"/>
+                <w:szCs w:val="20"/>
+              </w:rPr>
+            </w:pPr>
+          </w:p>
+          <w:p>
+            <w:pPr>
+              <w:spacing w:line="200" w:lineRule="exact"/>
+              <w:rPr>
+                <w:color w:val="ED7D31" w:themeColor="accent2"/>
+                <w:sz w:val="20"/>
+                <w:szCs w:val="20"/>
+              </w:rPr>
+            </w:pPr>
+            <w:r>
+              <w:rPr>
+                <w:color w:val="ED7D31" w:themeColor="accent2"/>
+                <w:sz w:val="20"/>
+                <w:szCs w:val="20"/>
+              </w:rPr>
+              <w:t>boolean checkIsNumber(char key) {</w:t>
+            </w:r>
+          </w:p>
+          <w:p>
+            <w:pPr>
+              <w:spacing w:line="200" w:lineRule="exact"/>
+              <w:rPr>
+                <w:color w:val="ED7D31" w:themeColor="accent2"/>
+                <w:sz w:val="20"/>
+                <w:szCs w:val="20"/>
+              </w:rPr>
+            </w:pPr>
+            <w:r>
+              <w:rPr>
+                <w:color w:val="ED7D31" w:themeColor="accent2"/>
+                <w:sz w:val="20"/>
+                <w:szCs w:val="20"/>
+              </w:rPr>
+              <w:t xml:space="preserve">  char N[] = "1234567890";</w:t>
+            </w:r>
+          </w:p>
+          <w:p>
+            <w:pPr>
+              <w:spacing w:line="200" w:lineRule="exact"/>
+              <w:rPr>
+                <w:rFonts w:hint="eastAsia"/>
+                <w:color w:val="ED7D31" w:themeColor="accent2"/>
+                <w:sz w:val="20"/>
+                <w:szCs w:val="20"/>
+              </w:rPr>
+            </w:pPr>
+            <w:r>
+              <w:rPr>
+                <w:rFonts w:hint="eastAsia"/>
+                <w:color w:val="ED7D31" w:themeColor="accent2"/>
+                <w:sz w:val="20"/>
+                <w:szCs w:val="20"/>
+              </w:rPr>
+              <w:t xml:space="preserve">  //</w:t>
+            </w:r>
+            <w:r>
+              <w:rPr>
+                <w:rFonts w:hint="eastAsia"/>
+                <w:color w:val="ED7D31" w:themeColor="accent2"/>
+                <w:sz w:val="20"/>
+                <w:szCs w:val="20"/>
+              </w:rPr>
+              <w:t>一定要大寫</w:t>
+            </w:r>
+            <w:r>
+              <w:rPr>
+                <w:rFonts w:hint="eastAsia"/>
+                <w:color w:val="ED7D31" w:themeColor="accent2"/>
+                <w:sz w:val="20"/>
+                <w:szCs w:val="20"/>
+              </w:rPr>
+              <w:t>NULL</w:t>
+            </w:r>
+          </w:p>
+          <w:p>
+            <w:pPr>
+              <w:spacing w:line="200" w:lineRule="exact"/>
+              <w:rPr>
+                <w:color w:val="ED7D31" w:themeColor="accent2"/>
+                <w:sz w:val="20"/>
+                <w:szCs w:val="20"/>
+              </w:rPr>
+            </w:pPr>
+            <w:r>
+              <w:rPr>
+                <w:color w:val="ED7D31" w:themeColor="accent2"/>
+                <w:sz w:val="20"/>
+                <w:szCs w:val="20"/>
+              </w:rPr>
+              <w:t xml:space="preserve">  if ((strchr(N, key)) != (NULL)) {</w:t>
+            </w:r>
+          </w:p>
+          <w:p>
+            <w:pPr>
+              <w:spacing w:line="200" w:lineRule="exact"/>
+              <w:rPr>
+                <w:color w:val="ED7D31" w:themeColor="accent2"/>
+                <w:sz w:val="20"/>
+                <w:szCs w:val="20"/>
+              </w:rPr>
+            </w:pPr>
+            <w:r>
+              <w:rPr>
+                <w:color w:val="ED7D31" w:themeColor="accent2"/>
+                <w:sz w:val="20"/>
+                <w:szCs w:val="20"/>
+              </w:rPr>
+              <w:t xml:space="preserve">    return (true);</w:t>
+            </w:r>
+          </w:p>
+          <w:p>
+            <w:pPr>
+              <w:spacing w:line="200" w:lineRule="exact"/>
+              <w:rPr>
+                <w:color w:val="ED7D31" w:themeColor="accent2"/>
+                <w:sz w:val="20"/>
+                <w:szCs w:val="20"/>
+              </w:rPr>
+            </w:pPr>
+            <w:r>
+              <w:rPr>
+                <w:color w:val="ED7D31" w:themeColor="accent2"/>
+                <w:sz w:val="20"/>
+                <w:szCs w:val="20"/>
+              </w:rPr>
+              <w:t xml:space="preserve">  } else {</w:t>
+            </w:r>
+          </w:p>
+          <w:p>
+            <w:pPr>
+              <w:spacing w:line="200" w:lineRule="exact"/>
+              <w:rPr>
+                <w:color w:val="ED7D31" w:themeColor="accent2"/>
+                <w:sz w:val="20"/>
+                <w:szCs w:val="20"/>
+              </w:rPr>
+            </w:pPr>
+            <w:r>
+              <w:rPr>
+                <w:color w:val="ED7D31" w:themeColor="accent2"/>
+                <w:sz w:val="20"/>
+                <w:szCs w:val="20"/>
+              </w:rPr>
+              <w:t xml:space="preserve">    return (false);</w:t>
+            </w:r>
+          </w:p>
+          <w:p>
+            <w:pPr>
+              <w:spacing w:line="200" w:lineRule="exact"/>
+              <w:rPr>
+                <w:color w:val="ED7D31" w:themeColor="accent2"/>
+                <w:sz w:val="20"/>
+                <w:szCs w:val="20"/>
+              </w:rPr>
+            </w:pPr>
+            <w:r>
+              <w:rPr>
+                <w:color w:val="ED7D31" w:themeColor="accent2"/>
+                <w:sz w:val="20"/>
+                <w:szCs w:val="20"/>
+              </w:rPr>
+              <w:t xml:space="preserve">  }</w:t>
+            </w:r>
+          </w:p>
+          <w:p>
+            <w:pPr>
+              <w:spacing w:line="200" w:lineRule="exact"/>
+              <w:rPr>
+                <w:rFonts w:hint="eastAsia"/>
                 <w:sz w:val="20"/>
                 <w:szCs w:val="20"/>
               </w:rPr>
@@ -4082,6 +4275,7 @@
               <w:rPr>
                 <w:noProof/>
               </w:rPr>
+              <w:lastRenderedPageBreak/>
               <mc:AlternateContent>
                 <mc:Choice Requires="wps">
                   <w:drawing>
@@ -4567,6 +4761,7 @@
                 <w:sz w:val="18"/>
                 <w:szCs w:val="16"/>
               </w:rPr>
+              <w:lastRenderedPageBreak/>
               <w:t xml:space="preserve"> </w:t>
             </w:r>
             <w:r>
@@ -5165,7 +5360,6 @@
                 <w:sz w:val="20"/>
                 <w:szCs w:val="20"/>
               </w:rPr>
-              <w:lastRenderedPageBreak/>
               <w:t>_0</w:t>
             </w:r>
             <w:r>
@@ -5229,7 +5423,7 @@
                               </a:xfrm>
                             </wpg:grpSpPr>
                             <wps:wsp>
-                              <wps:cNvPr id="2" name="圓角矩形 48"/>
+                              <wps:cNvPr id="10" name="圓角矩形 48"/>
                               <wps:cNvSpPr/>
                               <wps:spPr>
                                 <a:xfrm>
@@ -5648,7 +5842,7 @@
                               </wps:bodyPr>
                             </wps:wsp>
                             <wps:wsp>
-                              <wps:cNvPr id="3" name="手繪多邊形: 圖案 10"/>
+                              <wps:cNvPr id="13" name="手繪多邊形: 圖案 10"/>
                               <wps:cNvSpPr/>
                               <wps:spPr>
                                 <a:xfrm>
@@ -5776,23 +5970,7 @@
                                         <w:color w:val="FFFFFF"/>
                                         <w:kern w:val="2"/>
                                       </w:rPr>
-                                      <w:t>‘</w:t>
-                                    </w:r>
-                                    <w:r>
-                                      <w:rPr>
-                                        <w:rFonts w:asciiTheme="minorHAnsi" w:hAnsi="Calibri" w:cs="Times New Roman"/>
-                                        <w:color w:val="FFFFFF"/>
-                                        <w:kern w:val="2"/>
-                                      </w:rPr>
-                                      <w:t xml:space="preserve">  </w:t>
-                                    </w:r>
-                                    <w:r>
-                                      <w:rPr>
-                                        <w:rFonts w:asciiTheme="minorHAnsi" w:hAnsi="Calibri" w:cs="Times New Roman"/>
-                                        <w:color w:val="FFFFFF"/>
-                                        <w:kern w:val="2"/>
-                                      </w:rPr>
-                                      <w:t xml:space="preserve"> ‘</w:t>
+                                      <w:t>‘   ‘</w:t>
                                     </w:r>
                                   </w:p>
                                 </w:txbxContent>
@@ -5815,8 +5993,8 @@
                 </mc:Choice>
                 <mc:Fallback>
                   <w:pict>
-                    <v:group w14:anchorId="0EACB737" id="群組 5" o:spid="_x0000_s1033" style="position:absolute;margin-left:-.25pt;margin-top:18.15pt;width:200.55pt;height:20.75pt;z-index:251681792;mso-width-relative:margin" coordsize="22821,2635" o:gfxdata="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">
-                      <v:shape id="_x0000_s1034" style="position:absolute;width:22821;height:2635;visibility:visible;mso-wrap-style:square;v-text-anchor:middle" coordsize="4625868,375557" o:spt="100" o:gfxdata="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" adj="-11796480,,5400" path="m119183,127411c119183,92841,147207,,181777,l4563274,v34570,,62594,28024,62594,62594l4625868,312963v,34570,-28024,62594,-62594,62594l181777,375557v-34570,,-54974,-100467,-54974,-135037l10319,315726,,77770r119183,49641xe" fillcolor="#ffc000 [3207]" strokecolor="#7f5f00 [1607]" strokeweight="1pt">
+                    <v:group w14:anchorId="0EACB737" id="群組 5" o:spid="_x0000_s1033" style="position:absolute;margin-left:-.25pt;margin-top:18.15pt;width:200.55pt;height:20.75pt;z-index:251681792;mso-width-relative:margin" coordsize="22821,2635" o:gfxdata="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">
+                      <v:shape id="_x0000_s1034" style="position:absolute;width:22821;height:2635;visibility:visible;mso-wrap-style:square;v-text-anchor:middle" coordsize="4625868,375557" o:spt="100" o:gfxdata="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" adj="-11796480,,5400" path="m119183,127411c119183,92841,147207,,181777,l4563274,v34570,,62594,28024,62594,62594l4625868,312963v,34570,-28024,62594,-62594,62594l181777,375557v-34570,,-54974,-100467,-54974,-135037l10319,315726,,77770r119183,49641xe" fillcolor="#ffc000 [3207]" strokecolor="#7f5f00 [1607]" strokeweight="1pt">
                         <v:stroke joinstyle="miter"/>
                         <v:formulas/>
                         <v:path arrowok="t" o:connecttype="custom" o:connectlocs="58798,89403;89679,0;2251273,0;2282153,43922;2282153,219603;2251273,263525;89679,263525;62558,168771;5091,221542;0,54571;58798,89403" o:connectangles="0,0,0,0,0,0,0,0,0,0,0" textboxrect="0,0,4625868,375557"/>
@@ -5864,7 +6042,7 @@
                           </w:txbxContent>
                         </v:textbox>
                       </v:shape>
-                      <v:shape id="手繪多邊形: 圖案 10" o:spid="_x0000_s1035" style="position:absolute;left:17946;top:412;width:3969;height:1810;visibility:visible;mso-wrap-style:square;v-text-anchor:middle" coordsize="453390,263525" o:spt="100" o:gfxdata="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" adj="-11796480,,5400" path="m84890,l453390,r,263525l84890,263525v-16145,,-25673,-70497,-25673,-94754l4819,221542,,54571,55658,89403c55658,65146,68745,,84890,xe" fillcolor="#70ad47 [3209]" strokecolor="#375623 [1609]" strokeweight="1pt">
+                      <v:shape id="手繪多邊形: 圖案 10" o:spid="_x0000_s1035" style="position:absolute;left:17946;top:412;width:3969;height:1810;visibility:visible;mso-wrap-style:square;v-text-anchor:middle" coordsize="453390,263525" o:spt="100" o:gfxdata="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" adj="-11796480,,5400" path="m84890,l453390,r,263525l84890,263525v-16145,,-25673,-70497,-25673,-94754l4819,221542,,54571,55658,89403c55658,65146,68745,,84890,xe" fillcolor="#70ad47 [3209]" strokecolor="#375623 [1609]" strokeweight="1pt">
                         <v:stroke joinstyle="miter"/>
                         <v:formulas/>
                         <v:path arrowok="t" o:connecttype="custom" o:connectlocs="74308,0;396875,0;396875,180975;74308,180975;51836,115903;4218,152143;0,37476;48720,61397;74308,0" o:connectangles="0,0,0,0,0,0,0,0,0" textboxrect="0,0,453390,263525"/>
@@ -5882,23 +6060,7 @@
                                   <w:color w:val="FFFFFF"/>
                                   <w:kern w:val="2"/>
                                 </w:rPr>
-                                <w:t>‘</w:t>
-                              </w:r>
-                              <w:r>
-                                <w:rPr>
-                                  <w:rFonts w:asciiTheme="minorHAnsi" w:hAnsi="Calibri" w:cs="Times New Roman"/>
-                                  <w:color w:val="FFFFFF"/>
-                                  <w:kern w:val="2"/>
-                                </w:rPr>
-                                <w:t xml:space="preserve">  </w:t>
-                              </w:r>
-                              <w:r>
-                                <w:rPr>
-                                  <w:rFonts w:asciiTheme="minorHAnsi" w:hAnsi="Calibri" w:cs="Times New Roman"/>
-                                  <w:color w:val="FFFFFF"/>
-                                  <w:kern w:val="2"/>
-                                </w:rPr>
-                                <w:t xml:space="preserve"> ‘</w:t>
+                                <w:t>‘   ‘</w:t>
                               </w:r>
                             </w:p>
                           </w:txbxContent>
@@ -5930,7 +6092,7 @@
             <w:pPr>
               <w:widowControl/>
               <w:rPr>
-                <w:rFonts w:ascii="Arial Unicode MS" w:hAnsi="Arial Unicode MS" w:hint="eastAsia"/>
+                <w:rFonts w:ascii="Arial Unicode MS" w:hAnsi="Arial Unicode MS"/>
                 <w:sz w:val="20"/>
                 <w:szCs w:val="20"/>
               </w:rPr>
@@ -6080,8 +6242,6 @@
               </w:rPr>
               <w:t>'</w:t>
             </w:r>
-            <w:bookmarkStart w:id="0" w:name="_GoBack"/>
-            <w:bookmarkEnd w:id="0"/>
           </w:p>
         </w:tc>
       </w:tr>
@@ -6100,6 +6260,713 @@
                 <w:szCs w:val="20"/>
               </w:rPr>
             </w:pPr>
+            <w:r>
+              <w:rPr>
+                <w:rFonts w:ascii="Arial Unicode MS" w:hAnsi="Arial Unicode MS"/>
+                <w:color w:val="008800"/>
+                <w:sz w:val="20"/>
+                <w:szCs w:val="20"/>
+              </w:rPr>
+              <w:t>_0</w:t>
+            </w:r>
+            <w:r>
+              <w:rPr>
+                <w:rFonts w:ascii="Arial Unicode MS" w:hAnsi="Arial Unicode MS"/>
+                <w:color w:val="008800"/>
+                <w:sz w:val="20"/>
+                <w:szCs w:val="20"/>
+              </w:rPr>
+              <w:t>7</w:t>
+            </w:r>
+            <w:r>
+              <w:rPr>
+                <w:rFonts w:ascii="Arial Unicode MS" w:hAnsi="Arial Unicode MS"/>
+                <w:color w:val="008800"/>
+                <w:sz w:val="20"/>
+                <w:szCs w:val="20"/>
+              </w:rPr>
+              <w:t>amani_i2ckeypad_</w:t>
+            </w:r>
+            <w:r>
+              <w:rPr>
+                <w:rFonts w:ascii="Arial Unicode MS" w:hAnsi="Arial Unicode MS"/>
+                <w:color w:val="008800"/>
+                <w:sz w:val="20"/>
+                <w:szCs w:val="20"/>
+              </w:rPr>
+              <w:t>isNum</w:t>
+            </w:r>
+          </w:p>
+          <w:p>
+            <w:pPr>
+              <w:rPr>
+                <w:rFonts w:ascii="Arial Unicode MS" w:hAnsi="Arial Unicode MS"/>
+                <w:color w:val="008800"/>
+                <w:sz w:val="20"/>
+                <w:szCs w:val="20"/>
+              </w:rPr>
+            </w:pPr>
+            <w:r>
+              <w:rPr>
+                <w:noProof/>
+              </w:rPr>
+              <mc:AlternateContent>
+                <mc:Choice Requires="wpg">
+                  <w:drawing>
+                    <wp:anchor distT="0" distB="0" distL="114300" distR="114300" simplePos="0" relativeHeight="251683840" behindDoc="0" locked="0" layoutInCell="1" allowOverlap="1" wp14:anchorId="758FD9DC" wp14:editId="6B0CEF77">
+                      <wp:simplePos x="0" y="0"/>
+                      <wp:positionH relativeFrom="column">
+                        <wp:posOffset>-6275</wp:posOffset>
+                      </wp:positionH>
+                      <wp:positionV relativeFrom="paragraph">
+                        <wp:posOffset>234899</wp:posOffset>
+                      </wp:positionV>
+                      <wp:extent cx="1926793" cy="263525"/>
+                      <wp:effectExtent l="19050" t="0" r="16510" b="22225"/>
+                      <wp:wrapNone/>
+                      <wp:docPr id="14" name="群組 5"/>
+                      <wp:cNvGraphicFramePr/>
+                      <a:graphic xmlns:a="http://schemas.openxmlformats.org/drawingml/2006/main">
+                        <a:graphicData uri="http://schemas.microsoft.com/office/word/2010/wordprocessingGroup">
+                          <wpg:wgp>
+                            <wpg:cNvGrpSpPr/>
+                            <wpg:grpSpPr>
+                              <a:xfrm>
+                                <a:off x="0" y="0"/>
+                                <a:ext cx="1926793" cy="263525"/>
+                                <a:chOff x="-1" y="0"/>
+                                <a:chExt cx="1672353" cy="263525"/>
+                              </a:xfrm>
+                            </wpg:grpSpPr>
+                            <wps:wsp>
+                              <wps:cNvPr id="15" name="圓角矩形 48"/>
+                              <wps:cNvSpPr/>
+                              <wps:spPr>
+                                <a:xfrm>
+                                  <a:off x="-1" y="0"/>
+                                  <a:ext cx="1672353" cy="263525"/>
+                                </a:xfrm>
+                                <a:custGeom>
+                                  <a:avLst/>
+                                  <a:gdLst>
+                                    <a:gd name="connsiteX0" fmla="*/ 0 w 4506685"/>
+                                    <a:gd name="connsiteY0" fmla="*/ 62594 h 375557"/>
+                                    <a:gd name="connsiteX1" fmla="*/ 62594 w 4506685"/>
+                                    <a:gd name="connsiteY1" fmla="*/ 0 h 375557"/>
+                                    <a:gd name="connsiteX2" fmla="*/ 4444091 w 4506685"/>
+                                    <a:gd name="connsiteY2" fmla="*/ 0 h 375557"/>
+                                    <a:gd name="connsiteX3" fmla="*/ 4506685 w 4506685"/>
+                                    <a:gd name="connsiteY3" fmla="*/ 62594 h 375557"/>
+                                    <a:gd name="connsiteX4" fmla="*/ 4506685 w 4506685"/>
+                                    <a:gd name="connsiteY4" fmla="*/ 312963 h 375557"/>
+                                    <a:gd name="connsiteX5" fmla="*/ 4444091 w 4506685"/>
+                                    <a:gd name="connsiteY5" fmla="*/ 375557 h 375557"/>
+                                    <a:gd name="connsiteX6" fmla="*/ 62594 w 4506685"/>
+                                    <a:gd name="connsiteY6" fmla="*/ 375557 h 375557"/>
+                                    <a:gd name="connsiteX7" fmla="*/ 0 w 4506685"/>
+                                    <a:gd name="connsiteY7" fmla="*/ 312963 h 375557"/>
+                                    <a:gd name="connsiteX8" fmla="*/ 0 w 4506685"/>
+                                    <a:gd name="connsiteY8" fmla="*/ 62594 h 375557"/>
+                                    <a:gd name="connsiteX0" fmla="*/ 0 w 4506685"/>
+                                    <a:gd name="connsiteY0" fmla="*/ 62594 h 375557"/>
+                                    <a:gd name="connsiteX1" fmla="*/ 62594 w 4506685"/>
+                                    <a:gd name="connsiteY1" fmla="*/ 0 h 375557"/>
+                                    <a:gd name="connsiteX2" fmla="*/ 4444091 w 4506685"/>
+                                    <a:gd name="connsiteY2" fmla="*/ 0 h 375557"/>
+                                    <a:gd name="connsiteX3" fmla="*/ 4506685 w 4506685"/>
+                                    <a:gd name="connsiteY3" fmla="*/ 62594 h 375557"/>
+                                    <a:gd name="connsiteX4" fmla="*/ 4506685 w 4506685"/>
+                                    <a:gd name="connsiteY4" fmla="*/ 312963 h 375557"/>
+                                    <a:gd name="connsiteX5" fmla="*/ 4444091 w 4506685"/>
+                                    <a:gd name="connsiteY5" fmla="*/ 375557 h 375557"/>
+                                    <a:gd name="connsiteX6" fmla="*/ 62594 w 4506685"/>
+                                    <a:gd name="connsiteY6" fmla="*/ 375557 h 375557"/>
+                                    <a:gd name="connsiteX7" fmla="*/ 0 w 4506685"/>
+                                    <a:gd name="connsiteY7" fmla="*/ 312963 h 375557"/>
+                                    <a:gd name="connsiteX8" fmla="*/ 5443 w 4506685"/>
+                                    <a:gd name="connsiteY8" fmla="*/ 163286 h 375557"/>
+                                    <a:gd name="connsiteX9" fmla="*/ 0 w 4506685"/>
+                                    <a:gd name="connsiteY9" fmla="*/ 62594 h 375557"/>
+                                    <a:gd name="connsiteX0" fmla="*/ 310249 w 4816934"/>
+                                    <a:gd name="connsiteY0" fmla="*/ 62594 h 375557"/>
+                                    <a:gd name="connsiteX1" fmla="*/ 372843 w 4816934"/>
+                                    <a:gd name="connsiteY1" fmla="*/ 0 h 375557"/>
+                                    <a:gd name="connsiteX2" fmla="*/ 4754340 w 4816934"/>
+                                    <a:gd name="connsiteY2" fmla="*/ 0 h 375557"/>
+                                    <a:gd name="connsiteX3" fmla="*/ 4816934 w 4816934"/>
+                                    <a:gd name="connsiteY3" fmla="*/ 62594 h 375557"/>
+                                    <a:gd name="connsiteX4" fmla="*/ 4816934 w 4816934"/>
+                                    <a:gd name="connsiteY4" fmla="*/ 312963 h 375557"/>
+                                    <a:gd name="connsiteX5" fmla="*/ 4754340 w 4816934"/>
+                                    <a:gd name="connsiteY5" fmla="*/ 375557 h 375557"/>
+                                    <a:gd name="connsiteX6" fmla="*/ 372843 w 4816934"/>
+                                    <a:gd name="connsiteY6" fmla="*/ 375557 h 375557"/>
+                                    <a:gd name="connsiteX7" fmla="*/ 310249 w 4816934"/>
+                                    <a:gd name="connsiteY7" fmla="*/ 312963 h 375557"/>
+                                    <a:gd name="connsiteX8" fmla="*/ 0 w 4816934"/>
+                                    <a:gd name="connsiteY8" fmla="*/ 146945 h 375557"/>
+                                    <a:gd name="connsiteX9" fmla="*/ 310249 w 4816934"/>
+                                    <a:gd name="connsiteY9" fmla="*/ 62594 h 375557"/>
+                                    <a:gd name="connsiteX0" fmla="*/ 310249 w 4816934"/>
+                                    <a:gd name="connsiteY0" fmla="*/ 62594 h 375557"/>
+                                    <a:gd name="connsiteX1" fmla="*/ 372843 w 4816934"/>
+                                    <a:gd name="connsiteY1" fmla="*/ 0 h 375557"/>
+                                    <a:gd name="connsiteX2" fmla="*/ 4754340 w 4816934"/>
+                                    <a:gd name="connsiteY2" fmla="*/ 0 h 375557"/>
+                                    <a:gd name="connsiteX3" fmla="*/ 4816934 w 4816934"/>
+                                    <a:gd name="connsiteY3" fmla="*/ 62594 h 375557"/>
+                                    <a:gd name="connsiteX4" fmla="*/ 4816934 w 4816934"/>
+                                    <a:gd name="connsiteY4" fmla="*/ 312963 h 375557"/>
+                                    <a:gd name="connsiteX5" fmla="*/ 4754340 w 4816934"/>
+                                    <a:gd name="connsiteY5" fmla="*/ 375557 h 375557"/>
+                                    <a:gd name="connsiteX6" fmla="*/ 372843 w 4816934"/>
+                                    <a:gd name="connsiteY6" fmla="*/ 375557 h 375557"/>
+                                    <a:gd name="connsiteX7" fmla="*/ 310249 w 4816934"/>
+                                    <a:gd name="connsiteY7" fmla="*/ 312963 h 375557"/>
+                                    <a:gd name="connsiteX8" fmla="*/ 190500 w 4816934"/>
+                                    <a:gd name="connsiteY8" fmla="*/ 261257 h 375557"/>
+                                    <a:gd name="connsiteX9" fmla="*/ 0 w 4816934"/>
+                                    <a:gd name="connsiteY9" fmla="*/ 146945 h 375557"/>
+                                    <a:gd name="connsiteX10" fmla="*/ 310249 w 4816934"/>
+                                    <a:gd name="connsiteY10" fmla="*/ 62594 h 375557"/>
+                                    <a:gd name="connsiteX0" fmla="*/ 321154 w 4827839"/>
+                                    <a:gd name="connsiteY0" fmla="*/ 62594 h 375557"/>
+                                    <a:gd name="connsiteX1" fmla="*/ 383748 w 4827839"/>
+                                    <a:gd name="connsiteY1" fmla="*/ 0 h 375557"/>
+                                    <a:gd name="connsiteX2" fmla="*/ 4765245 w 4827839"/>
+                                    <a:gd name="connsiteY2" fmla="*/ 0 h 375557"/>
+                                    <a:gd name="connsiteX3" fmla="*/ 4827839 w 4827839"/>
+                                    <a:gd name="connsiteY3" fmla="*/ 62594 h 375557"/>
+                                    <a:gd name="connsiteX4" fmla="*/ 4827839 w 4827839"/>
+                                    <a:gd name="connsiteY4" fmla="*/ 312963 h 375557"/>
+                                    <a:gd name="connsiteX5" fmla="*/ 4765245 w 4827839"/>
+                                    <a:gd name="connsiteY5" fmla="*/ 375557 h 375557"/>
+                                    <a:gd name="connsiteX6" fmla="*/ 383748 w 4827839"/>
+                                    <a:gd name="connsiteY6" fmla="*/ 375557 h 375557"/>
+                                    <a:gd name="connsiteX7" fmla="*/ 321154 w 4827839"/>
+                                    <a:gd name="connsiteY7" fmla="*/ 312963 h 375557"/>
+                                    <a:gd name="connsiteX8" fmla="*/ 0 w 4827839"/>
+                                    <a:gd name="connsiteY8" fmla="*/ 321173 h 375557"/>
+                                    <a:gd name="connsiteX9" fmla="*/ 10905 w 4827839"/>
+                                    <a:gd name="connsiteY9" fmla="*/ 146945 h 375557"/>
+                                    <a:gd name="connsiteX10" fmla="*/ 321154 w 4827839"/>
+                                    <a:gd name="connsiteY10" fmla="*/ 62594 h 375557"/>
+                                    <a:gd name="connsiteX0" fmla="*/ 321154 w 4827839"/>
+                                    <a:gd name="connsiteY0" fmla="*/ 62594 h 375557"/>
+                                    <a:gd name="connsiteX1" fmla="*/ 383748 w 4827839"/>
+                                    <a:gd name="connsiteY1" fmla="*/ 0 h 375557"/>
+                                    <a:gd name="connsiteX2" fmla="*/ 4765245 w 4827839"/>
+                                    <a:gd name="connsiteY2" fmla="*/ 0 h 375557"/>
+                                    <a:gd name="connsiteX3" fmla="*/ 4827839 w 4827839"/>
+                                    <a:gd name="connsiteY3" fmla="*/ 62594 h 375557"/>
+                                    <a:gd name="connsiteX4" fmla="*/ 4827839 w 4827839"/>
+                                    <a:gd name="connsiteY4" fmla="*/ 312963 h 375557"/>
+                                    <a:gd name="connsiteX5" fmla="*/ 4765245 w 4827839"/>
+                                    <a:gd name="connsiteY5" fmla="*/ 375557 h 375557"/>
+                                    <a:gd name="connsiteX6" fmla="*/ 383748 w 4827839"/>
+                                    <a:gd name="connsiteY6" fmla="*/ 375557 h 375557"/>
+                                    <a:gd name="connsiteX7" fmla="*/ 321154 w 4827839"/>
+                                    <a:gd name="connsiteY7" fmla="*/ 312963 h 375557"/>
+                                    <a:gd name="connsiteX8" fmla="*/ 0 w 4827839"/>
+                                    <a:gd name="connsiteY8" fmla="*/ 321173 h 375557"/>
+                                    <a:gd name="connsiteX9" fmla="*/ 38122 w 4827839"/>
+                                    <a:gd name="connsiteY9" fmla="*/ 97924 h 375557"/>
+                                    <a:gd name="connsiteX10" fmla="*/ 321154 w 4827839"/>
+                                    <a:gd name="connsiteY10" fmla="*/ 62594 h 375557"/>
+                                    <a:gd name="connsiteX0" fmla="*/ 283032 w 4789717"/>
+                                    <a:gd name="connsiteY0" fmla="*/ 62594 h 375557"/>
+                                    <a:gd name="connsiteX1" fmla="*/ 345626 w 4789717"/>
+                                    <a:gd name="connsiteY1" fmla="*/ 0 h 375557"/>
+                                    <a:gd name="connsiteX2" fmla="*/ 4727123 w 4789717"/>
+                                    <a:gd name="connsiteY2" fmla="*/ 0 h 375557"/>
+                                    <a:gd name="connsiteX3" fmla="*/ 4789717 w 4789717"/>
+                                    <a:gd name="connsiteY3" fmla="*/ 62594 h 375557"/>
+                                    <a:gd name="connsiteX4" fmla="*/ 4789717 w 4789717"/>
+                                    <a:gd name="connsiteY4" fmla="*/ 312963 h 375557"/>
+                                    <a:gd name="connsiteX5" fmla="*/ 4727123 w 4789717"/>
+                                    <a:gd name="connsiteY5" fmla="*/ 375557 h 375557"/>
+                                    <a:gd name="connsiteX6" fmla="*/ 345626 w 4789717"/>
+                                    <a:gd name="connsiteY6" fmla="*/ 375557 h 375557"/>
+                                    <a:gd name="connsiteX7" fmla="*/ 283032 w 4789717"/>
+                                    <a:gd name="connsiteY7" fmla="*/ 312963 h 375557"/>
+                                    <a:gd name="connsiteX8" fmla="*/ 21756 w 4789717"/>
+                                    <a:gd name="connsiteY8" fmla="*/ 315726 h 375557"/>
+                                    <a:gd name="connsiteX9" fmla="*/ 0 w 4789717"/>
+                                    <a:gd name="connsiteY9" fmla="*/ 97924 h 375557"/>
+                                    <a:gd name="connsiteX10" fmla="*/ 283032 w 4789717"/>
+                                    <a:gd name="connsiteY10" fmla="*/ 62594 h 375557"/>
+                                    <a:gd name="connsiteX0" fmla="*/ 261276 w 4767961"/>
+                                    <a:gd name="connsiteY0" fmla="*/ 62594 h 375557"/>
+                                    <a:gd name="connsiteX1" fmla="*/ 323870 w 4767961"/>
+                                    <a:gd name="connsiteY1" fmla="*/ 0 h 375557"/>
+                                    <a:gd name="connsiteX2" fmla="*/ 4705367 w 4767961"/>
+                                    <a:gd name="connsiteY2" fmla="*/ 0 h 375557"/>
+                                    <a:gd name="connsiteX3" fmla="*/ 4767961 w 4767961"/>
+                                    <a:gd name="connsiteY3" fmla="*/ 62594 h 375557"/>
+                                    <a:gd name="connsiteX4" fmla="*/ 4767961 w 4767961"/>
+                                    <a:gd name="connsiteY4" fmla="*/ 312963 h 375557"/>
+                                    <a:gd name="connsiteX5" fmla="*/ 4705367 w 4767961"/>
+                                    <a:gd name="connsiteY5" fmla="*/ 375557 h 375557"/>
+                                    <a:gd name="connsiteX6" fmla="*/ 323870 w 4767961"/>
+                                    <a:gd name="connsiteY6" fmla="*/ 375557 h 375557"/>
+                                    <a:gd name="connsiteX7" fmla="*/ 261276 w 4767961"/>
+                                    <a:gd name="connsiteY7" fmla="*/ 312963 h 375557"/>
+                                    <a:gd name="connsiteX8" fmla="*/ 0 w 4767961"/>
+                                    <a:gd name="connsiteY8" fmla="*/ 315726 h 375557"/>
+                                    <a:gd name="connsiteX9" fmla="*/ 92557 w 4767961"/>
+                                    <a:gd name="connsiteY9" fmla="*/ 81583 h 375557"/>
+                                    <a:gd name="connsiteX10" fmla="*/ 261276 w 4767961"/>
+                                    <a:gd name="connsiteY10" fmla="*/ 62594 h 375557"/>
+                                    <a:gd name="connsiteX0" fmla="*/ 168719 w 4675404"/>
+                                    <a:gd name="connsiteY0" fmla="*/ 62594 h 375557"/>
+                                    <a:gd name="connsiteX1" fmla="*/ 231313 w 4675404"/>
+                                    <a:gd name="connsiteY1" fmla="*/ 0 h 375557"/>
+                                    <a:gd name="connsiteX2" fmla="*/ 4612810 w 4675404"/>
+                                    <a:gd name="connsiteY2" fmla="*/ 0 h 375557"/>
+                                    <a:gd name="connsiteX3" fmla="*/ 4675404 w 4675404"/>
+                                    <a:gd name="connsiteY3" fmla="*/ 62594 h 375557"/>
+                                    <a:gd name="connsiteX4" fmla="*/ 4675404 w 4675404"/>
+                                    <a:gd name="connsiteY4" fmla="*/ 312963 h 375557"/>
+                                    <a:gd name="connsiteX5" fmla="*/ 4612810 w 4675404"/>
+                                    <a:gd name="connsiteY5" fmla="*/ 375557 h 375557"/>
+                                    <a:gd name="connsiteX6" fmla="*/ 231313 w 4675404"/>
+                                    <a:gd name="connsiteY6" fmla="*/ 375557 h 375557"/>
+                                    <a:gd name="connsiteX7" fmla="*/ 168719 w 4675404"/>
+                                    <a:gd name="connsiteY7" fmla="*/ 312963 h 375557"/>
+                                    <a:gd name="connsiteX8" fmla="*/ 59855 w 4675404"/>
+                                    <a:gd name="connsiteY8" fmla="*/ 315726 h 375557"/>
+                                    <a:gd name="connsiteX9" fmla="*/ 0 w 4675404"/>
+                                    <a:gd name="connsiteY9" fmla="*/ 81583 h 375557"/>
+                                    <a:gd name="connsiteX10" fmla="*/ 168719 w 4675404"/>
+                                    <a:gd name="connsiteY10" fmla="*/ 62594 h 375557"/>
+                                    <a:gd name="connsiteX0" fmla="*/ 119183 w 4625868"/>
+                                    <a:gd name="connsiteY0" fmla="*/ 62594 h 375557"/>
+                                    <a:gd name="connsiteX1" fmla="*/ 181777 w 4625868"/>
+                                    <a:gd name="connsiteY1" fmla="*/ 0 h 375557"/>
+                                    <a:gd name="connsiteX2" fmla="*/ 4563274 w 4625868"/>
+                                    <a:gd name="connsiteY2" fmla="*/ 0 h 375557"/>
+                                    <a:gd name="connsiteX3" fmla="*/ 4625868 w 4625868"/>
+                                    <a:gd name="connsiteY3" fmla="*/ 62594 h 375557"/>
+                                    <a:gd name="connsiteX4" fmla="*/ 4625868 w 4625868"/>
+                                    <a:gd name="connsiteY4" fmla="*/ 312963 h 375557"/>
+                                    <a:gd name="connsiteX5" fmla="*/ 4563274 w 4625868"/>
+                                    <a:gd name="connsiteY5" fmla="*/ 375557 h 375557"/>
+                                    <a:gd name="connsiteX6" fmla="*/ 181777 w 4625868"/>
+                                    <a:gd name="connsiteY6" fmla="*/ 375557 h 375557"/>
+                                    <a:gd name="connsiteX7" fmla="*/ 119183 w 4625868"/>
+                                    <a:gd name="connsiteY7" fmla="*/ 312963 h 375557"/>
+                                    <a:gd name="connsiteX8" fmla="*/ 10319 w 4625868"/>
+                                    <a:gd name="connsiteY8" fmla="*/ 315726 h 375557"/>
+                                    <a:gd name="connsiteX9" fmla="*/ 0 w 4625868"/>
+                                    <a:gd name="connsiteY9" fmla="*/ 77770 h 375557"/>
+                                    <a:gd name="connsiteX10" fmla="*/ 119183 w 4625868"/>
+                                    <a:gd name="connsiteY10" fmla="*/ 62594 h 375557"/>
+                                    <a:gd name="connsiteX0" fmla="*/ 119183 w 4625868"/>
+                                    <a:gd name="connsiteY0" fmla="*/ 127411 h 375557"/>
+                                    <a:gd name="connsiteX1" fmla="*/ 181777 w 4625868"/>
+                                    <a:gd name="connsiteY1" fmla="*/ 0 h 375557"/>
+                                    <a:gd name="connsiteX2" fmla="*/ 4563274 w 4625868"/>
+                                    <a:gd name="connsiteY2" fmla="*/ 0 h 375557"/>
+                                    <a:gd name="connsiteX3" fmla="*/ 4625868 w 4625868"/>
+                                    <a:gd name="connsiteY3" fmla="*/ 62594 h 375557"/>
+                                    <a:gd name="connsiteX4" fmla="*/ 4625868 w 4625868"/>
+                                    <a:gd name="connsiteY4" fmla="*/ 312963 h 375557"/>
+                                    <a:gd name="connsiteX5" fmla="*/ 4563274 w 4625868"/>
+                                    <a:gd name="connsiteY5" fmla="*/ 375557 h 375557"/>
+                                    <a:gd name="connsiteX6" fmla="*/ 181777 w 4625868"/>
+                                    <a:gd name="connsiteY6" fmla="*/ 375557 h 375557"/>
+                                    <a:gd name="connsiteX7" fmla="*/ 119183 w 4625868"/>
+                                    <a:gd name="connsiteY7" fmla="*/ 312963 h 375557"/>
+                                    <a:gd name="connsiteX8" fmla="*/ 10319 w 4625868"/>
+                                    <a:gd name="connsiteY8" fmla="*/ 315726 h 375557"/>
+                                    <a:gd name="connsiteX9" fmla="*/ 0 w 4625868"/>
+                                    <a:gd name="connsiteY9" fmla="*/ 77770 h 375557"/>
+                                    <a:gd name="connsiteX10" fmla="*/ 119183 w 4625868"/>
+                                    <a:gd name="connsiteY10" fmla="*/ 127411 h 375557"/>
+                                    <a:gd name="connsiteX0" fmla="*/ 119183 w 4625868"/>
+                                    <a:gd name="connsiteY0" fmla="*/ 127411 h 375557"/>
+                                    <a:gd name="connsiteX1" fmla="*/ 181777 w 4625868"/>
+                                    <a:gd name="connsiteY1" fmla="*/ 0 h 375557"/>
+                                    <a:gd name="connsiteX2" fmla="*/ 4563274 w 4625868"/>
+                                    <a:gd name="connsiteY2" fmla="*/ 0 h 375557"/>
+                                    <a:gd name="connsiteX3" fmla="*/ 4625868 w 4625868"/>
+                                    <a:gd name="connsiteY3" fmla="*/ 62594 h 375557"/>
+                                    <a:gd name="connsiteX4" fmla="*/ 4625868 w 4625868"/>
+                                    <a:gd name="connsiteY4" fmla="*/ 312963 h 375557"/>
+                                    <a:gd name="connsiteX5" fmla="*/ 4563274 w 4625868"/>
+                                    <a:gd name="connsiteY5" fmla="*/ 375557 h 375557"/>
+                                    <a:gd name="connsiteX6" fmla="*/ 181777 w 4625868"/>
+                                    <a:gd name="connsiteY6" fmla="*/ 375557 h 375557"/>
+                                    <a:gd name="connsiteX7" fmla="*/ 126803 w 4625868"/>
+                                    <a:gd name="connsiteY7" fmla="*/ 240520 h 375557"/>
+                                    <a:gd name="connsiteX8" fmla="*/ 10319 w 4625868"/>
+                                    <a:gd name="connsiteY8" fmla="*/ 315726 h 375557"/>
+                                    <a:gd name="connsiteX9" fmla="*/ 0 w 4625868"/>
+                                    <a:gd name="connsiteY9" fmla="*/ 77770 h 375557"/>
+                                    <a:gd name="connsiteX10" fmla="*/ 119183 w 4625868"/>
+                                    <a:gd name="connsiteY10" fmla="*/ 127411 h 375557"/>
+                                  </a:gdLst>
+                                  <a:ahLst/>
+                                  <a:cxnLst>
+                                    <a:cxn ang="0">
+                                      <a:pos x="connsiteX0" y="connsiteY0"/>
+                                    </a:cxn>
+                                    <a:cxn ang="0">
+                                      <a:pos x="connsiteX1" y="connsiteY1"/>
+                                    </a:cxn>
+                                    <a:cxn ang="0">
+                                      <a:pos x="connsiteX2" y="connsiteY2"/>
+                                    </a:cxn>
+                                    <a:cxn ang="0">
+                                      <a:pos x="connsiteX3" y="connsiteY3"/>
+                                    </a:cxn>
+                                    <a:cxn ang="0">
+                                      <a:pos x="connsiteX4" y="connsiteY4"/>
+                                    </a:cxn>
+                                    <a:cxn ang="0">
+                                      <a:pos x="connsiteX5" y="connsiteY5"/>
+                                    </a:cxn>
+                                    <a:cxn ang="0">
+                                      <a:pos x="connsiteX6" y="connsiteY6"/>
+                                    </a:cxn>
+                                    <a:cxn ang="0">
+                                      <a:pos x="connsiteX7" y="connsiteY7"/>
+                                    </a:cxn>
+                                    <a:cxn ang="0">
+                                      <a:pos x="connsiteX8" y="connsiteY8"/>
+                                    </a:cxn>
+                                    <a:cxn ang="0">
+                                      <a:pos x="connsiteX9" y="connsiteY9"/>
+                                    </a:cxn>
+                                    <a:cxn ang="0">
+                                      <a:pos x="connsiteX10" y="connsiteY10"/>
+                                    </a:cxn>
+                                  </a:cxnLst>
+                                  <a:rect l="l" t="t" r="r" b="b"/>
+                                  <a:pathLst>
+                                    <a:path w="4625868" h="375557">
+                                      <a:moveTo>
+                                        <a:pt x="119183" y="127411"/>
+                                      </a:moveTo>
+                                      <a:cubicBezTo>
+                                        <a:pt x="119183" y="92841"/>
+                                        <a:pt x="147207" y="0"/>
+                                        <a:pt x="181777" y="0"/>
+                                      </a:cubicBezTo>
+                                      <a:lnTo>
+                                        <a:pt x="4563274" y="0"/>
+                                      </a:lnTo>
+                                      <a:cubicBezTo>
+                                        <a:pt x="4597844" y="0"/>
+                                        <a:pt x="4625868" y="28024"/>
+                                        <a:pt x="4625868" y="62594"/>
+                                      </a:cubicBezTo>
+                                      <a:lnTo>
+                                        <a:pt x="4625868" y="312963"/>
+                                      </a:lnTo>
+                                      <a:cubicBezTo>
+                                        <a:pt x="4625868" y="347533"/>
+                                        <a:pt x="4597844" y="375557"/>
+                                        <a:pt x="4563274" y="375557"/>
+                                      </a:cubicBezTo>
+                                      <a:lnTo>
+                                        <a:pt x="181777" y="375557"/>
+                                      </a:lnTo>
+                                      <a:cubicBezTo>
+                                        <a:pt x="147207" y="375557"/>
+                                        <a:pt x="126803" y="275090"/>
+                                        <a:pt x="126803" y="240520"/>
+                                      </a:cubicBezTo>
+                                      <a:lnTo>
+                                        <a:pt x="10319" y="315726"/>
+                                      </a:lnTo>
+                                      <a:lnTo>
+                                        <a:pt x="0" y="77770"/>
+                                      </a:lnTo>
+                                      <a:lnTo>
+                                        <a:pt x="119183" y="127411"/>
+                                      </a:lnTo>
+                                      <a:close/>
+                                    </a:path>
+                                  </a:pathLst>
+                                </a:custGeom>
+                              </wps:spPr>
+                              <wps:style>
+                                <a:lnRef idx="2">
+                                  <a:schemeClr val="accent4">
+                                    <a:shade val="50000"/>
+                                  </a:schemeClr>
+                                </a:lnRef>
+                                <a:fillRef idx="1">
+                                  <a:schemeClr val="accent4"/>
+                                </a:fillRef>
+                                <a:effectRef idx="0">
+                                  <a:schemeClr val="accent4"/>
+                                </a:effectRef>
+                                <a:fontRef idx="minor">
+                                  <a:schemeClr val="lt1"/>
+                                </a:fontRef>
+                              </wps:style>
+                              <wps:txbx>
+                                <w:txbxContent>
+                                  <w:p>
+                                    <w:pPr>
+                                      <w:pStyle w:val="Web"/>
+                                      <w:spacing w:before="0" w:beforeAutospacing="0" w:after="0" w:afterAutospacing="0"/>
+                                      <w:ind w:firstLine="101"/>
+                                    </w:pPr>
+                                    <w:r>
+                                      <w:rPr>
+                                        <w:rFonts w:asciiTheme="minorHAnsi" w:eastAsiaTheme="minorEastAsia" w:cs="Times New Roman" w:hint="eastAsia"/>
+                                        <w:color w:val="FFFFFF" w:themeColor="light1"/>
+                                        <w:kern w:val="2"/>
+                                      </w:rPr>
+                                      <w:t>按鍵值是數字</w:t>
+                                    </w:r>
+                                  </w:p>
+                                </w:txbxContent>
+                              </wps:txbx>
+                              <wps:bodyPr rot="0" spcFirstLastPara="0" vert="horz" wrap="square" lIns="0" tIns="0" rIns="0" bIns="0" numCol="1" spcCol="0" rtlCol="0" fromWordArt="0" anchor="ctr" anchorCtr="0" forceAA="0" compatLnSpc="1">
+                                <a:prstTxWarp prst="textNoShape">
+                                  <a:avLst/>
+                                </a:prstTxWarp>
+                                <a:noAutofit/>
+                              </wps:bodyPr>
+                            </wps:wsp>
+                            <wps:wsp>
+                              <wps:cNvPr id="16" name="手繪多邊形: 圖案 10"/>
+                              <wps:cNvSpPr/>
+                              <wps:spPr>
+                                <a:xfrm>
+                                  <a:off x="1218336" y="38657"/>
+                                  <a:ext cx="396875" cy="180975"/>
+                                </a:xfrm>
+                                <a:custGeom>
+                                  <a:avLst/>
+                                  <a:gdLst>
+                                    <a:gd name="connsiteX0" fmla="*/ 84890 w 453390"/>
+                                    <a:gd name="connsiteY0" fmla="*/ 0 h 263525"/>
+                                    <a:gd name="connsiteX1" fmla="*/ 453390 w 453390"/>
+                                    <a:gd name="connsiteY1" fmla="*/ 0 h 263525"/>
+                                    <a:gd name="connsiteX2" fmla="*/ 453390 w 453390"/>
+                                    <a:gd name="connsiteY2" fmla="*/ 263525 h 263525"/>
+                                    <a:gd name="connsiteX3" fmla="*/ 84890 w 453390"/>
+                                    <a:gd name="connsiteY3" fmla="*/ 263525 h 263525"/>
+                                    <a:gd name="connsiteX4" fmla="*/ 59217 w 453390"/>
+                                    <a:gd name="connsiteY4" fmla="*/ 168771 h 263525"/>
+                                    <a:gd name="connsiteX5" fmla="*/ 4819 w 453390"/>
+                                    <a:gd name="connsiteY5" fmla="*/ 221542 h 263525"/>
+                                    <a:gd name="connsiteX6" fmla="*/ 0 w 453390"/>
+                                    <a:gd name="connsiteY6" fmla="*/ 54571 h 263525"/>
+                                    <a:gd name="connsiteX7" fmla="*/ 55658 w 453390"/>
+                                    <a:gd name="connsiteY7" fmla="*/ 89403 h 263525"/>
+                                    <a:gd name="connsiteX8" fmla="*/ 84890 w 453390"/>
+                                    <a:gd name="connsiteY8" fmla="*/ 0 h 263525"/>
+                                  </a:gdLst>
+                                  <a:ahLst/>
+                                  <a:cxnLst>
+                                    <a:cxn ang="0">
+                                      <a:pos x="connsiteX0" y="connsiteY0"/>
+                                    </a:cxn>
+                                    <a:cxn ang="0">
+                                      <a:pos x="connsiteX1" y="connsiteY1"/>
+                                    </a:cxn>
+                                    <a:cxn ang="0">
+                                      <a:pos x="connsiteX2" y="connsiteY2"/>
+                                    </a:cxn>
+                                    <a:cxn ang="0">
+                                      <a:pos x="connsiteX3" y="connsiteY3"/>
+                                    </a:cxn>
+                                    <a:cxn ang="0">
+                                      <a:pos x="connsiteX4" y="connsiteY4"/>
+                                    </a:cxn>
+                                    <a:cxn ang="0">
+                                      <a:pos x="connsiteX5" y="connsiteY5"/>
+                                    </a:cxn>
+                                    <a:cxn ang="0">
+                                      <a:pos x="connsiteX6" y="connsiteY6"/>
+                                    </a:cxn>
+                                    <a:cxn ang="0">
+                                      <a:pos x="connsiteX7" y="connsiteY7"/>
+                                    </a:cxn>
+                                    <a:cxn ang="0">
+                                      <a:pos x="connsiteX8" y="connsiteY8"/>
+                                    </a:cxn>
+                                  </a:cxnLst>
+                                  <a:rect l="l" t="t" r="r" b="b"/>
+                                  <a:pathLst>
+                                    <a:path w="453390" h="263525">
+                                      <a:moveTo>
+                                        <a:pt x="84890" y="0"/>
+                                      </a:moveTo>
+                                      <a:lnTo>
+                                        <a:pt x="453390" y="0"/>
+                                      </a:lnTo>
+                                      <a:lnTo>
+                                        <a:pt x="453390" y="263525"/>
+                                      </a:lnTo>
+                                      <a:lnTo>
+                                        <a:pt x="84890" y="263525"/>
+                                      </a:lnTo>
+                                      <a:cubicBezTo>
+                                        <a:pt x="68745" y="263525"/>
+                                        <a:pt x="59217" y="193028"/>
+                                        <a:pt x="59217" y="168771"/>
+                                      </a:cubicBezTo>
+                                      <a:lnTo>
+                                        <a:pt x="4819" y="221542"/>
+                                      </a:lnTo>
+                                      <a:lnTo>
+                                        <a:pt x="0" y="54571"/>
+                                      </a:lnTo>
+                                      <a:lnTo>
+                                        <a:pt x="55658" y="89403"/>
+                                      </a:lnTo>
+                                      <a:cubicBezTo>
+                                        <a:pt x="55658" y="65146"/>
+                                        <a:pt x="68745" y="0"/>
+                                        <a:pt x="84890" y="0"/>
+                                      </a:cubicBezTo>
+                                      <a:close/>
+                                    </a:path>
+                                  </a:pathLst>
+                                </a:custGeom>
+                              </wps:spPr>
+                              <wps:style>
+                                <a:lnRef idx="2">
+                                  <a:schemeClr val="accent6">
+                                    <a:shade val="50000"/>
+                                  </a:schemeClr>
+                                </a:lnRef>
+                                <a:fillRef idx="1">
+                                  <a:schemeClr val="accent6"/>
+                                </a:fillRef>
+                                <a:effectRef idx="0">
+                                  <a:schemeClr val="accent6"/>
+                                </a:effectRef>
+                                <a:fontRef idx="minor">
+                                  <a:schemeClr val="lt1"/>
+                                </a:fontRef>
+                              </wps:style>
+                              <wps:txbx>
+                                <w:txbxContent>
+                                  <w:p>
+                                    <w:pPr>
+                                      <w:pStyle w:val="Web"/>
+                                      <w:spacing w:before="0" w:beforeAutospacing="0" w:after="0" w:afterAutospacing="0"/>
+                                      <w:ind w:firstLine="115"/>
+                                    </w:pPr>
+                                    <w:r>
+                                      <w:rPr>
+                                        <w:rFonts w:asciiTheme="minorHAnsi" w:hAnsi="Calibri" w:cs="Times New Roman"/>
+                                        <w:color w:val="FFFFFF"/>
+                                        <w:kern w:val="2"/>
+                                      </w:rPr>
+                                      <w:t>‘   ‘</w:t>
+                                    </w:r>
+                                  </w:p>
+                                </w:txbxContent>
+                              </wps:txbx>
+                              <wps:bodyPr rot="0" spcFirstLastPara="0" vert="horz" wrap="square" lIns="0" tIns="0" rIns="0" bIns="0" numCol="1" spcCol="0" rtlCol="0" fromWordArt="0" anchor="ctr" anchorCtr="0" forceAA="0" compatLnSpc="1">
+                                <a:prstTxWarp prst="textNoShape">
+                                  <a:avLst/>
+                                </a:prstTxWarp>
+                                <a:noAutofit/>
+                              </wps:bodyPr>
+                            </wps:wsp>
+                          </wpg:wgp>
+                        </a:graphicData>
+                      </a:graphic>
+                      <wp14:sizeRelH relativeFrom="margin">
+                        <wp14:pctWidth>0</wp14:pctWidth>
+                      </wp14:sizeRelH>
+                    </wp:anchor>
+                  </w:drawing>
+                </mc:Choice>
+                <mc:Fallback>
+                  <w:pict>
+                    <v:group w14:anchorId="758FD9DC" id="_x0000_s1036" style="position:absolute;margin-left:-.5pt;margin-top:18.5pt;width:151.7pt;height:20.75pt;z-index:251683840;mso-width-relative:margin" coordorigin="" coordsize="16723,2635" o:gfxdata="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">
+                      <v:shape id="_x0000_s1037" style="position:absolute;width:16723;height:2635;visibility:visible;mso-wrap-style:square;v-text-anchor:middle" coordsize="4625868,375557" o:spt="100" o:gfxdata="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" adj="-11796480,,5400" path="m119183,127411c119183,92841,147207,,181777,l4563274,v34570,,62594,28024,62594,62594l4625868,312963v,34570,-28024,62594,-62594,62594l181777,375557v-34570,,-54974,-100467,-54974,-135037l10319,315726,,77770r119183,49641xe" fillcolor="#ffc000 [3207]" strokecolor="#7f5f00 [1607]" strokeweight="1pt">
+                        <v:stroke joinstyle="miter"/>
+                        <v:formulas/>
+                        <v:path arrowok="t" o:connecttype="custom" o:connectlocs="43087,89403;65716,0;1649724,0;1672353,43922;1672353,219603;1649724,263525;65716,263525;45842,168771;3731,221542;0,54571;43087,89403" o:connectangles="0,0,0,0,0,0,0,0,0,0,0" textboxrect="0,0,4625868,375557"/>
+                        <v:textbox inset="0,0,0,0">
+                          <w:txbxContent>
+                            <w:p>
+                              <w:pPr>
+                                <w:pStyle w:val="Web"/>
+                                <w:spacing w:before="0" w:beforeAutospacing="0" w:after="0" w:afterAutospacing="0"/>
+                                <w:ind w:firstLine="101"/>
+                              </w:pPr>
+                              <w:r>
+                                <w:rPr>
+                                  <w:rFonts w:asciiTheme="minorHAnsi" w:eastAsiaTheme="minorEastAsia" w:cs="Times New Roman" w:hint="eastAsia"/>
+                                  <w:color w:val="FFFFFF" w:themeColor="light1"/>
+                                  <w:kern w:val="2"/>
+                                </w:rPr>
+                                <w:t>按鍵值是數字</w:t>
+                              </w:r>
+                            </w:p>
+                          </w:txbxContent>
+                        </v:textbox>
+                      </v:shape>
+                      <v:shape id="手繪多邊形: 圖案 10" o:spid="_x0000_s1038" style="position:absolute;left:12183;top:386;width:3969;height:1810;visibility:visible;mso-wrap-style:square;v-text-anchor:middle" coordsize="453390,263525" o:spt="100" o:gfxdata="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" adj="-11796480,,5400" path="m84890,l453390,r,263525l84890,263525v-16145,,-25673,-70497,-25673,-94754l4819,221542,,54571,55658,89403c55658,65146,68745,,84890,xe" fillcolor="#70ad47 [3209]" strokecolor="#375623 [1609]" strokeweight="1pt">
+                        <v:stroke joinstyle="miter"/>
+                        <v:formulas/>
+                        <v:path arrowok="t" o:connecttype="custom" o:connectlocs="74308,0;396875,0;396875,180975;74308,180975;51836,115903;4218,152143;0,37476;48720,61397;74308,0" o:connectangles="0,0,0,0,0,0,0,0,0" textboxrect="0,0,453390,263525"/>
+                        <v:textbox inset="0,0,0,0">
+                          <w:txbxContent>
+                            <w:p>
+                              <w:pPr>
+                                <w:pStyle w:val="Web"/>
+                                <w:spacing w:before="0" w:beforeAutospacing="0" w:after="0" w:afterAutospacing="0"/>
+                                <w:ind w:firstLine="115"/>
+                              </w:pPr>
+                              <w:r>
+                                <w:rPr>
+                                  <w:rFonts w:asciiTheme="minorHAnsi" w:hAnsi="Calibri" w:cs="Times New Roman"/>
+                                  <w:color w:val="FFFFFF"/>
+                                  <w:kern w:val="2"/>
+                                </w:rPr>
+                                <w:t>‘   ‘</w:t>
+                              </w:r>
+                            </w:p>
+                          </w:txbxContent>
+                        </v:textbox>
+                      </v:shape>
+                    </v:group>
+                  </w:pict>
+                </mc:Fallback>
+              </mc:AlternateContent>
+            </w:r>
+            <w:r>
+              <w:rPr>
+                <w:rFonts w:ascii="Arial Unicode MS" w:hAnsi="Arial Unicode MS" w:hint="eastAsia"/>
+                <w:sz w:val="20"/>
+                <w:szCs w:val="20"/>
+              </w:rPr>
+              <w:t>是否為數字</w:t>
+            </w:r>
+          </w:p>
+          <w:p>
+            <w:pPr>
+              <w:rPr>
+                <w:rFonts w:ascii="Arial Unicode MS" w:hAnsi="Arial Unicode MS"/>
+                <w:color w:val="008800"/>
+                <w:sz w:val="20"/>
+                <w:szCs w:val="20"/>
+              </w:rPr>
+            </w:pPr>
+          </w:p>
+          <w:p>
+            <w:pPr>
+              <w:rPr>
+                <w:rFonts w:ascii="Arial Unicode MS" w:hAnsi="Arial Unicode MS" w:hint="eastAsia"/>
+                <w:color w:val="008800"/>
+                <w:sz w:val="20"/>
+                <w:szCs w:val="20"/>
+              </w:rPr>
+            </w:pPr>
           </w:p>
         </w:tc>
         <w:tc>
@@ -6115,6 +6982,102 @@
                 <w:szCs w:val="20"/>
               </w:rPr>
             </w:pPr>
+            <w:r>
+              <w:rPr>
+                <w:sz w:val="20"/>
+                <w:szCs w:val="20"/>
+              </w:rPr>
+              <w:t>checkIsNumber(i2cKey)</w:t>
+            </w:r>
+          </w:p>
+          <w:p>
+            <w:pPr>
+              <w:spacing w:line="260" w:lineRule="exact"/>
+              <w:rPr>
+                <w:sz w:val="20"/>
+                <w:szCs w:val="20"/>
+              </w:rPr>
+            </w:pPr>
+            <w:r>
+              <w:rPr>
+                <w:color w:val="4472C4" w:themeColor="accent1"/>
+                <w:sz w:val="18"/>
+                <w:szCs w:val="16"/>
+              </w:rPr>
+              <w:t xml:space="preserve"> </w:t>
+            </w:r>
+            <w:r>
+              <w:rPr>
+                <w:color w:val="538135" w:themeColor="accent6" w:themeShade="BF"/>
+              </w:rPr>
+              <w:t>'</w:t>
+            </w:r>
+            <w:r>
+              <w:rPr>
+                <w:sz w:val="20"/>
+                <w:szCs w:val="20"/>
+              </w:rPr>
+              <w:t>checkIsNumber(</w:t>
+            </w:r>
+            <w:r>
+              <w:rPr>
+                <w:color w:val="538135" w:themeColor="accent6" w:themeShade="BF"/>
+              </w:rPr>
+              <w:t>'</w:t>
+            </w:r>
+            <w:r>
+              <w:rPr>
+                <w:rFonts w:hint="eastAsia"/>
+                <w:color w:val="4472C4" w:themeColor="accent1"/>
+                <w:sz w:val="18"/>
+                <w:szCs w:val="16"/>
+              </w:rPr>
+              <w:t>+</w:t>
+            </w:r>
+            <w:r>
+              <w:rPr>
+                <w:color w:val="FF0000"/>
+                <w:sz w:val="18"/>
+                <w:szCs w:val="16"/>
+              </w:rPr>
+              <w:t>value_</w:t>
+            </w:r>
+            <w:r>
+              <w:rPr>
+                <w:color w:val="FF0000"/>
+                <w:sz w:val="18"/>
+                <w:szCs w:val="16"/>
+              </w:rPr>
+              <w:t>c</w:t>
+            </w:r>
+            <w:r>
+              <w:rPr>
+                <w:rFonts w:hint="eastAsia"/>
+                <w:color w:val="4472C4" w:themeColor="accent1"/>
+                <w:sz w:val="18"/>
+                <w:szCs w:val="16"/>
+              </w:rPr>
+              <w:t>+</w:t>
+            </w:r>
+            <w:r>
+              <w:rPr>
+                <w:color w:val="538135" w:themeColor="accent6" w:themeShade="BF"/>
+              </w:rPr>
+              <w:t>'</w:t>
+            </w:r>
+            <w:r>
+              <w:rPr>
+                <w:sz w:val="20"/>
+                <w:szCs w:val="20"/>
+              </w:rPr>
+              <w:t>)</w:t>
+            </w:r>
+            <w:r>
+              <w:rPr>
+                <w:color w:val="538135" w:themeColor="accent6" w:themeShade="BF"/>
+              </w:rPr>
+              <w:t>'</w:t>
+            </w:r>
           </w:p>
         </w:tc>
       </w:tr>
@@ -6138,7 +7101,7 @@
 </file>
 
 <file path=word/endnotes.xml><?xml version="1.0" encoding="utf-8"?>
-<w:endnotes xmlns:wpc="http://schemas.microsoft.com/office/word/2010/wordprocessingCanvas" xmlns:cx="http://schemas.microsoft.com/office/drawing/2014/chartex" xmlns:mc="http://schemas.openxmlformats.org/markup-compatibility/2006" xmlns:o="urn:schemas-microsoft-com:office:office" xmlns:r="http://schemas.openxmlformats.org/officeDocument/2006/relationships" xmlns:m="http://schemas.openxmlformats.org/officeDocument/2006/math" xmlns:v="urn:schemas-microsoft-com:vml" xmlns:wp14="http://schemas.microsoft.com/office/word/2010/wordprocessingDrawing" xmlns:wp="http://schemas.openxmlformats.org/drawingml/2006/wordprocessingDrawing" xmlns:w10="urn:schemas-microsoft-com:office:word" xmlns:w="http://schemas.openxmlformats.org/wordprocessingml/2006/main" xmlns:w14="http://schemas.microsoft.com/office/word/2010/wordml" xmlns:w15="http://schemas.microsoft.com/office/word/2012/wordml" xmlns:w16se="http://schemas.microsoft.com/office/word/2015/wordml/symex" xmlns:wpg="http://schemas.microsoft.com/office/word/2010/wordprocessingGroup" xmlns:wpi="http://schemas.microsoft.com/office/word/2010/wordprocessingInk" xmlns:wne="http://schemas.microsoft.com/office/word/2006/wordml" xmlns:wps="http://schemas.microsoft.com/office/word/2010/wordprocessingShape" mc:Ignorable="w14 w15 w16se wp14">
+<w:endnotes xmlns:wpc="http://schemas.microsoft.com/office/word/2010/wordprocessingCanvas" xmlns:cx="http://schemas.microsoft.com/office/drawing/2014/chartex" xmlns:cx1="http://schemas.microsoft.com/office/drawing/2015/9/8/chartex" xmlns:cx2="http://schemas.microsoft.com/office/drawing/2015/10/21/chartex" xmlns:cx3="http://schemas.microsoft.com/office/drawing/2016/5/9/chartex" xmlns:cx4="http://schemas.microsoft.com/office/drawing/2016/5/10/chartex" xmlns:cx5="http://schemas.microsoft.com/office/drawing/2016/5/11/chartex" xmlns:cx6="http://schemas.microsoft.com/office/drawing/2016/5/12/chartex" xmlns:cx7="http://schemas.microsoft.com/office/drawing/2016/5/13/chartex" xmlns:cx8="http://schemas.microsoft.com/office/drawing/2016/5/14/chartex" xmlns:mc="http://schemas.openxmlformats.org/markup-compatibility/2006" xmlns:aink="http://schemas.microsoft.com/office/drawing/2016/ink" xmlns:am3d="http://schemas.microsoft.com/office/drawing/2017/model3d" xmlns:o="urn:schemas-microsoft-com:office:office" xmlns:r="http://schemas.openxmlformats.org/officeDocument/2006/relationships" xmlns:m="http://schemas.openxmlformats.org/officeDocument/2006/math" xmlns:v="urn:schemas-microsoft-com:vml" xmlns:wp14="http://schemas.microsoft.com/office/word/2010/wordprocessingDrawing" xmlns:wp="http://schemas.openxmlformats.org/drawingml/2006/wordprocessingDrawing" xmlns:w10="urn:schemas-microsoft-com:office:word" xmlns:w="http://schemas.openxmlformats.org/wordprocessingml/2006/main" xmlns:w14="http://schemas.microsoft.com/office/word/2010/wordml" xmlns:w15="http://schemas.microsoft.com/office/word/2012/wordml" xmlns:w16cex="http://schemas.microsoft.com/office/word/2018/wordml/cex" xmlns:w16cid="http://schemas.microsoft.com/office/word/2016/wordml/cid" xmlns:w16="http://schemas.microsoft.com/office/word/2018/wordml" xmlns:w16sdtdh="http://schemas.microsoft.com/office/word/2020/wordml/sdtdatahash" xmlns:w16se="http://schemas.microsoft.com/office/word/2015/wordml/symex" xmlns:wpg="http://schemas.microsoft.com/office/word/2010/wordprocessingGroup" xmlns:wpi="http://schemas.microsoft.com/office/word/2010/wordprocessingInk" xmlns:wne="http://schemas.microsoft.com/office/word/2006/wordml" xmlns:wps="http://schemas.microsoft.com/office/word/2010/wordprocessingShape" mc:Ignorable="w14 w15 w16se w16cid w16 w16cex w16sdtdh wp14">
   <w:endnote w:type="separator" w:id="-1">
     <w:p>
       <w:r>
@@ -6157,7 +7120,7 @@
 </file>
 
 <file path=word/footnotes.xml><?xml version="1.0" encoding="utf-8"?>
-<w:footnotes xmlns:wpc="http://schemas.microsoft.com/office/word/2010/wordprocessingCanvas" xmlns:cx="http://schemas.microsoft.com/office/drawing/2014/chartex" xmlns:mc="http://schemas.openxmlformats.org/markup-compatibility/2006" xmlns:o="urn:schemas-microsoft-com:office:office" xmlns:r="http://schemas.openxmlformats.org/officeDocument/2006/relationships" xmlns:m="http://schemas.openxmlformats.org/officeDocument/2006/math" xmlns:v="urn:schemas-microsoft-com:vml" xmlns:wp14="http://schemas.microsoft.com/office/word/2010/wordprocessingDrawing" xmlns:wp="http://schemas.openxmlformats.org/drawingml/2006/wordprocessingDrawing" xmlns:w10="urn:schemas-microsoft-com:office:word" xmlns:w="http://schemas.openxmlformats.org/wordprocessingml/2006/main" xmlns:w14="http://schemas.microsoft.com/office/word/2010/wordml" xmlns:w15="http://schemas.microsoft.com/office/word/2012/wordml" xmlns:w16se="http://schemas.microsoft.com/office/word/2015/wordml/symex" xmlns:wpg="http://schemas.microsoft.com/office/word/2010/wordprocessingGroup" xmlns:wpi="http://schemas.microsoft.com/office/word/2010/wordprocessingInk" xmlns:wne="http://schemas.microsoft.com/office/word/2006/wordml" xmlns:wps="http://schemas.microsoft.com/office/word/2010/wordprocessingShape" mc:Ignorable="w14 w15 w16se wp14">
+<w:footnotes xmlns:wpc="http://schemas.microsoft.com/office/word/2010/wordprocessingCanvas" xmlns:cx="http://schemas.microsoft.com/office/drawing/2014/chartex" xmlns:cx1="http://schemas.microsoft.com/office/drawing/2015/9/8/chartex" xmlns:cx2="http://schemas.microsoft.com/office/drawing/2015/10/21/chartex" xmlns:cx3="http://schemas.microsoft.com/office/drawing/2016/5/9/chartex" xmlns:cx4="http://schemas.microsoft.com/office/drawing/2016/5/10/chartex" xmlns:cx5="http://schemas.microsoft.com/office/drawing/2016/5/11/chartex" xmlns:cx6="http://schemas.microsoft.com/office/drawing/2016/5/12/chartex" xmlns:cx7="http://schemas.microsoft.com/office/drawing/2016/5/13/chartex" xmlns:cx8="http://schemas.microsoft.com/office/drawing/2016/5/14/chartex" xmlns:mc="http://schemas.openxmlformats.org/markup-compatibility/2006" xmlns:aink="http://schemas.microsoft.com/office/drawing/2016/ink" xmlns:am3d="http://schemas.microsoft.com/office/drawing/2017/model3d" xmlns:o="urn:schemas-microsoft-com:office:office" xmlns:r="http://schemas.openxmlformats.org/officeDocument/2006/relationships" xmlns:m="http://schemas.openxmlformats.org/officeDocument/2006/math" xmlns:v="urn:schemas-microsoft-com:vml" xmlns:wp14="http://schemas.microsoft.com/office/word/2010/wordprocessingDrawing" xmlns:wp="http://schemas.openxmlformats.org/drawingml/2006/wordprocessingDrawing" xmlns:w10="urn:schemas-microsoft-com:office:word" xmlns:w="http://schemas.openxmlformats.org/wordprocessingml/2006/main" xmlns:w14="http://schemas.microsoft.com/office/word/2010/wordml" xmlns:w15="http://schemas.microsoft.com/office/word/2012/wordml" xmlns:w16cex="http://schemas.microsoft.com/office/word/2018/wordml/cex" xmlns:w16cid="http://schemas.microsoft.com/office/word/2016/wordml/cid" xmlns:w16="http://schemas.microsoft.com/office/word/2018/wordml" xmlns:w16sdtdh="http://schemas.microsoft.com/office/word/2020/wordml/sdtdatahash" xmlns:w16se="http://schemas.microsoft.com/office/word/2015/wordml/symex" xmlns:wpg="http://schemas.microsoft.com/office/word/2010/wordprocessingGroup" xmlns:wpi="http://schemas.microsoft.com/office/word/2010/wordprocessingInk" xmlns:wne="http://schemas.microsoft.com/office/word/2006/wordml" xmlns:wps="http://schemas.microsoft.com/office/word/2010/wordprocessingShape" mc:Ignorable="w14 w15 w16se w16cid w16 w16cex w16sdtdh wp14">
   <w:footnote w:type="separator" w:id="-1">
     <w:p>
       <w:r>
@@ -6176,7 +7139,7 @@
 </file>
 
 <file path=word/styles.xml><?xml version="1.0" encoding="utf-8"?>
-<w:styles xmlns:mc="http://schemas.openxmlformats.org/markup-compatibility/2006" xmlns:r="http://schemas.openxmlformats.org/officeDocument/2006/relationships" xmlns:w="http://schemas.openxmlformats.org/wordprocessingml/2006/main" xmlns:w14="http://schemas.microsoft.com/office/word/2010/wordml" xmlns:w15="http://schemas.microsoft.com/office/word/2012/wordml" xmlns:w16se="http://schemas.microsoft.com/office/word/2015/wordml/symex" mc:Ignorable="w14 w15 w16se">
+<w:styles xmlns:mc="http://schemas.openxmlformats.org/markup-compatibility/2006" xmlns:r="http://schemas.openxmlformats.org/officeDocument/2006/relationships" xmlns:w="http://schemas.openxmlformats.org/wordprocessingml/2006/main" xmlns:w14="http://schemas.microsoft.com/office/word/2010/wordml" xmlns:w15="http://schemas.microsoft.com/office/word/2012/wordml" xmlns:w16cex="http://schemas.microsoft.com/office/word/2018/wordml/cex" xmlns:w16cid="http://schemas.microsoft.com/office/word/2016/wordml/cid" xmlns:w16="http://schemas.microsoft.com/office/word/2018/wordml" xmlns:w16sdtdh="http://schemas.microsoft.com/office/word/2020/wordml/sdtdatahash" xmlns:w16se="http://schemas.microsoft.com/office/word/2015/wordml/symex" mc:Ignorable="w14 w15 w16se w16cid w16 w16cex w16sdtdh">
   <w:docDefaults>
     <w:rPrDefault>
       <w:rPr>
@@ -6189,7 +7152,7 @@
     </w:rPrDefault>
     <w:pPrDefault/>
   </w:docDefaults>
-  <w:latentStyles w:defLockedState="0" w:defUIPriority="99" w:defSemiHidden="0" w:defUnhideWhenUsed="0" w:defQFormat="0" w:count="371">
+  <w:latentStyles w:defLockedState="0" w:defUIPriority="99" w:defSemiHidden="0" w:defUnhideWhenUsed="0" w:defQFormat="0" w:count="376">
     <w:lsdException w:name="Normal" w:uiPriority="0" w:qFormat="1"/>
     <w:lsdException w:name="heading 1" w:uiPriority="9" w:qFormat="1"/>
     <w:lsdException w:name="heading 2" w:semiHidden="1" w:uiPriority="9" w:unhideWhenUsed="1" w:qFormat="1"/>
@@ -6295,7 +7258,6 @@
     <w:lsdException w:name="HTML Sample" w:semiHidden="1" w:unhideWhenUsed="1"/>
     <w:lsdException w:name="HTML Typewriter" w:semiHidden="1" w:unhideWhenUsed="1"/>
     <w:lsdException w:name="HTML Variable" w:semiHidden="1" w:unhideWhenUsed="1"/>
-    <w:lsdException w:name="Normal Table" w:semiHidden="1" w:unhideWhenUsed="1"/>
     <w:lsdException w:name="annotation subject" w:semiHidden="1" w:unhideWhenUsed="1"/>
     <w:lsdException w:name="No List" w:semiHidden="1" w:unhideWhenUsed="1"/>
     <w:lsdException w:name="Outline List 1" w:semiHidden="1" w:unhideWhenUsed="1"/>
@@ -6338,11 +7300,8 @@
     <w:lsdException w:name="Table Contemporary" w:semiHidden="1" w:unhideWhenUsed="1"/>
     <w:lsdException w:name="Table Elegant" w:semiHidden="1" w:unhideWhenUsed="1"/>
     <w:lsdException w:name="Table Professional" w:semiHidden="1" w:unhideWhenUsed="1"/>
-    <w:lsdException w:name="Table Subtle 1" w:semiHidden="1" w:unhideWhenUsed="1"/>
     <w:lsdException w:name="Table Subtle 2" w:semiHidden="1" w:unhideWhenUsed="1"/>
     <w:lsdException w:name="Table Web 1" w:semiHidden="1" w:unhideWhenUsed="1"/>
-    <w:lsdException w:name="Table Web 2" w:semiHidden="1" w:unhideWhenUsed="1"/>
-    <w:lsdException w:name="Table Web 3" w:semiHidden="1" w:unhideWhenUsed="1"/>
     <w:lsdException w:name="Balloon Text" w:semiHidden="1" w:unhideWhenUsed="1"/>
     <w:lsdException w:name="Table Grid" w:uiPriority="39"/>
     <w:lsdException w:name="Table Theme" w:semiHidden="1" w:unhideWhenUsed="1"/>
@@ -6561,6 +7520,11 @@
     <w:lsdException w:name="List Table 5 Dark Accent 6" w:uiPriority="50"/>
     <w:lsdException w:name="List Table 6 Colorful Accent 6" w:uiPriority="51"/>
     <w:lsdException w:name="List Table 7 Colorful Accent 6" w:uiPriority="52"/>
+    <w:lsdException w:name="Mention" w:semiHidden="1" w:unhideWhenUsed="1"/>
+    <w:lsdException w:name="Smart Hyperlink" w:semiHidden="1" w:unhideWhenUsed="1"/>
+    <w:lsdException w:name="Hashtag" w:semiHidden="1" w:unhideWhenUsed="1"/>
+    <w:lsdException w:name="Unresolved Mention" w:semiHidden="1" w:unhideWhenUsed="1"/>
+    <w:lsdException w:name="Smart Link" w:semiHidden="1" w:unhideWhenUsed="1"/>
   </w:latentStyles>
   <w:style w:type="paragraph" w:default="1" w:styleId="a">
     <w:name w:val="Normal"/>
